--- a/RL_HW3/RL_HW3_810199489_report.docx
+++ b/RL_HW3/RL_HW3_810199489_report.docx
@@ -40,7 +40,7 @@
                     </pic:cNvPicPr>
                   </pic:nvPicPr>
                   <pic:blipFill rotWithShape="1">
-                    <a:blip r:embed="rId6" cstate="print">
+                    <a:blip r:embed="rId8" cstate="print">
                       <a:extLst>
                         <a:ext uri="{28A0092B-C50C-407E-A947-70E740481C1C}">
                           <a14:useLocalDpi xmlns:a14="http://schemas.microsoft.com/office/drawing/2010/main" val="0"/>
@@ -111,7 +111,7 @@
                     </pic:cNvPicPr>
                   </pic:nvPicPr>
                   <pic:blipFill>
-                    <a:blip r:embed="rId7">
+                    <a:blip r:embed="rId9">
                       <a:extLst>
                         <a:ext uri="{28A0092B-C50C-407E-A947-70E740481C1C}">
                           <a14:useLocalDpi xmlns:a14="http://schemas.microsoft.com/office/drawing/2010/main" val="0"/>
@@ -320,7 +320,7 @@
           <w:r>
             <w:fldChar w:fldCharType="separate"/>
           </w:r>
-          <w:hyperlink w:anchor="_Toc184552433" w:history="1">
+          <w:hyperlink w:anchor="_Toc184599346" w:history="1">
             <w:r>
               <w:rPr>
                 <w:rStyle w:val="Hyperlink"/>
@@ -348,7 +348,7 @@
                 <w:noProof/>
                 <w:webHidden/>
               </w:rPr>
-              <w:instrText xml:space="preserve"> PAGEREF _Toc184552433 \h </w:instrText>
+              <w:instrText xml:space="preserve"> PAGEREF _Toc184599346 \h </w:instrText>
             </w:r>
             <w:r>
               <w:rPr>
@@ -367,6 +367,7 @@
               <w:rPr>
                 <w:noProof/>
                 <w:webHidden/>
+                <w:rtl/>
               </w:rPr>
               <w:t>2</w:t>
             </w:r>
@@ -395,7 +396,7 @@
               <w14:ligatures w14:val="standardContextual"/>
             </w:rPr>
           </w:pPr>
-          <w:hyperlink w:anchor="_Toc184552434" w:history="1">
+          <w:hyperlink w:anchor="_Toc184599347" w:history="1">
             <w:r>
               <w:rPr>
                 <w:rStyle w:val="Hyperlink"/>
@@ -466,7 +467,7 @@
                 <w:noProof/>
                 <w:webHidden/>
               </w:rPr>
-              <w:instrText xml:space="preserve"> PAGEREF _Toc184552434 \h </w:instrText>
+              <w:instrText xml:space="preserve"> PAGEREF _Toc184599347 \h </w:instrText>
             </w:r>
             <w:r>
               <w:rPr>
@@ -485,6 +486,7 @@
               <w:rPr>
                 <w:noProof/>
                 <w:webHidden/>
+                <w:rtl/>
               </w:rPr>
               <w:t>2</w:t>
             </w:r>
@@ -513,7 +515,7 @@
               <w14:ligatures w14:val="standardContextual"/>
             </w:rPr>
           </w:pPr>
-          <w:hyperlink w:anchor="_Toc184552435" w:history="1">
+          <w:hyperlink w:anchor="_Toc184599348" w:history="1">
             <w:r>
               <w:rPr>
                 <w:rStyle w:val="Hyperlink"/>
@@ -627,7 +629,7 @@
                 <w:noProof/>
                 <w:webHidden/>
               </w:rPr>
-              <w:instrText xml:space="preserve"> PAGEREF _Toc184552435 \h </w:instrText>
+              <w:instrText xml:space="preserve"> PAGEREF _Toc184599348 \h </w:instrText>
             </w:r>
             <w:r>
               <w:rPr>
@@ -646,6 +648,7 @@
               <w:rPr>
                 <w:noProof/>
                 <w:webHidden/>
+                <w:rtl/>
               </w:rPr>
               <w:t>2</w:t>
             </w:r>
@@ -674,7 +677,7 @@
               <w14:ligatures w14:val="standardContextual"/>
             </w:rPr>
           </w:pPr>
-          <w:hyperlink w:anchor="_Toc184552436" w:history="1">
+          <w:hyperlink w:anchor="_Toc184599349" w:history="1">
             <w:r>
               <w:rPr>
                 <w:rStyle w:val="Hyperlink"/>
@@ -780,7 +783,7 @@
                 <w:noProof/>
                 <w:webHidden/>
               </w:rPr>
-              <w:instrText xml:space="preserve"> PAGEREF _Toc184552436 \h </w:instrText>
+              <w:instrText xml:space="preserve"> PAGEREF _Toc184599349 \h </w:instrText>
             </w:r>
             <w:r>
               <w:rPr>
@@ -799,6 +802,7 @@
               <w:rPr>
                 <w:noProof/>
                 <w:webHidden/>
+                <w:rtl/>
               </w:rPr>
               <w:t>3</w:t>
             </w:r>
@@ -827,7 +831,7 @@
               <w14:ligatures w14:val="standardContextual"/>
             </w:rPr>
           </w:pPr>
-          <w:hyperlink w:anchor="_Toc184552437" w:history="1">
+          <w:hyperlink w:anchor="_Toc184599350" w:history="1">
             <w:r>
               <w:rPr>
                 <w:rStyle w:val="Hyperlink"/>
@@ -855,7 +859,7 @@
                 <w:noProof/>
                 <w:webHidden/>
               </w:rPr>
-              <w:instrText xml:space="preserve"> PAGEREF _Toc184552437 \h </w:instrText>
+              <w:instrText xml:space="preserve"> PAGEREF _Toc184599350 \h </w:instrText>
             </w:r>
             <w:r>
               <w:rPr>
@@ -874,6 +878,7 @@
               <w:rPr>
                 <w:noProof/>
                 <w:webHidden/>
+                <w:rtl/>
               </w:rPr>
               <w:t>5</w:t>
             </w:r>
@@ -902,7 +907,7 @@
               <w14:ligatures w14:val="standardContextual"/>
             </w:rPr>
           </w:pPr>
-          <w:hyperlink w:anchor="_Toc184552438" w:history="1">
+          <w:hyperlink w:anchor="_Toc184599351" w:history="1">
             <w:r>
               <w:rPr>
                 <w:rStyle w:val="Hyperlink"/>
@@ -988,7 +993,7 @@
                 <w:noProof/>
                 <w:webHidden/>
               </w:rPr>
-              <w:instrText xml:space="preserve"> PAGEREF _Toc184552438 \h </w:instrText>
+              <w:instrText xml:space="preserve"> PAGEREF _Toc184599351 \h </w:instrText>
             </w:r>
             <w:r>
               <w:rPr>
@@ -1007,6 +1012,7 @@
               <w:rPr>
                 <w:noProof/>
                 <w:webHidden/>
+                <w:rtl/>
               </w:rPr>
               <w:t>5</w:t>
             </w:r>
@@ -1035,7 +1041,7 @@
               <w14:ligatures w14:val="standardContextual"/>
             </w:rPr>
           </w:pPr>
-          <w:hyperlink w:anchor="_Toc184552439" w:history="1">
+          <w:hyperlink w:anchor="_Toc184599352" w:history="1">
             <w:r>
               <w:rPr>
                 <w:rStyle w:val="Hyperlink"/>
@@ -1150,7 +1156,7 @@
                 <w:noProof/>
                 <w:webHidden/>
               </w:rPr>
-              <w:instrText xml:space="preserve"> PAGEREF _Toc184552439 \h </w:instrText>
+              <w:instrText xml:space="preserve"> PAGEREF _Toc184599352 \h </w:instrText>
             </w:r>
             <w:r>
               <w:rPr>
@@ -1169,6 +1175,7 @@
               <w:rPr>
                 <w:noProof/>
                 <w:webHidden/>
+                <w:rtl/>
               </w:rPr>
               <w:t>6</w:t>
             </w:r>
@@ -1197,7 +1204,7 @@
               <w14:ligatures w14:val="standardContextual"/>
             </w:rPr>
           </w:pPr>
-          <w:hyperlink w:anchor="_Toc184552440" w:history="1">
+          <w:hyperlink w:anchor="_Toc184599353" w:history="1">
             <w:r>
               <w:rPr>
                 <w:rStyle w:val="Hyperlink"/>
@@ -1251,7 +1258,7 @@
                 <w:noProof/>
                 <w:webHidden/>
               </w:rPr>
-              <w:instrText xml:space="preserve"> PAGEREF _Toc184552440 \h </w:instrText>
+              <w:instrText xml:space="preserve"> PAGEREF _Toc184599353 \h </w:instrText>
             </w:r>
             <w:r>
               <w:rPr>
@@ -1270,6 +1277,7 @@
               <w:rPr>
                 <w:noProof/>
                 <w:webHidden/>
+                <w:rtl/>
               </w:rPr>
               <w:t>6</w:t>
             </w:r>
@@ -1298,7 +1306,7 @@
               <w14:ligatures w14:val="standardContextual"/>
             </w:rPr>
           </w:pPr>
-          <w:hyperlink w:anchor="_Toc184552441" w:history="1">
+          <w:hyperlink w:anchor="_Toc184599354" w:history="1">
             <w:r>
               <w:rPr>
                 <w:rStyle w:val="Hyperlink"/>
@@ -1326,7 +1334,7 @@
                 <w:noProof/>
                 <w:webHidden/>
               </w:rPr>
-              <w:instrText xml:space="preserve"> PAGEREF _Toc184552441 \h </w:instrText>
+              <w:instrText xml:space="preserve"> PAGEREF _Toc184599354 \h </w:instrText>
             </w:r>
             <w:r>
               <w:rPr>
@@ -1345,6 +1353,7 @@
               <w:rPr>
                 <w:noProof/>
                 <w:webHidden/>
+                <w:rtl/>
               </w:rPr>
               <w:t>7</w:t>
             </w:r>
@@ -1373,7 +1382,7 @@
               <w14:ligatures w14:val="standardContextual"/>
             </w:rPr>
           </w:pPr>
-          <w:hyperlink w:anchor="_Toc184552442" w:history="1">
+          <w:hyperlink w:anchor="_Toc184599355" w:history="1">
             <w:r>
               <w:rPr>
                 <w:rStyle w:val="Hyperlink"/>
@@ -1552,7 +1561,7 @@
                 <w:noProof/>
                 <w:webHidden/>
               </w:rPr>
-              <w:instrText xml:space="preserve"> PAGEREF _Toc184552442 \h </w:instrText>
+              <w:instrText xml:space="preserve"> PAGEREF _Toc184599355 \h </w:instrText>
             </w:r>
             <w:r>
               <w:rPr>
@@ -1571,6 +1580,7 @@
               <w:rPr>
                 <w:noProof/>
                 <w:webHidden/>
+                <w:rtl/>
               </w:rPr>
               <w:t>7</w:t>
             </w:r>
@@ -1599,7 +1609,7 @@
               <w14:ligatures w14:val="standardContextual"/>
             </w:rPr>
           </w:pPr>
-          <w:hyperlink w:anchor="_Toc184552443" w:history="1">
+          <w:hyperlink w:anchor="_Toc184599356" w:history="1">
             <w:r>
               <w:rPr>
                 <w:rStyle w:val="Hyperlink"/>
@@ -1722,7 +1732,7 @@
                 <w:noProof/>
                 <w:webHidden/>
               </w:rPr>
-              <w:instrText xml:space="preserve"> PAGEREF _Toc184552443 \h </w:instrText>
+              <w:instrText xml:space="preserve"> PAGEREF _Toc184599356 \h </w:instrText>
             </w:r>
             <w:r>
               <w:rPr>
@@ -1741,6 +1751,7 @@
               <w:rPr>
                 <w:noProof/>
                 <w:webHidden/>
+                <w:rtl/>
               </w:rPr>
               <w:t>7</w:t>
             </w:r>
@@ -1769,7 +1780,7 @@
               <w14:ligatures w14:val="standardContextual"/>
             </w:rPr>
           </w:pPr>
-          <w:hyperlink w:anchor="_Toc184552444" w:history="1">
+          <w:hyperlink w:anchor="_Toc184599357" w:history="1">
             <w:r>
               <w:rPr>
                 <w:rStyle w:val="Hyperlink"/>
@@ -1797,7 +1808,7 @@
                 <w:noProof/>
                 <w:webHidden/>
               </w:rPr>
-              <w:instrText xml:space="preserve"> PAGEREF _Toc184552444 \h </w:instrText>
+              <w:instrText xml:space="preserve"> PAGEREF _Toc184599357 \h </w:instrText>
             </w:r>
             <w:r>
               <w:rPr>
@@ -1816,8 +1827,356 @@
               <w:rPr>
                 <w:noProof/>
                 <w:webHidden/>
+                <w:rtl/>
               </w:rPr>
               <w:t>9</w:t>
+            </w:r>
+            <w:r>
+              <w:rPr>
+                <w:noProof/>
+                <w:webHidden/>
+              </w:rPr>
+              <w:fldChar w:fldCharType="end"/>
+            </w:r>
+          </w:hyperlink>
+        </w:p>
+        <w:p>
+          <w:pPr>
+            <w:pStyle w:val="TOC2"/>
+            <w:tabs>
+              <w:tab w:val="right" w:leader="dot" w:pos="10790"/>
+            </w:tabs>
+            <w:rPr>
+              <w:rFonts w:asciiTheme="minorHAnsi" w:eastAsiaTheme="minorEastAsia" w:hAnsiTheme="minorHAnsi" w:cstheme="minorBidi"/>
+              <w:noProof/>
+              <w:kern w:val="2"/>
+              <w:sz w:val="22"/>
+              <w:szCs w:val="22"/>
+              <w:lang w:bidi="ar-SA"/>
+              <w14:ligatures w14:val="standardContextual"/>
+            </w:rPr>
+          </w:pPr>
+          <w:hyperlink w:anchor="_Toc184599358" w:history="1">
+            <w:r>
+              <w:rPr>
+                <w:rStyle w:val="Hyperlink"/>
+                <w:noProof/>
+                <w:rtl/>
+              </w:rPr>
+              <w:t>بررس</w:t>
+            </w:r>
+            <w:r>
+              <w:rPr>
+                <w:rStyle w:val="Hyperlink"/>
+                <w:rFonts w:hint="cs"/>
+                <w:noProof/>
+                <w:rtl/>
+              </w:rPr>
+              <w:t>ی</w:t>
+            </w:r>
+            <w:r>
+              <w:rPr>
+                <w:rStyle w:val="Hyperlink"/>
+                <w:noProof/>
+                <w:rtl/>
+              </w:rPr>
+              <w:t xml:space="preserve"> مح</w:t>
+            </w:r>
+            <w:r>
+              <w:rPr>
+                <w:rStyle w:val="Hyperlink"/>
+                <w:rFonts w:hint="cs"/>
+                <w:noProof/>
+                <w:rtl/>
+              </w:rPr>
+              <w:t>ی</w:t>
+            </w:r>
+            <w:r>
+              <w:rPr>
+                <w:rStyle w:val="Hyperlink"/>
+                <w:rFonts w:hint="eastAsia"/>
+                <w:noProof/>
+                <w:rtl/>
+              </w:rPr>
+              <w:t>ط</w:t>
+            </w:r>
+            <w:r>
+              <w:rPr>
+                <w:rStyle w:val="Hyperlink"/>
+                <w:noProof/>
+                <w:rtl/>
+              </w:rPr>
+              <w:t>:</w:t>
+            </w:r>
+            <w:r>
+              <w:rPr>
+                <w:noProof/>
+                <w:webHidden/>
+              </w:rPr>
+              <w:tab/>
+            </w:r>
+            <w:r>
+              <w:rPr>
+                <w:noProof/>
+                <w:webHidden/>
+              </w:rPr>
+              <w:fldChar w:fldCharType="begin"/>
+            </w:r>
+            <w:r>
+              <w:rPr>
+                <w:noProof/>
+                <w:webHidden/>
+              </w:rPr>
+              <w:instrText xml:space="preserve"> PAGEREF _Toc184599358 \h </w:instrText>
+            </w:r>
+            <w:r>
+              <w:rPr>
+                <w:noProof/>
+                <w:webHidden/>
+              </w:rPr>
+            </w:r>
+            <w:r>
+              <w:rPr>
+                <w:noProof/>
+                <w:webHidden/>
+              </w:rPr>
+              <w:fldChar w:fldCharType="separate"/>
+            </w:r>
+            <w:r>
+              <w:rPr>
+                <w:noProof/>
+                <w:webHidden/>
+                <w:rtl/>
+              </w:rPr>
+              <w:t>9</w:t>
+            </w:r>
+            <w:r>
+              <w:rPr>
+                <w:noProof/>
+                <w:webHidden/>
+              </w:rPr>
+              <w:fldChar w:fldCharType="end"/>
+            </w:r>
+          </w:hyperlink>
+        </w:p>
+        <w:p>
+          <w:pPr>
+            <w:pStyle w:val="TOC2"/>
+            <w:tabs>
+              <w:tab w:val="right" w:leader="dot" w:pos="10790"/>
+            </w:tabs>
+            <w:rPr>
+              <w:rFonts w:asciiTheme="minorHAnsi" w:eastAsiaTheme="minorEastAsia" w:hAnsiTheme="minorHAnsi" w:cstheme="minorBidi"/>
+              <w:noProof/>
+              <w:kern w:val="2"/>
+              <w:sz w:val="22"/>
+              <w:szCs w:val="22"/>
+              <w:lang w:bidi="ar-SA"/>
+              <w14:ligatures w14:val="standardContextual"/>
+            </w:rPr>
+          </w:pPr>
+          <w:hyperlink w:anchor="_Toc184599359" w:history="1">
+            <w:r>
+              <w:rPr>
+                <w:rStyle w:val="Hyperlink"/>
+                <w:noProof/>
+                <w:rtl/>
+              </w:rPr>
+              <w:t>الف)</w:t>
+            </w:r>
+            <w:r>
+              <w:rPr>
+                <w:noProof/>
+                <w:webHidden/>
+              </w:rPr>
+              <w:tab/>
+            </w:r>
+            <w:r>
+              <w:rPr>
+                <w:noProof/>
+                <w:webHidden/>
+              </w:rPr>
+              <w:fldChar w:fldCharType="begin"/>
+            </w:r>
+            <w:r>
+              <w:rPr>
+                <w:noProof/>
+                <w:webHidden/>
+              </w:rPr>
+              <w:instrText xml:space="preserve"> PAGEREF _Toc184599359 \h </w:instrText>
+            </w:r>
+            <w:r>
+              <w:rPr>
+                <w:noProof/>
+                <w:webHidden/>
+              </w:rPr>
+            </w:r>
+            <w:r>
+              <w:rPr>
+                <w:noProof/>
+                <w:webHidden/>
+              </w:rPr>
+              <w:fldChar w:fldCharType="separate"/>
+            </w:r>
+            <w:r>
+              <w:rPr>
+                <w:noProof/>
+                <w:webHidden/>
+                <w:rtl/>
+              </w:rPr>
+              <w:t>10</w:t>
+            </w:r>
+            <w:r>
+              <w:rPr>
+                <w:noProof/>
+                <w:webHidden/>
+              </w:rPr>
+              <w:fldChar w:fldCharType="end"/>
+            </w:r>
+          </w:hyperlink>
+        </w:p>
+        <w:p>
+          <w:pPr>
+            <w:pStyle w:val="TOC2"/>
+            <w:tabs>
+              <w:tab w:val="right" w:leader="dot" w:pos="10790"/>
+            </w:tabs>
+            <w:rPr>
+              <w:rFonts w:asciiTheme="minorHAnsi" w:eastAsiaTheme="minorEastAsia" w:hAnsiTheme="minorHAnsi" w:cstheme="minorBidi"/>
+              <w:noProof/>
+              <w:kern w:val="2"/>
+              <w:sz w:val="22"/>
+              <w:szCs w:val="22"/>
+              <w:lang w:bidi="ar-SA"/>
+              <w14:ligatures w14:val="standardContextual"/>
+            </w:rPr>
+          </w:pPr>
+          <w:hyperlink w:anchor="_Toc184599360" w:history="1">
+            <w:r>
+              <w:rPr>
+                <w:rStyle w:val="Hyperlink"/>
+                <w:noProof/>
+                <w:rtl/>
+              </w:rPr>
+              <w:t>ب)</w:t>
+            </w:r>
+            <w:r>
+              <w:rPr>
+                <w:noProof/>
+                <w:webHidden/>
+              </w:rPr>
+              <w:tab/>
+            </w:r>
+            <w:r>
+              <w:rPr>
+                <w:noProof/>
+                <w:webHidden/>
+              </w:rPr>
+              <w:fldChar w:fldCharType="begin"/>
+            </w:r>
+            <w:r>
+              <w:rPr>
+                <w:noProof/>
+                <w:webHidden/>
+              </w:rPr>
+              <w:instrText xml:space="preserve"> PAGEREF _Toc184599360 \h </w:instrText>
+            </w:r>
+            <w:r>
+              <w:rPr>
+                <w:noProof/>
+                <w:webHidden/>
+              </w:rPr>
+            </w:r>
+            <w:r>
+              <w:rPr>
+                <w:noProof/>
+                <w:webHidden/>
+              </w:rPr>
+              <w:fldChar w:fldCharType="separate"/>
+            </w:r>
+            <w:r>
+              <w:rPr>
+                <w:noProof/>
+                <w:webHidden/>
+                <w:rtl/>
+              </w:rPr>
+              <w:t>11</w:t>
+            </w:r>
+            <w:r>
+              <w:rPr>
+                <w:noProof/>
+                <w:webHidden/>
+              </w:rPr>
+              <w:fldChar w:fldCharType="end"/>
+            </w:r>
+          </w:hyperlink>
+        </w:p>
+        <w:p>
+          <w:pPr>
+            <w:pStyle w:val="TOC2"/>
+            <w:tabs>
+              <w:tab w:val="right" w:leader="dot" w:pos="10790"/>
+            </w:tabs>
+            <w:rPr>
+              <w:rFonts w:asciiTheme="minorHAnsi" w:eastAsiaTheme="minorEastAsia" w:hAnsiTheme="minorHAnsi" w:cstheme="minorBidi"/>
+              <w:noProof/>
+              <w:kern w:val="2"/>
+              <w:sz w:val="22"/>
+              <w:szCs w:val="22"/>
+              <w:lang w:bidi="ar-SA"/>
+              <w14:ligatures w14:val="standardContextual"/>
+            </w:rPr>
+          </w:pPr>
+          <w:hyperlink w:anchor="_Toc184599361" w:history="1">
+            <w:r>
+              <w:rPr>
+                <w:rStyle w:val="Hyperlink"/>
+                <w:noProof/>
+                <w:rtl/>
+              </w:rPr>
+              <w:t>ج)</w:t>
+            </w:r>
+            <w:r>
+              <w:rPr>
+                <w:noProof/>
+                <w:webHidden/>
+              </w:rPr>
+              <w:tab/>
+            </w:r>
+            <w:r>
+              <w:rPr>
+                <w:noProof/>
+                <w:webHidden/>
+              </w:rPr>
+              <w:fldChar w:fldCharType="begin"/>
+            </w:r>
+            <w:r>
+              <w:rPr>
+                <w:noProof/>
+                <w:webHidden/>
+              </w:rPr>
+              <w:instrText xml:space="preserve"> PAGEREF _Toc184599361 \h </w:instrText>
+            </w:r>
+            <w:r>
+              <w:rPr>
+                <w:noProof/>
+                <w:webHidden/>
+              </w:rPr>
+            </w:r>
+            <w:r>
+              <w:rPr>
+                <w:noProof/>
+                <w:webHidden/>
+              </w:rPr>
+              <w:fldChar w:fldCharType="separate"/>
+            </w:r>
+            <w:r>
+              <w:rPr>
+                <w:noProof/>
+                <w:webHidden/>
+                <w:rtl/>
+              </w:rPr>
+              <w:t>12</w:t>
             </w:r>
             <w:r>
               <w:rPr>
@@ -1844,7 +2203,7 @@
               <w14:ligatures w14:val="standardContextual"/>
             </w:rPr>
           </w:pPr>
-          <w:hyperlink w:anchor="_Toc184552445" w:history="1">
+          <w:hyperlink w:anchor="_Toc184599362" w:history="1">
             <w:r>
               <w:rPr>
                 <w:rStyle w:val="Hyperlink"/>
@@ -1872,7 +2231,7 @@
                 <w:noProof/>
                 <w:webHidden/>
               </w:rPr>
-              <w:instrText xml:space="preserve"> PAGEREF _Toc184552445 \h </w:instrText>
+              <w:instrText xml:space="preserve"> PAGEREF _Toc184599362 \h </w:instrText>
             </w:r>
             <w:r>
               <w:rPr>
@@ -1891,8 +2250,9 @@
               <w:rPr>
                 <w:noProof/>
                 <w:webHidden/>
-              </w:rPr>
-              <w:t>10</w:t>
+                <w:rtl/>
+              </w:rPr>
+              <w:t>13</w:t>
             </w:r>
             <w:r>
               <w:rPr>
@@ -1919,7 +2279,7 @@
               <w14:ligatures w14:val="standardContextual"/>
             </w:rPr>
           </w:pPr>
-          <w:hyperlink w:anchor="_Toc184552446" w:history="1">
+          <w:hyperlink w:anchor="_Toc184599363" w:history="1">
             <w:r>
               <w:rPr>
                 <w:rStyle w:val="Hyperlink"/>
@@ -1947,7 +2307,7 @@
                 <w:noProof/>
                 <w:webHidden/>
               </w:rPr>
-              <w:instrText xml:space="preserve"> PAGEREF _Toc184552446 \h </w:instrText>
+              <w:instrText xml:space="preserve"> PAGEREF _Toc184599363 \h </w:instrText>
             </w:r>
             <w:r>
               <w:rPr>
@@ -1966,8 +2326,9 @@
               <w:rPr>
                 <w:noProof/>
                 <w:webHidden/>
-              </w:rPr>
-              <w:t>10</w:t>
+                <w:rtl/>
+              </w:rPr>
+              <w:t>13</w:t>
             </w:r>
             <w:r>
               <w:rPr>
@@ -1994,7 +2355,7 @@
               <w14:ligatures w14:val="standardContextual"/>
             </w:rPr>
           </w:pPr>
-          <w:hyperlink w:anchor="_Toc184552447" w:history="1">
+          <w:hyperlink w:anchor="_Toc184599364" w:history="1">
             <w:r>
               <w:rPr>
                 <w:rStyle w:val="Hyperlink"/>
@@ -2022,7 +2383,7 @@
                 <w:noProof/>
                 <w:webHidden/>
               </w:rPr>
-              <w:instrText xml:space="preserve"> PAGEREF _Toc184552447 \h </w:instrText>
+              <w:instrText xml:space="preserve"> PAGEREF _Toc184599364 \h </w:instrText>
             </w:r>
             <w:r>
               <w:rPr>
@@ -2041,8 +2402,9 @@
               <w:rPr>
                 <w:noProof/>
                 <w:webHidden/>
-              </w:rPr>
-              <w:t>10</w:t>
+                <w:rtl/>
+              </w:rPr>
+              <w:t>13</w:t>
             </w:r>
             <w:r>
               <w:rPr>
@@ -2069,7 +2431,7 @@
               <w14:ligatures w14:val="standardContextual"/>
             </w:rPr>
           </w:pPr>
-          <w:hyperlink w:anchor="_Toc184552448" w:history="1">
+          <w:hyperlink w:anchor="_Toc184599365" w:history="1">
             <w:r>
               <w:rPr>
                 <w:rStyle w:val="Hyperlink"/>
@@ -2097,7 +2459,7 @@
                 <w:noProof/>
                 <w:webHidden/>
               </w:rPr>
-              <w:instrText xml:space="preserve"> PAGEREF _Toc184552448 \h </w:instrText>
+              <w:instrText xml:space="preserve"> PAGEREF _Toc184599365 \h </w:instrText>
             </w:r>
             <w:r>
               <w:rPr>
@@ -2116,8 +2478,9 @@
               <w:rPr>
                 <w:noProof/>
                 <w:webHidden/>
-              </w:rPr>
-              <w:t>10</w:t>
+                <w:rtl/>
+              </w:rPr>
+              <w:t>13</w:t>
             </w:r>
             <w:r>
               <w:rPr>
@@ -2144,7 +2507,7 @@
               <w14:ligatures w14:val="standardContextual"/>
             </w:rPr>
           </w:pPr>
-          <w:hyperlink w:anchor="_Toc184552449" w:history="1">
+          <w:hyperlink w:anchor="_Toc184599366" w:history="1">
             <w:r>
               <w:rPr>
                 <w:rStyle w:val="Hyperlink"/>
@@ -2172,7 +2535,7 @@
                 <w:noProof/>
                 <w:webHidden/>
               </w:rPr>
-              <w:instrText xml:space="preserve"> PAGEREF _Toc184552449 \h </w:instrText>
+              <w:instrText xml:space="preserve"> PAGEREF _Toc184599366 \h </w:instrText>
             </w:r>
             <w:r>
               <w:rPr>
@@ -2191,8 +2554,9 @@
               <w:rPr>
                 <w:noProof/>
                 <w:webHidden/>
-              </w:rPr>
-              <w:t>10</w:t>
+                <w:rtl/>
+              </w:rPr>
+              <w:t>13</w:t>
             </w:r>
             <w:r>
               <w:rPr>
@@ -2240,7 +2604,7 @@
         </w:rPr>
         <w:br w:type="column"/>
       </w:r>
-      <w:bookmarkStart w:id="1" w:name="_Toc184552433"/>
+      <w:bookmarkStart w:id="1" w:name="_Toc184599346"/>
       <w:r>
         <w:rPr>
           <w:rtl/>
@@ -2267,7 +2631,7 @@
       <w:pPr>
         <w:pStyle w:val="Heading2"/>
       </w:pPr>
-      <w:bookmarkStart w:id="2" w:name="_Toc184552434"/>
+      <w:bookmarkStart w:id="2" w:name="_Toc184599347"/>
       <w:r>
         <w:rPr>
           <w:rFonts w:hint="cs"/>
@@ -3903,7 +4267,7 @@
           <w:rtl/>
         </w:rPr>
       </w:pPr>
-      <w:bookmarkStart w:id="3" w:name="_Toc184552435"/>
+      <w:bookmarkStart w:id="3" w:name="_Toc184599348"/>
       <w:r>
         <w:rPr>
           <w:rFonts w:hint="cs"/>
@@ -4021,7 +4385,7 @@
                     <pic:cNvPicPr/>
                   </pic:nvPicPr>
                   <pic:blipFill rotWithShape="1">
-                    <a:blip r:embed="rId8"/>
+                    <a:blip r:embed="rId10"/>
                     <a:srcRect t="1550" r="4509" b="43514"/>
                     <a:stretch/>
                   </pic:blipFill>
@@ -4102,7 +4466,7 @@
                     <pic:cNvPicPr/>
                   </pic:nvPicPr>
                   <pic:blipFill rotWithShape="1">
-                    <a:blip r:embed="rId8"/>
+                    <a:blip r:embed="rId10"/>
                     <a:srcRect t="65315"/>
                     <a:stretch/>
                   </pic:blipFill>
@@ -4170,39 +4534,21 @@
           <w:bCs/>
           <w:rtl/>
         </w:rPr>
+        <w:t xml:space="preserve"> و </w:t>
+      </w:r>
+      <w:r>
+        <w:rPr>
+          <w:b/>
+          <w:bCs/>
+        </w:rPr>
         <w:t xml:space="preserve"> </w:t>
       </w:r>
-      <w:proofErr w:type="gramStart"/>
-      <w:r>
-        <w:rPr>
-          <w:rFonts w:hint="cs"/>
+      <w:r>
+        <w:rPr>
           <w:b/>
           <w:bCs/>
-          <w:rtl/>
-        </w:rPr>
-        <w:t xml:space="preserve">و </w:t>
-      </w:r>
-      <w:r>
-        <w:rPr>
-          <w:b/>
-          <w:bCs/>
-        </w:rPr>
-        <w:t xml:space="preserve"> </w:t>
-      </w:r>
-      <w:r>
-        <w:rPr>
-          <w:b/>
-          <w:bCs/>
-        </w:rPr>
-        <w:t>Hierarchical</w:t>
-      </w:r>
-      <w:proofErr w:type="gramEnd"/>
-      <w:r>
-        <w:rPr>
-          <w:b/>
-          <w:bCs/>
-        </w:rPr>
-        <w:t xml:space="preserve"> Reinforcement Learning</w:t>
+        </w:rPr>
+        <w:t>Hierarchical Reinforcement Learning</w:t>
       </w:r>
     </w:p>
     <w:p>
@@ -5803,7 +6149,7 @@
       <w:pPr>
         <w:pStyle w:val="Heading2"/>
       </w:pPr>
-      <w:bookmarkStart w:id="4" w:name="_Toc184552436"/>
+      <w:bookmarkStart w:id="4" w:name="_Toc184599349"/>
       <w:r>
         <w:rPr>
           <w:rFonts w:hint="cs"/>
@@ -6943,7 +7289,7 @@
         </w:rPr>
         <w:br w:type="column"/>
       </w:r>
-      <w:bookmarkStart w:id="5" w:name="_Toc184552437"/>
+      <w:bookmarkStart w:id="5" w:name="_Toc184599350"/>
       <w:r>
         <w:rPr>
           <w:rFonts w:hint="cs"/>
@@ -6968,7 +7314,7 @@
           <w:rtl/>
         </w:rPr>
       </w:pPr>
-      <w:bookmarkStart w:id="6" w:name="_Toc184552438"/>
+      <w:bookmarkStart w:id="6" w:name="_Toc184599351"/>
       <w:r>
         <w:rPr>
           <w:rFonts w:hint="cs"/>
@@ -7023,7 +7369,7 @@
                     <pic:cNvPicPr/>
                   </pic:nvPicPr>
                   <pic:blipFill>
-                    <a:blip r:embed="rId9"/>
+                    <a:blip r:embed="rId11"/>
                     <a:stretch>
                       <a:fillRect/>
                     </a:stretch>
@@ -7051,7 +7397,7 @@
           <w:rtl/>
         </w:rPr>
       </w:pPr>
-      <w:bookmarkStart w:id="7" w:name="_Toc184552439"/>
+      <w:bookmarkStart w:id="7" w:name="_Toc184599352"/>
       <w:r>
         <w:rPr>
           <w:rFonts w:hint="cs"/>
@@ -7090,7 +7436,7 @@
                     <pic:cNvPicPr/>
                   </pic:nvPicPr>
                   <pic:blipFill>
-                    <a:blip r:embed="rId10"/>
+                    <a:blip r:embed="rId12"/>
                     <a:stretch>
                       <a:fillRect/>
                     </a:stretch>
@@ -7118,7 +7464,7 @@
           <w:rtl/>
         </w:rPr>
       </w:pPr>
-      <w:bookmarkStart w:id="8" w:name="_Toc184552440"/>
+      <w:bookmarkStart w:id="8" w:name="_Toc184599353"/>
       <w:r>
         <w:rPr>
           <w:rFonts w:hint="cs"/>
@@ -7156,7 +7502,7 @@
                     <pic:cNvPicPr/>
                   </pic:nvPicPr>
                   <pic:blipFill rotWithShape="1">
-                    <a:blip r:embed="rId11"/>
+                    <a:blip r:embed="rId13"/>
                     <a:srcRect l="2740" t="10225" r="5698" b="2675"/>
                     <a:stretch/>
                   </pic:blipFill>
@@ -7197,7 +7543,7 @@
         </w:rPr>
         <w:br w:type="column"/>
       </w:r>
-      <w:bookmarkStart w:id="9" w:name="_Toc184552441"/>
+      <w:bookmarkStart w:id="9" w:name="_Toc184599354"/>
       <w:r>
         <w:rPr>
           <w:rFonts w:hint="cs"/>
@@ -7215,7 +7561,7 @@
           <w:rtl/>
         </w:rPr>
       </w:pPr>
-      <w:bookmarkStart w:id="10" w:name="_Toc184552442"/>
+      <w:bookmarkStart w:id="10" w:name="_Toc184599355"/>
       <w:r>
         <w:rPr>
           <w:rFonts w:hint="cs"/>
@@ -10813,7 +11159,7 @@
           <w:rtl/>
         </w:rPr>
       </w:pPr>
-      <w:bookmarkStart w:id="13" w:name="_Toc184552443"/>
+      <w:bookmarkStart w:id="13" w:name="_Toc184599356"/>
       <w:r>
         <w:rPr>
           <w:rFonts w:hint="cs"/>
@@ -14106,7 +14452,7 @@
         </w:rPr>
         <w:br w:type="column"/>
       </w:r>
-      <w:bookmarkStart w:id="14" w:name="_Toc184552444"/>
+      <w:bookmarkStart w:id="14" w:name="_Toc184599357"/>
       <w:r>
         <w:rPr>
           <w:rFonts w:hint="cs"/>
@@ -14124,6 +14470,7 @@
           <w:rtl/>
         </w:rPr>
       </w:pPr>
+      <w:bookmarkStart w:id="15" w:name="_Toc184599358"/>
       <w:r>
         <w:rPr>
           <w:rFonts w:hint="cs"/>
@@ -14131,6 +14478,7 @@
         </w:rPr>
         <w:t>بررسی محیط:</w:t>
       </w:r>
+      <w:bookmarkEnd w:id="15"/>
     </w:p>
     <w:p>
       <w:pPr>
@@ -14179,7 +14527,7 @@
                     <pic:cNvPicPr/>
                   </pic:nvPicPr>
                   <pic:blipFill>
-                    <a:blip r:embed="rId12"/>
+                    <a:blip r:embed="rId14"/>
                     <a:stretch>
                       <a:fillRect/>
                     </a:stretch>
@@ -14202,7 +14550,6 @@
     </w:p>
     <w:p>
       <w:pPr>
-        <w:pStyle w:val="Heading1"/>
         <w:jc w:val="center"/>
         <w:rPr>
           <w:rtl/>
@@ -14210,7 +14557,6 @@
       </w:pPr>
       <w:r>
         <w:rPr>
-          <w:rFonts w:cs="Calibri Light"/>
           <w:rtl/>
         </w:rPr>
         <w:drawing>
@@ -14229,7 +14575,7 @@
                     <pic:cNvPicPr/>
                   </pic:nvPicPr>
                   <pic:blipFill rotWithShape="1">
-                    <a:blip r:embed="rId13"/>
+                    <a:blip r:embed="rId15"/>
                     <a:srcRect b="37759"/>
                     <a:stretch/>
                   </pic:blipFill>
@@ -14285,7 +14631,7 @@
                     <pic:cNvPicPr/>
                   </pic:nvPicPr>
                   <pic:blipFill>
-                    <a:blip r:embed="rId14"/>
+                    <a:blip r:embed="rId16"/>
                     <a:stretch>
                       <a:fillRect/>
                     </a:stretch>
@@ -14352,7 +14698,7 @@
                     <pic:cNvPicPr/>
                   </pic:nvPicPr>
                   <pic:blipFill>
-                    <a:blip r:embed="rId15"/>
+                    <a:blip r:embed="rId17"/>
                     <a:stretch>
                       <a:fillRect/>
                     </a:stretch>
@@ -14384,10 +14730,8 @@
     <w:p>
       <w:pPr>
         <w:pStyle w:val="Heading2"/>
-        <w:rPr>
-          <w:rtl/>
-        </w:rPr>
-      </w:pPr>
+      </w:pPr>
+      <w:bookmarkStart w:id="16" w:name="_Toc184599359"/>
       <w:r>
         <w:rPr>
           <w:rFonts w:hint="cs"/>
@@ -14395,100 +14739,4160 @@
         </w:rPr>
         <w:lastRenderedPageBreak/>
         <w:t>الف)</w:t>
-      </w:r>
-    </w:p>
-    <w:p>
-      <w:pPr>
-        <w:rPr>
-          <w:rtl/>
-        </w:rPr>
-      </w:pPr>
-    </w:p>
-    <w:p>
-      <w:pPr>
-        <w:pStyle w:val="Heading2"/>
-        <w:rPr>
-          <w:rtl/>
-        </w:rPr>
-      </w:pPr>
-      <w:r>
-        <w:rPr>
-          <w:rFonts w:hint="cs"/>
-          <w:rtl/>
-        </w:rPr>
-        <w:t>ب)</w:t>
-      </w:r>
-    </w:p>
-    <w:p>
-      <w:pPr>
-        <w:rPr>
-          <w:rtl/>
-        </w:rPr>
-      </w:pPr>
-    </w:p>
-    <w:p>
-      <w:pPr>
-        <w:pStyle w:val="Heading2"/>
-        <w:rPr>
-          <w:rtl/>
-        </w:rPr>
-      </w:pPr>
-      <w:r>
-        <w:rPr>
-          <w:rFonts w:hint="cs"/>
-          <w:rtl/>
-        </w:rPr>
-        <w:t>ج)</w:t>
-      </w:r>
-    </w:p>
-    <w:p>
-      <w:pPr>
-        <w:rPr>
-          <w:rtl/>
-        </w:rPr>
-      </w:pPr>
-    </w:p>
-    <w:p>
-      <w:pPr>
-        <w:pStyle w:val="Heading1"/>
-        <w:jc w:val="center"/>
-      </w:pPr>
-      <w:r>
-        <w:rPr>
-          <w:rtl/>
-        </w:rPr>
-        <w:br w:type="column"/>
-      </w:r>
-      <w:bookmarkStart w:id="15" w:name="_Toc184552445"/>
-      <w:r>
-        <w:rPr>
-          <w:rFonts w:hint="cs"/>
-          <w:rtl/>
-        </w:rPr>
-        <w:lastRenderedPageBreak/>
-        <w:t>منابع:</w:t>
-      </w:r>
-      <w:bookmarkEnd w:id="15"/>
-    </w:p>
-    <w:p>
-      <w:pPr>
-        <w:pStyle w:val="Heading2"/>
-        <w:rPr>
-          <w:rtl/>
-        </w:rPr>
-      </w:pPr>
-      <w:bookmarkStart w:id="16" w:name="_Toc184552446"/>
-      <w:r>
-        <w:rPr>
-          <w:rFonts w:hint="cs"/>
-          <w:rtl/>
-        </w:rPr>
-        <w:t>سوال اول:</w:t>
       </w:r>
       <w:bookmarkEnd w:id="16"/>
     </w:p>
     <w:p>
-      <w:hyperlink r:id="rId16" w:history="1">
+      <w:pPr>
+        <w:pStyle w:val="Heading2"/>
+        <w:rPr>
+          <w:rtl/>
+        </w:rPr>
+      </w:pPr>
+      <w:r>
+        <w:rPr>
+          <w:noProof/>
+        </w:rPr>
+        <w:t xml:space="preserve"> </w:t>
+      </w:r>
+      <w:r>
+        <w:rPr>
+          <w:rFonts w:cs="Calibri Light"/>
+          <w:rtl/>
+        </w:rPr>
+        <w:t xml:space="preserve"> </w:t>
+      </w:r>
+    </w:p>
+    <w:p>
+      <w:pPr>
+        <w:rPr>
+          <w:rFonts w:hint="cs"/>
+        </w:rPr>
+      </w:pPr>
+      <w:r>
+        <w:rPr>
+          <w:rFonts w:cs="Calibri Light"/>
+          <w:rtl/>
+        </w:rPr>
+        <w:drawing>
+          <wp:inline distT="0" distB="0" distL="0" distR="0" wp14:anchorId="176430ED" wp14:editId="399C2EF7">
+            <wp:extent cx="6858000" cy="2940050"/>
+            <wp:effectExtent l="0" t="0" r="0" b="0"/>
+            <wp:docPr id="1644315307" name="Picture 1"/>
+            <wp:cNvGraphicFramePr>
+              <a:graphicFrameLocks xmlns:a="http://schemas.openxmlformats.org/drawingml/2006/main" noChangeAspect="1"/>
+            </wp:cNvGraphicFramePr>
+            <a:graphic xmlns:a="http://schemas.openxmlformats.org/drawingml/2006/main">
+              <a:graphicData uri="http://schemas.openxmlformats.org/drawingml/2006/picture">
+                <pic:pic xmlns:pic="http://schemas.openxmlformats.org/drawingml/2006/picture">
+                  <pic:nvPicPr>
+                    <pic:cNvPr id="1644315307" name=""/>
+                    <pic:cNvPicPr/>
+                  </pic:nvPicPr>
+                  <pic:blipFill>
+                    <a:blip r:embed="rId18"/>
+                    <a:stretch>
+                      <a:fillRect/>
+                    </a:stretch>
+                  </pic:blipFill>
+                  <pic:spPr>
+                    <a:xfrm>
+                      <a:off x="0" y="0"/>
+                      <a:ext cx="6858000" cy="2940050"/>
+                    </a:xfrm>
+                    <a:prstGeom prst="rect">
+                      <a:avLst/>
+                    </a:prstGeom>
+                  </pic:spPr>
+                </pic:pic>
+              </a:graphicData>
+            </a:graphic>
+          </wp:inline>
+        </w:drawing>
+      </w:r>
+    </w:p>
+    <w:p>
+      <w:r>
+        <w:rPr>
+          <w:rFonts w:cs="Calibri Light"/>
+          <w:rtl/>
+        </w:rPr>
+        <w:drawing>
+          <wp:inline distT="0" distB="0" distL="0" distR="0" wp14:anchorId="6538E938" wp14:editId="02175920">
+            <wp:extent cx="6858000" cy="2940050"/>
+            <wp:effectExtent l="0" t="0" r="0" b="0"/>
+            <wp:docPr id="878417950" name="Picture 1"/>
+            <wp:cNvGraphicFramePr>
+              <a:graphicFrameLocks xmlns:a="http://schemas.openxmlformats.org/drawingml/2006/main" noChangeAspect="1"/>
+            </wp:cNvGraphicFramePr>
+            <a:graphic xmlns:a="http://schemas.openxmlformats.org/drawingml/2006/main">
+              <a:graphicData uri="http://schemas.openxmlformats.org/drawingml/2006/picture">
+                <pic:pic xmlns:pic="http://schemas.openxmlformats.org/drawingml/2006/picture">
+                  <pic:nvPicPr>
+                    <pic:cNvPr id="878417950" name=""/>
+                    <pic:cNvPicPr/>
+                  </pic:nvPicPr>
+                  <pic:blipFill>
+                    <a:blip r:embed="rId19"/>
+                    <a:stretch>
+                      <a:fillRect/>
+                    </a:stretch>
+                  </pic:blipFill>
+                  <pic:spPr>
+                    <a:xfrm>
+                      <a:off x="0" y="0"/>
+                      <a:ext cx="6858000" cy="2940050"/>
+                    </a:xfrm>
+                    <a:prstGeom prst="rect">
+                      <a:avLst/>
+                    </a:prstGeom>
+                  </pic:spPr>
+                </pic:pic>
+              </a:graphicData>
+            </a:graphic>
+          </wp:inline>
+        </w:drawing>
+      </w:r>
+    </w:p>
+    <w:p>
+      <w:pPr>
+        <w:rPr>
+          <w:rtl/>
+        </w:rPr>
+      </w:pPr>
+      <w:r>
+        <w:rPr>
+          <w:rFonts w:cs="Calibri Light"/>
+          <w:rtl/>
+        </w:rPr>
+        <w:t>سرعت همگرا</w:t>
+      </w:r>
+      <w:r>
+        <w:rPr>
+          <w:rFonts w:cs="Calibri Light" w:hint="cs"/>
+          <w:rtl/>
+        </w:rPr>
+        <w:t>یی</w:t>
+      </w:r>
+      <w:r>
+        <w:rPr>
+          <w:rFonts w:cs="Calibri Light"/>
+          <w:rtl/>
+        </w:rPr>
+        <w:t xml:space="preserve">: </w:t>
+      </w:r>
+      <w:r>
+        <w:rPr>
+          <w:rFonts w:cs="Calibri Light" w:hint="cs"/>
+          <w:rtl/>
+        </w:rPr>
+        <w:t xml:space="preserve">با توجه به </w:t>
+      </w:r>
+      <w:r>
+        <w:rPr>
+          <w:rFonts w:cs="Calibri Light"/>
+        </w:rPr>
+        <w:t xml:space="preserve">range </w:t>
+      </w:r>
+      <w:r>
+        <w:rPr>
+          <w:rFonts w:cs="Calibri Light" w:hint="cs"/>
+          <w:rtl/>
+        </w:rPr>
+        <w:t xml:space="preserve"> نمودار های میتواند دید </w:t>
+      </w:r>
+      <w:r>
+        <w:rPr>
+          <w:rFonts w:cs="Calibri Light"/>
+          <w:rtl/>
+        </w:rPr>
+        <w:t xml:space="preserve">عامل با نرخ </w:t>
+      </w:r>
+      <w:r>
+        <w:rPr>
+          <w:rFonts w:cs="Calibri Light" w:hint="cs"/>
+          <w:rtl/>
+        </w:rPr>
+        <w:t>ی</w:t>
+      </w:r>
+      <w:r>
+        <w:rPr>
+          <w:rFonts w:cs="Calibri Light" w:hint="eastAsia"/>
+          <w:rtl/>
+        </w:rPr>
+        <w:t>ادگ</w:t>
+      </w:r>
+      <w:r>
+        <w:rPr>
+          <w:rFonts w:cs="Calibri Light" w:hint="cs"/>
+          <w:rtl/>
+        </w:rPr>
+        <w:t>ی</w:t>
+      </w:r>
+      <w:r>
+        <w:rPr>
+          <w:rFonts w:cs="Calibri Light" w:hint="eastAsia"/>
+          <w:rtl/>
+        </w:rPr>
+        <w:t>ر</w:t>
+      </w:r>
+      <w:r>
+        <w:rPr>
+          <w:rFonts w:cs="Calibri Light" w:hint="cs"/>
+          <w:rtl/>
+        </w:rPr>
+        <w:t>ی</w:t>
+      </w:r>
+      <w:r>
+        <w:rPr>
+          <w:rFonts w:cs="Calibri Light"/>
+          <w:rtl/>
+        </w:rPr>
+        <w:t xml:space="preserve"> کاهش</w:t>
+      </w:r>
+      <w:r>
+        <w:rPr>
+          <w:rFonts w:cs="Calibri Light" w:hint="cs"/>
+          <w:rtl/>
+        </w:rPr>
+        <w:t>ی</w:t>
+      </w:r>
+      <w:r>
+        <w:rPr>
+          <w:rFonts w:cs="Calibri Light"/>
+          <w:rtl/>
+        </w:rPr>
+        <w:t xml:space="preserve"> سر</w:t>
+      </w:r>
+      <w:r>
+        <w:rPr>
+          <w:rFonts w:cs="Calibri Light" w:hint="cs"/>
+          <w:rtl/>
+        </w:rPr>
+        <w:t>ی</w:t>
+      </w:r>
+      <w:r>
+        <w:rPr>
+          <w:rFonts w:cs="Calibri Light" w:hint="eastAsia"/>
+          <w:rtl/>
+        </w:rPr>
+        <w:t>عتر</w:t>
+      </w:r>
+      <w:r>
+        <w:rPr>
+          <w:rFonts w:cs="Calibri Light"/>
+          <w:rtl/>
+        </w:rPr>
+        <w:t xml:space="preserve"> همگرا شد</w:t>
+      </w:r>
+      <w:r>
+        <w:rPr>
+          <w:rFonts w:cs="Calibri Light" w:hint="cs"/>
+          <w:rtl/>
+        </w:rPr>
+        <w:t>ه است.</w:t>
+      </w:r>
+    </w:p>
+    <w:p>
+      <w:pPr>
+        <w:rPr>
+          <w:rFonts w:cs="Calibri Light"/>
+          <w:rtl/>
+        </w:rPr>
+      </w:pPr>
+      <w:r>
+        <w:rPr>
+          <w:rFonts w:cs="Calibri Light"/>
+          <w:rtl/>
+        </w:rPr>
+        <w:t xml:space="preserve">عامل با نرخ </w:t>
+      </w:r>
+      <w:r>
+        <w:rPr>
+          <w:rFonts w:cs="Calibri Light" w:hint="cs"/>
+          <w:rtl/>
+        </w:rPr>
+        <w:t>ی</w:t>
+      </w:r>
+      <w:r>
+        <w:rPr>
+          <w:rFonts w:cs="Calibri Light" w:hint="eastAsia"/>
+          <w:rtl/>
+        </w:rPr>
+        <w:t>ادگ</w:t>
+      </w:r>
+      <w:r>
+        <w:rPr>
+          <w:rFonts w:cs="Calibri Light" w:hint="cs"/>
+          <w:rtl/>
+        </w:rPr>
+        <w:t>ی</w:t>
+      </w:r>
+      <w:r>
+        <w:rPr>
+          <w:rFonts w:cs="Calibri Light" w:hint="eastAsia"/>
+          <w:rtl/>
+        </w:rPr>
+        <w:t>ر</w:t>
+      </w:r>
+      <w:r>
+        <w:rPr>
+          <w:rFonts w:cs="Calibri Light" w:hint="cs"/>
+          <w:rtl/>
+        </w:rPr>
+        <w:t>ی</w:t>
+      </w:r>
+      <w:r>
+        <w:rPr>
+          <w:rFonts w:cs="Calibri Light"/>
+          <w:rtl/>
+        </w:rPr>
+        <w:t xml:space="preserve"> کاهش</w:t>
+      </w:r>
+      <w:r>
+        <w:rPr>
+          <w:rFonts w:cs="Calibri Light" w:hint="cs"/>
+          <w:rtl/>
+        </w:rPr>
+        <w:t>ی</w:t>
+      </w:r>
+      <w:r>
+        <w:rPr>
+          <w:rFonts w:cs="Calibri Light"/>
+          <w:rtl/>
+        </w:rPr>
+        <w:t xml:space="preserve"> پاداشها</w:t>
+      </w:r>
+      <w:r>
+        <w:rPr>
+          <w:rFonts w:cs="Calibri Light" w:hint="cs"/>
+          <w:rtl/>
+        </w:rPr>
+        <w:t>ی</w:t>
+      </w:r>
+      <w:r>
+        <w:rPr>
+          <w:rFonts w:cs="Calibri Light"/>
+          <w:rtl/>
+        </w:rPr>
+        <w:t xml:space="preserve"> کل</w:t>
+      </w:r>
+      <w:r>
+        <w:rPr>
+          <w:rFonts w:cs="Calibri Light" w:hint="cs"/>
+          <w:rtl/>
+        </w:rPr>
+        <w:t>ی</w:t>
+      </w:r>
+      <w:r>
+        <w:rPr>
+          <w:rFonts w:cs="Calibri Light"/>
+          <w:rtl/>
+        </w:rPr>
+        <w:t xml:space="preserve"> بهتر</w:t>
+      </w:r>
+      <w:r>
+        <w:rPr>
+          <w:rFonts w:cs="Calibri Light" w:hint="cs"/>
+          <w:rtl/>
+        </w:rPr>
+        <w:t>ی</w:t>
+      </w:r>
+      <w:r>
+        <w:rPr>
+          <w:rFonts w:cs="Calibri Light"/>
+          <w:rtl/>
+        </w:rPr>
+        <w:t xml:space="preserve"> به دست آورد که نشان‌</w:t>
+      </w:r>
+      <w:r>
+        <w:rPr>
+          <w:rFonts w:cs="Calibri Light" w:hint="cs"/>
+          <w:rtl/>
+        </w:rPr>
+        <w:t xml:space="preserve"> </w:t>
+      </w:r>
+      <w:r>
+        <w:rPr>
+          <w:rFonts w:cs="Calibri Light"/>
+          <w:rtl/>
+        </w:rPr>
+        <w:t xml:space="preserve">دهنده </w:t>
+      </w:r>
+      <w:r>
+        <w:rPr>
+          <w:rFonts w:cs="Calibri Light" w:hint="cs"/>
+          <w:rtl/>
+        </w:rPr>
+        <w:t>ی</w:t>
+      </w:r>
+      <w:r>
+        <w:rPr>
+          <w:rFonts w:cs="Calibri Light" w:hint="eastAsia"/>
+          <w:rtl/>
+        </w:rPr>
+        <w:t>ادگ</w:t>
+      </w:r>
+      <w:r>
+        <w:rPr>
+          <w:rFonts w:cs="Calibri Light" w:hint="cs"/>
+          <w:rtl/>
+        </w:rPr>
+        <w:t>ی</w:t>
+      </w:r>
+      <w:r>
+        <w:rPr>
+          <w:rFonts w:cs="Calibri Light" w:hint="eastAsia"/>
+          <w:rtl/>
+        </w:rPr>
+        <w:t>ر</w:t>
+      </w:r>
+      <w:r>
+        <w:rPr>
+          <w:rFonts w:cs="Calibri Light" w:hint="cs"/>
+          <w:rtl/>
+        </w:rPr>
+        <w:t>ی</w:t>
+      </w:r>
+      <w:r>
+        <w:rPr>
+          <w:rFonts w:cs="Calibri Light"/>
+          <w:rtl/>
+        </w:rPr>
+        <w:t xml:space="preserve"> سر</w:t>
+      </w:r>
+      <w:r>
+        <w:rPr>
+          <w:rFonts w:cs="Calibri Light" w:hint="cs"/>
+          <w:rtl/>
+        </w:rPr>
+        <w:t>ی</w:t>
+      </w:r>
+      <w:r>
+        <w:rPr>
+          <w:rFonts w:cs="Calibri Light" w:hint="eastAsia"/>
+          <w:rtl/>
+        </w:rPr>
+        <w:t>عتر</w:t>
+      </w:r>
+      <w:r>
+        <w:rPr>
+          <w:rFonts w:cs="Calibri Light"/>
+          <w:rtl/>
+        </w:rPr>
+        <w:t xml:space="preserve"> و سازگار</w:t>
+      </w:r>
+      <w:r>
+        <w:rPr>
+          <w:rFonts w:cs="Calibri Light" w:hint="cs"/>
+          <w:rtl/>
+        </w:rPr>
+        <w:t>ی</w:t>
+      </w:r>
+      <w:r>
+        <w:rPr>
+          <w:rFonts w:cs="Calibri Light"/>
+          <w:rtl/>
+        </w:rPr>
+        <w:t xml:space="preserve"> سر</w:t>
+      </w:r>
+      <w:r>
+        <w:rPr>
+          <w:rFonts w:cs="Calibri Light" w:hint="cs"/>
+          <w:rtl/>
+        </w:rPr>
+        <w:t>ی</w:t>
+      </w:r>
+      <w:r>
+        <w:rPr>
+          <w:rFonts w:cs="Calibri Light" w:hint="eastAsia"/>
+          <w:rtl/>
+        </w:rPr>
+        <w:t>عتر</w:t>
+      </w:r>
+      <w:r>
+        <w:rPr>
+          <w:rFonts w:cs="Calibri Light"/>
+          <w:rtl/>
+        </w:rPr>
+        <w:t xml:space="preserve"> با س</w:t>
+      </w:r>
+      <w:r>
+        <w:rPr>
+          <w:rFonts w:cs="Calibri Light" w:hint="cs"/>
+          <w:rtl/>
+        </w:rPr>
+        <w:t>ی</w:t>
+      </w:r>
+      <w:r>
+        <w:rPr>
+          <w:rFonts w:cs="Calibri Light" w:hint="eastAsia"/>
+          <w:rtl/>
+        </w:rPr>
+        <w:t>است</w:t>
+      </w:r>
+      <w:r>
+        <w:rPr>
+          <w:rFonts w:cs="Calibri Light"/>
+          <w:rtl/>
+        </w:rPr>
+        <w:t xml:space="preserve"> به</w:t>
+      </w:r>
+      <w:r>
+        <w:rPr>
+          <w:rFonts w:cs="Calibri Light" w:hint="cs"/>
+          <w:rtl/>
+        </w:rPr>
+        <w:t>ی</w:t>
+      </w:r>
+      <w:r>
+        <w:rPr>
+          <w:rFonts w:cs="Calibri Light" w:hint="eastAsia"/>
+          <w:rtl/>
+        </w:rPr>
+        <w:t>نه</w:t>
+      </w:r>
+      <w:r>
+        <w:rPr>
+          <w:rFonts w:cs="Calibri Light"/>
+          <w:rtl/>
+        </w:rPr>
+        <w:t xml:space="preserve"> است.</w:t>
+      </w:r>
+    </w:p>
+    <w:p>
+      <w:pPr>
+        <w:rPr>
+          <w:rFonts w:cs="Calibri Light"/>
+          <w:rtl/>
+        </w:rPr>
+      </w:pPr>
+    </w:p>
+    <w:p>
+      <w:pPr>
+        <w:rPr>
+          <w:rFonts w:cs="Calibri Light"/>
+          <w:rtl/>
+        </w:rPr>
+      </w:pPr>
+      <w:r>
+        <w:rPr>
+          <w:rFonts w:cs="Calibri Light" w:hint="cs"/>
+          <w:rtl/>
+        </w:rPr>
+        <w:t>اما در نهایت هردو عامل به مقدار -13 طبق انتظار همگرا شده اند.</w:t>
+      </w:r>
+    </w:p>
+    <w:p>
+      <w:pPr>
+        <w:rPr>
+          <w:rFonts w:cs="Calibri Light"/>
+          <w:rtl/>
+        </w:rPr>
+      </w:pPr>
+      <w:r>
+        <w:rPr>
+          <w:rFonts w:cs="Calibri Light"/>
+          <w:rtl/>
+        </w:rPr>
+        <w:drawing>
+          <wp:inline distT="0" distB="0" distL="0" distR="0" wp14:anchorId="5162E77B" wp14:editId="3DA8320C">
+            <wp:extent cx="2736167" cy="946492"/>
+            <wp:effectExtent l="0" t="0" r="7620" b="6350"/>
+            <wp:docPr id="1611970862" name="Picture 1"/>
+            <wp:cNvGraphicFramePr>
+              <a:graphicFrameLocks xmlns:a="http://schemas.openxmlformats.org/drawingml/2006/main" noChangeAspect="1"/>
+            </wp:cNvGraphicFramePr>
+            <a:graphic xmlns:a="http://schemas.openxmlformats.org/drawingml/2006/main">
+              <a:graphicData uri="http://schemas.openxmlformats.org/drawingml/2006/picture">
+                <pic:pic xmlns:pic="http://schemas.openxmlformats.org/drawingml/2006/picture">
+                  <pic:nvPicPr>
+                    <pic:cNvPr id="1611970862" name=""/>
+                    <pic:cNvPicPr/>
+                  </pic:nvPicPr>
+                  <pic:blipFill rotWithShape="1">
+                    <a:blip r:embed="rId20"/>
+                    <a:srcRect l="6069" r="15205" b="7102"/>
+                    <a:stretch/>
+                  </pic:blipFill>
+                  <pic:spPr bwMode="auto">
+                    <a:xfrm>
+                      <a:off x="0" y="0"/>
+                      <a:ext cx="2737386" cy="946914"/>
+                    </a:xfrm>
+                    <a:prstGeom prst="rect">
+                      <a:avLst/>
+                    </a:prstGeom>
+                    <a:ln>
+                      <a:noFill/>
+                    </a:ln>
+                    <a:extLst>
+                      <a:ext uri="{53640926-AAD7-44D8-BBD7-CCE9431645EC}">
+                        <a14:shadowObscured xmlns:a14="http://schemas.microsoft.com/office/drawing/2010/main"/>
+                      </a:ext>
+                    </a:extLst>
+                  </pic:spPr>
+                </pic:pic>
+              </a:graphicData>
+            </a:graphic>
+          </wp:inline>
+        </w:drawing>
+      </w:r>
+      <w:r>
+        <w:rPr>
+          <w:noProof/>
+          <w14:ligatures w14:val="standardContextual"/>
+        </w:rPr>
+        <w:t xml:space="preserve"> </w:t>
+      </w:r>
+      <w:r>
+        <w:rPr>
+          <w:rFonts w:cs="Calibri Light"/>
+          <w:rtl/>
+        </w:rPr>
+        <w:drawing>
+          <wp:inline distT="0" distB="0" distL="0" distR="0" wp14:anchorId="3CFEB606" wp14:editId="712D9AF6">
+            <wp:extent cx="2693474" cy="950639"/>
+            <wp:effectExtent l="0" t="0" r="0" b="1905"/>
+            <wp:docPr id="1388557471" name="Picture 1"/>
+            <wp:cNvGraphicFramePr>
+              <a:graphicFrameLocks xmlns:a="http://schemas.openxmlformats.org/drawingml/2006/main" noChangeAspect="1"/>
+            </wp:cNvGraphicFramePr>
+            <a:graphic xmlns:a="http://schemas.openxmlformats.org/drawingml/2006/main">
+              <a:graphicData uri="http://schemas.openxmlformats.org/drawingml/2006/picture">
+                <pic:pic xmlns:pic="http://schemas.openxmlformats.org/drawingml/2006/picture">
+                  <pic:nvPicPr>
+                    <pic:cNvPr id="1388557471" name=""/>
+                    <pic:cNvPicPr/>
+                  </pic:nvPicPr>
+                  <pic:blipFill rotWithShape="1">
+                    <a:blip r:embed="rId21"/>
+                    <a:srcRect l="9749" t="16210" r="12671" b="4540"/>
+                    <a:stretch/>
+                  </pic:blipFill>
+                  <pic:spPr bwMode="auto">
+                    <a:xfrm>
+                      <a:off x="0" y="0"/>
+                      <a:ext cx="2705091" cy="954739"/>
+                    </a:xfrm>
+                    <a:prstGeom prst="rect">
+                      <a:avLst/>
+                    </a:prstGeom>
+                    <a:ln>
+                      <a:noFill/>
+                    </a:ln>
+                    <a:extLst>
+                      <a:ext uri="{53640926-AAD7-44D8-BBD7-CCE9431645EC}">
+                        <a14:shadowObscured xmlns:a14="http://schemas.microsoft.com/office/drawing/2010/main"/>
+                      </a:ext>
+                    </a:extLst>
+                  </pic:spPr>
+                </pic:pic>
+              </a:graphicData>
+            </a:graphic>
+          </wp:inline>
+        </w:drawing>
+      </w:r>
+    </w:p>
+    <w:p>
+      <w:pPr>
+        <w:rPr>
+          <w:rFonts w:cs="Calibri Light"/>
+          <w:rtl/>
+        </w:rPr>
+      </w:pPr>
+      <w:r>
+        <w:rPr>
+          <w:rFonts w:cs="Calibri Light"/>
+          <w:rtl/>
+        </w:rPr>
+        <w:lastRenderedPageBreak/>
+        <w:t>مقدار اپس</w:t>
+      </w:r>
+      <w:r>
+        <w:rPr>
+          <w:rFonts w:cs="Calibri Light" w:hint="cs"/>
+          <w:rtl/>
+        </w:rPr>
+        <w:t>ی</w:t>
+      </w:r>
+      <w:r>
+        <w:rPr>
+          <w:rFonts w:cs="Calibri Light" w:hint="eastAsia"/>
+          <w:rtl/>
+        </w:rPr>
+        <w:t>لون</w:t>
+      </w:r>
+      <w:r>
+        <w:rPr>
+          <w:rFonts w:cs="Calibri Light"/>
+          <w:rtl/>
+        </w:rPr>
+        <w:t xml:space="preserve"> در طول فرا</w:t>
+      </w:r>
+      <w:r>
+        <w:rPr>
+          <w:rFonts w:cs="Calibri Light" w:hint="cs"/>
+          <w:rtl/>
+        </w:rPr>
+        <w:t>ی</w:t>
+      </w:r>
+      <w:r>
+        <w:rPr>
+          <w:rFonts w:cs="Calibri Light" w:hint="eastAsia"/>
+          <w:rtl/>
+        </w:rPr>
+        <w:t>ند</w:t>
+      </w:r>
+      <w:r>
+        <w:rPr>
+          <w:rFonts w:cs="Calibri Light"/>
+          <w:rtl/>
+        </w:rPr>
+        <w:t xml:space="preserve"> </w:t>
+      </w:r>
+      <w:r>
+        <w:rPr>
+          <w:rFonts w:cs="Calibri Light" w:hint="cs"/>
+          <w:rtl/>
+        </w:rPr>
+        <w:t>ا</w:t>
+      </w:r>
+      <w:r>
+        <w:rPr>
+          <w:rFonts w:cs="Calibri Light"/>
+          <w:rtl/>
+        </w:rPr>
+        <w:t>موزش به تدر</w:t>
+      </w:r>
+      <w:r>
+        <w:rPr>
+          <w:rFonts w:cs="Calibri Light" w:hint="cs"/>
+          <w:rtl/>
+        </w:rPr>
+        <w:t>ی</w:t>
+      </w:r>
+      <w:r>
+        <w:rPr>
+          <w:rFonts w:cs="Calibri Light" w:hint="eastAsia"/>
+          <w:rtl/>
+        </w:rPr>
+        <w:t>ج</w:t>
+      </w:r>
+      <w:r>
+        <w:rPr>
+          <w:rFonts w:cs="Calibri Light"/>
+          <w:rtl/>
+        </w:rPr>
+        <w:t xml:space="preserve"> کاهش </w:t>
+      </w:r>
+      <w:r>
+        <w:rPr>
+          <w:rFonts w:cs="Calibri Light" w:hint="cs"/>
+          <w:rtl/>
+        </w:rPr>
+        <w:t xml:space="preserve">داده ایم </w:t>
+      </w:r>
+      <w:r>
+        <w:rPr>
+          <w:rFonts w:cs="Calibri Light"/>
+          <w:rtl/>
+        </w:rPr>
+        <w:t xml:space="preserve"> تا تعادل مناسب</w:t>
+      </w:r>
+      <w:r>
+        <w:rPr>
+          <w:rFonts w:cs="Calibri Light" w:hint="cs"/>
+          <w:rtl/>
+        </w:rPr>
+        <w:t>ی</w:t>
+      </w:r>
+      <w:r>
+        <w:rPr>
+          <w:rFonts w:cs="Calibri Light"/>
+          <w:rtl/>
+        </w:rPr>
+        <w:t xml:space="preserve"> ب</w:t>
+      </w:r>
+      <w:r>
+        <w:rPr>
+          <w:rFonts w:cs="Calibri Light" w:hint="cs"/>
+          <w:rtl/>
+        </w:rPr>
+        <w:t>ی</w:t>
+      </w:r>
+      <w:r>
+        <w:rPr>
+          <w:rFonts w:cs="Calibri Light" w:hint="eastAsia"/>
+          <w:rtl/>
+        </w:rPr>
+        <w:t>ن</w:t>
+      </w:r>
+      <w:r>
+        <w:rPr>
+          <w:rFonts w:cs="Calibri Light"/>
+          <w:rtl/>
+        </w:rPr>
+        <w:t xml:space="preserve"> اکتشاف (</w:t>
+      </w:r>
+      <w:r>
+        <w:t>exploration</w:t>
+      </w:r>
+      <w:r>
+        <w:rPr>
+          <w:rFonts w:cs="Calibri Light"/>
+          <w:rtl/>
+        </w:rPr>
+        <w:t>) و بهره‌بردار</w:t>
+      </w:r>
+      <w:r>
+        <w:rPr>
+          <w:rFonts w:cs="Calibri Light" w:hint="cs"/>
+          <w:rtl/>
+        </w:rPr>
+        <w:t>ی</w:t>
+      </w:r>
+      <w:r>
+        <w:rPr>
+          <w:rFonts w:cs="Calibri Light"/>
+          <w:rtl/>
+        </w:rPr>
+        <w:t xml:space="preserve"> (</w:t>
+      </w:r>
+      <w:r>
+        <w:t>exploitation</w:t>
+      </w:r>
+      <w:r>
+        <w:rPr>
+          <w:rFonts w:cs="Calibri Light"/>
+          <w:rtl/>
+        </w:rPr>
+        <w:t>) برقرار شود.</w:t>
+      </w:r>
+    </w:p>
+    <w:p>
+      <w:r>
+        <w:rPr>
+          <w:rFonts w:cs="Calibri Light"/>
+          <w:rtl/>
+        </w:rPr>
+        <w:t xml:space="preserve"> در ابتدا</w:t>
+      </w:r>
+      <w:r>
+        <w:rPr>
+          <w:rFonts w:cs="Calibri Light" w:hint="cs"/>
+          <w:rtl/>
+        </w:rPr>
+        <w:t>ی</w:t>
+      </w:r>
+      <w:r>
+        <w:rPr>
+          <w:rFonts w:cs="Calibri Light"/>
+          <w:rtl/>
+        </w:rPr>
+        <w:t xml:space="preserve"> </w:t>
+      </w:r>
+      <w:r>
+        <w:rPr>
+          <w:rFonts w:cs="Calibri Light" w:hint="cs"/>
+          <w:rtl/>
+        </w:rPr>
+        <w:t>ی</w:t>
+      </w:r>
+      <w:r>
+        <w:rPr>
+          <w:rFonts w:cs="Calibri Light" w:hint="eastAsia"/>
+          <w:rtl/>
+        </w:rPr>
+        <w:t>ادگ</w:t>
+      </w:r>
+      <w:r>
+        <w:rPr>
+          <w:rFonts w:cs="Calibri Light" w:hint="cs"/>
+          <w:rtl/>
+        </w:rPr>
+        <w:t>ی</w:t>
+      </w:r>
+      <w:r>
+        <w:rPr>
+          <w:rFonts w:cs="Calibri Light" w:hint="eastAsia"/>
+          <w:rtl/>
+        </w:rPr>
+        <w:t>ر</w:t>
+      </w:r>
+      <w:r>
+        <w:rPr>
+          <w:rFonts w:cs="Calibri Light" w:hint="cs"/>
+          <w:rtl/>
+        </w:rPr>
+        <w:t>ی</w:t>
+      </w:r>
+      <w:r>
+        <w:rPr>
+          <w:rFonts w:cs="Calibri Light"/>
+          <w:rtl/>
+        </w:rPr>
+        <w:t xml:space="preserve"> </w:t>
+      </w:r>
+      <w:r>
+        <w:rPr>
+          <w:rFonts w:cs="Calibri Light"/>
+          <w:rtl/>
+        </w:rPr>
+        <w:t>، اپس</w:t>
+      </w:r>
+      <w:r>
+        <w:rPr>
+          <w:rFonts w:cs="Calibri Light" w:hint="cs"/>
+          <w:rtl/>
+        </w:rPr>
+        <w:t>ی</w:t>
+      </w:r>
+      <w:r>
+        <w:rPr>
+          <w:rFonts w:cs="Calibri Light" w:hint="eastAsia"/>
+          <w:rtl/>
+        </w:rPr>
+        <w:t>لون</w:t>
+      </w:r>
+      <w:r>
+        <w:rPr>
+          <w:rFonts w:cs="Calibri Light"/>
+          <w:rtl/>
+        </w:rPr>
+        <w:t xml:space="preserve"> مقدار بالا</w:t>
+      </w:r>
+      <w:r>
+        <w:rPr>
+          <w:rFonts w:cs="Calibri Light" w:hint="cs"/>
+          <w:rtl/>
+        </w:rPr>
+        <w:t>یی</w:t>
+      </w:r>
+      <w:r>
+        <w:rPr>
+          <w:rFonts w:cs="Calibri Light"/>
+          <w:rtl/>
+        </w:rPr>
+        <w:t xml:space="preserve"> </w:t>
+      </w:r>
+      <w:r>
+        <w:rPr>
+          <w:rFonts w:cs="Calibri Light" w:hint="cs"/>
+          <w:rtl/>
+        </w:rPr>
+        <w:t>(1)</w:t>
+      </w:r>
+      <w:r>
+        <w:rPr>
+          <w:rFonts w:cs="Calibri Light"/>
+          <w:rtl/>
+        </w:rPr>
+        <w:t xml:space="preserve"> دارد تا </w:t>
+      </w:r>
+      <w:r>
+        <w:rPr>
+          <w:rFonts w:cs="Calibri Light" w:hint="cs"/>
+          <w:rtl/>
+        </w:rPr>
+        <w:t>بیشتر اکتشاف کند چرا که محیط در ابتدا ناشناخته است اما</w:t>
+      </w:r>
+      <w:r>
+        <w:rPr>
+          <w:rFonts w:cs="Calibri Light"/>
+          <w:rtl/>
+        </w:rPr>
+        <w:t xml:space="preserve"> با پ</w:t>
+      </w:r>
+      <w:r>
+        <w:rPr>
+          <w:rFonts w:cs="Calibri Light" w:hint="cs"/>
+          <w:rtl/>
+        </w:rPr>
+        <w:t>ی</w:t>
+      </w:r>
+      <w:r>
+        <w:rPr>
+          <w:rFonts w:cs="Calibri Light" w:hint="eastAsia"/>
+          <w:rtl/>
+        </w:rPr>
+        <w:t>شرفت</w:t>
+      </w:r>
+      <w:r>
+        <w:rPr>
+          <w:rFonts w:cs="Calibri Light" w:hint="cs"/>
+          <w:rtl/>
+        </w:rPr>
+        <w:t xml:space="preserve"> یادگیری</w:t>
+      </w:r>
+      <w:r>
+        <w:rPr>
+          <w:rFonts w:cs="Calibri Light"/>
+          <w:rtl/>
+        </w:rPr>
+        <w:t>، اپس</w:t>
+      </w:r>
+      <w:r>
+        <w:rPr>
+          <w:rFonts w:cs="Calibri Light" w:hint="cs"/>
+          <w:rtl/>
+        </w:rPr>
+        <w:t>ی</w:t>
+      </w:r>
+      <w:r>
+        <w:rPr>
+          <w:rFonts w:cs="Calibri Light" w:hint="eastAsia"/>
+          <w:rtl/>
+        </w:rPr>
+        <w:t>لون</w:t>
+      </w:r>
+      <w:r>
+        <w:rPr>
+          <w:rFonts w:cs="Calibri Light"/>
+          <w:rtl/>
+        </w:rPr>
+        <w:t xml:space="preserve"> با استفاده از </w:t>
+      </w:r>
+      <w:r>
+        <w:rPr>
+          <w:rFonts w:cs="Calibri Light" w:hint="cs"/>
+          <w:rtl/>
+        </w:rPr>
+        <w:t>ی</w:t>
+      </w:r>
+      <w:r>
+        <w:rPr>
+          <w:rFonts w:cs="Calibri Light" w:hint="eastAsia"/>
+          <w:rtl/>
+        </w:rPr>
+        <w:t>ک</w:t>
+      </w:r>
+      <w:r>
+        <w:rPr>
+          <w:rFonts w:cs="Calibri Light"/>
+          <w:rtl/>
+        </w:rPr>
+        <w:t xml:space="preserve"> </w:t>
+      </w:r>
+      <w:r>
+        <w:rPr>
+          <w:rFonts w:cs="Calibri Light" w:hint="cs"/>
+          <w:rtl/>
+        </w:rPr>
+        <w:t xml:space="preserve"> ضریب</w:t>
+      </w:r>
+      <w:r>
+        <w:rPr>
+          <w:rFonts w:cs="Calibri Light"/>
+          <w:rtl/>
+        </w:rPr>
+        <w:t xml:space="preserve"> (0.99</w:t>
+      </w:r>
+      <w:r>
+        <w:rPr>
+          <w:rFonts w:cs="Calibri Light" w:hint="cs"/>
+          <w:rtl/>
+        </w:rPr>
+        <w:t xml:space="preserve"> که یک ضریب رایج است</w:t>
+      </w:r>
+      <w:r>
+        <w:rPr>
+          <w:rFonts w:cs="Calibri Light"/>
+          <w:rtl/>
+        </w:rPr>
+        <w:t xml:space="preserve">) </w:t>
+      </w:r>
+      <w:r>
+        <w:rPr>
+          <w:rFonts w:cs="Calibri Light" w:hint="cs"/>
+          <w:rtl/>
+        </w:rPr>
+        <w:t xml:space="preserve">اپسیلون را </w:t>
+      </w:r>
+      <w:r>
+        <w:rPr>
+          <w:rFonts w:cs="Calibri Light"/>
+          <w:rtl/>
+        </w:rPr>
+        <w:t>به تدر</w:t>
+      </w:r>
+      <w:r>
+        <w:rPr>
+          <w:rFonts w:cs="Calibri Light" w:hint="cs"/>
+          <w:rtl/>
+        </w:rPr>
+        <w:t>ی</w:t>
+      </w:r>
+      <w:r>
+        <w:rPr>
+          <w:rFonts w:cs="Calibri Light" w:hint="eastAsia"/>
+          <w:rtl/>
+        </w:rPr>
+        <w:t>ج</w:t>
+      </w:r>
+      <w:r>
+        <w:rPr>
+          <w:rFonts w:cs="Calibri Light"/>
+          <w:rtl/>
+        </w:rPr>
+        <w:t xml:space="preserve"> کاهش م</w:t>
+      </w:r>
+      <w:r>
+        <w:rPr>
+          <w:rFonts w:cs="Calibri Light" w:hint="cs"/>
+          <w:rtl/>
+        </w:rPr>
+        <w:t>ی</w:t>
+      </w:r>
+      <w:r>
+        <w:rPr>
+          <w:rFonts w:cs="Calibri Light" w:hint="cs"/>
+          <w:rtl/>
+        </w:rPr>
+        <w:t>دهیم</w:t>
+      </w:r>
+      <w:r>
+        <w:rPr>
+          <w:rFonts w:cs="Calibri Light"/>
+          <w:rtl/>
+        </w:rPr>
+        <w:t>. ا</w:t>
+      </w:r>
+      <w:r>
+        <w:rPr>
+          <w:rFonts w:cs="Calibri Light" w:hint="cs"/>
+          <w:rtl/>
+        </w:rPr>
+        <w:t>ی</w:t>
+      </w:r>
+      <w:r>
+        <w:rPr>
+          <w:rFonts w:cs="Calibri Light" w:hint="eastAsia"/>
+          <w:rtl/>
+        </w:rPr>
+        <w:t>ن</w:t>
+      </w:r>
+      <w:r>
+        <w:rPr>
+          <w:rFonts w:cs="Calibri Light"/>
+          <w:rtl/>
+        </w:rPr>
+        <w:t xml:space="preserve"> کاهش باعث م</w:t>
+      </w:r>
+      <w:r>
+        <w:rPr>
+          <w:rFonts w:cs="Calibri Light" w:hint="cs"/>
+          <w:rtl/>
+        </w:rPr>
+        <w:t>ی</w:t>
+      </w:r>
+      <w:r>
+        <w:rPr>
+          <w:rFonts w:cs="Calibri Light" w:hint="eastAsia"/>
+          <w:rtl/>
+        </w:rPr>
+        <w:t>شود</w:t>
+      </w:r>
+      <w:r>
+        <w:rPr>
+          <w:rFonts w:cs="Calibri Light"/>
+          <w:rtl/>
+        </w:rPr>
+        <w:t xml:space="preserve"> که در مراحل اول</w:t>
+      </w:r>
+      <w:r>
+        <w:rPr>
+          <w:rFonts w:cs="Calibri Light" w:hint="cs"/>
+          <w:rtl/>
+        </w:rPr>
+        <w:t>ی</w:t>
+      </w:r>
+      <w:r>
+        <w:rPr>
+          <w:rFonts w:cs="Calibri Light" w:hint="eastAsia"/>
+          <w:rtl/>
+        </w:rPr>
+        <w:t>ه</w:t>
+      </w:r>
+      <w:r>
+        <w:rPr>
+          <w:rFonts w:cs="Calibri Light"/>
+          <w:rtl/>
+        </w:rPr>
+        <w:t xml:space="preserve"> </w:t>
+      </w:r>
+      <w:r>
+        <w:rPr>
+          <w:rFonts w:cs="Calibri Light" w:hint="cs"/>
+          <w:rtl/>
+        </w:rPr>
+        <w:t>ی</w:t>
+      </w:r>
+      <w:r>
+        <w:rPr>
+          <w:rFonts w:cs="Calibri Light" w:hint="eastAsia"/>
+          <w:rtl/>
+        </w:rPr>
+        <w:t>ادگ</w:t>
+      </w:r>
+      <w:r>
+        <w:rPr>
+          <w:rFonts w:cs="Calibri Light" w:hint="cs"/>
+          <w:rtl/>
+        </w:rPr>
+        <w:t>ی</w:t>
+      </w:r>
+      <w:r>
+        <w:rPr>
+          <w:rFonts w:cs="Calibri Light" w:hint="eastAsia"/>
+          <w:rtl/>
+        </w:rPr>
+        <w:t>ر</w:t>
+      </w:r>
+      <w:r>
+        <w:rPr>
+          <w:rFonts w:cs="Calibri Light" w:hint="cs"/>
+          <w:rtl/>
+        </w:rPr>
+        <w:t>ی</w:t>
+      </w:r>
+      <w:r>
+        <w:rPr>
+          <w:rFonts w:cs="Calibri Light"/>
+          <w:rtl/>
+        </w:rPr>
+        <w:t xml:space="preserve"> </w:t>
+      </w:r>
+      <w:r>
+        <w:rPr>
+          <w:rFonts w:cs="Calibri Light"/>
+          <w:rtl/>
+        </w:rPr>
+        <w:t>، اکتشاف ب</w:t>
+      </w:r>
+      <w:r>
+        <w:rPr>
+          <w:rFonts w:cs="Calibri Light" w:hint="cs"/>
+          <w:rtl/>
+        </w:rPr>
+        <w:t>ی</w:t>
+      </w:r>
+      <w:r>
+        <w:rPr>
+          <w:rFonts w:cs="Calibri Light" w:hint="eastAsia"/>
+          <w:rtl/>
+        </w:rPr>
+        <w:t>شتر</w:t>
+      </w:r>
+      <w:r>
+        <w:rPr>
+          <w:rFonts w:cs="Calibri Light"/>
+          <w:rtl/>
+        </w:rPr>
+        <w:t xml:space="preserve"> انجام شود و در مراحل بعد</w:t>
+      </w:r>
+      <w:r>
+        <w:rPr>
+          <w:rFonts w:cs="Calibri Light" w:hint="cs"/>
+          <w:rtl/>
+        </w:rPr>
+        <w:t>ی</w:t>
+      </w:r>
+      <w:r>
+        <w:rPr>
+          <w:rFonts w:cs="Calibri Light" w:hint="eastAsia"/>
+          <w:rtl/>
+        </w:rPr>
+        <w:t>،</w:t>
+      </w:r>
+      <w:r>
+        <w:rPr>
+          <w:rFonts w:cs="Calibri Light"/>
+          <w:rtl/>
+        </w:rPr>
+        <w:t xml:space="preserve"> بهره‌بردار</w:t>
+      </w:r>
+      <w:r>
+        <w:rPr>
+          <w:rFonts w:cs="Calibri Light" w:hint="cs"/>
+          <w:rtl/>
+        </w:rPr>
+        <w:t>ی</w:t>
+      </w:r>
+      <w:r>
+        <w:rPr>
+          <w:rFonts w:cs="Calibri Light"/>
+          <w:rtl/>
+        </w:rPr>
+        <w:t xml:space="preserve"> از س</w:t>
+      </w:r>
+      <w:r>
+        <w:rPr>
+          <w:rFonts w:cs="Calibri Light" w:hint="cs"/>
+          <w:rtl/>
+        </w:rPr>
+        <w:t>ی</w:t>
+      </w:r>
+      <w:r>
+        <w:rPr>
+          <w:rFonts w:cs="Calibri Light" w:hint="eastAsia"/>
+          <w:rtl/>
+        </w:rPr>
+        <w:t>است</w:t>
+      </w:r>
+      <w:r>
+        <w:rPr>
+          <w:rFonts w:cs="Calibri Light"/>
+          <w:rtl/>
+        </w:rPr>
+        <w:t xml:space="preserve"> </w:t>
+      </w:r>
+      <w:r>
+        <w:rPr>
+          <w:rFonts w:cs="Calibri Light" w:hint="cs"/>
+          <w:rtl/>
+        </w:rPr>
+        <w:t>ی</w:t>
+      </w:r>
+      <w:r>
+        <w:rPr>
+          <w:rFonts w:cs="Calibri Light" w:hint="eastAsia"/>
+          <w:rtl/>
+        </w:rPr>
+        <w:t>ادگرفته</w:t>
+      </w:r>
+      <w:r>
+        <w:rPr>
+          <w:rFonts w:cs="Calibri Light" w:hint="cs"/>
+          <w:rtl/>
+        </w:rPr>
+        <w:t xml:space="preserve"> </w:t>
+      </w:r>
+      <w:r>
+        <w:rPr>
+          <w:rFonts w:cs="Calibri Light" w:hint="eastAsia"/>
+          <w:rtl/>
+        </w:rPr>
+        <w:t>‌شده</w:t>
+      </w:r>
+      <w:r>
+        <w:rPr>
+          <w:rFonts w:cs="Calibri Light"/>
+          <w:rtl/>
+        </w:rPr>
+        <w:t xml:space="preserve"> انجام شود. ا</w:t>
+      </w:r>
+      <w:r>
+        <w:rPr>
+          <w:rFonts w:cs="Calibri Light" w:hint="cs"/>
+          <w:rtl/>
+        </w:rPr>
+        <w:t>ی</w:t>
+      </w:r>
+      <w:r>
+        <w:rPr>
+          <w:rFonts w:cs="Calibri Light" w:hint="eastAsia"/>
+          <w:rtl/>
+        </w:rPr>
+        <w:t>ن</w:t>
+      </w:r>
+      <w:r>
+        <w:rPr>
+          <w:rFonts w:cs="Calibri Light"/>
+          <w:rtl/>
+        </w:rPr>
+        <w:t xml:space="preserve"> رون</w:t>
+      </w:r>
+      <w:r>
+        <w:rPr>
+          <w:rFonts w:cs="Calibri Light" w:hint="eastAsia"/>
+          <w:rtl/>
+        </w:rPr>
+        <w:t>د</w:t>
+      </w:r>
+      <w:r>
+        <w:rPr>
+          <w:rFonts w:cs="Calibri Light"/>
+          <w:rtl/>
+        </w:rPr>
+        <w:t xml:space="preserve"> ادامه م</w:t>
+      </w:r>
+      <w:r>
+        <w:rPr>
+          <w:rFonts w:cs="Calibri Light" w:hint="cs"/>
+          <w:rtl/>
+        </w:rPr>
+        <w:t>ی</w:t>
+      </w:r>
+      <w:r>
+        <w:rPr>
+          <w:rFonts w:cs="Calibri Light" w:hint="eastAsia"/>
+          <w:rtl/>
+        </w:rPr>
+        <w:t>ابد</w:t>
+      </w:r>
+      <w:r>
+        <w:rPr>
+          <w:rFonts w:cs="Calibri Light"/>
+          <w:rtl/>
+        </w:rPr>
+        <w:t xml:space="preserve"> تا اپس</w:t>
+      </w:r>
+      <w:r>
+        <w:rPr>
+          <w:rFonts w:cs="Calibri Light" w:hint="cs"/>
+          <w:rtl/>
+        </w:rPr>
+        <w:t>ی</w:t>
+      </w:r>
+      <w:r>
+        <w:rPr>
+          <w:rFonts w:cs="Calibri Light" w:hint="eastAsia"/>
+          <w:rtl/>
+        </w:rPr>
+        <w:t>لون</w:t>
+      </w:r>
+      <w:r>
+        <w:rPr>
+          <w:rFonts w:cs="Calibri Light"/>
+          <w:rtl/>
+        </w:rPr>
+        <w:t xml:space="preserve"> به </w:t>
+      </w:r>
+      <w:r>
+        <w:rPr>
+          <w:rFonts w:cs="Calibri Light" w:hint="cs"/>
+          <w:rtl/>
+        </w:rPr>
+        <w:t>ی</w:t>
+      </w:r>
+      <w:r>
+        <w:rPr>
+          <w:rFonts w:cs="Calibri Light" w:hint="eastAsia"/>
+          <w:rtl/>
+        </w:rPr>
+        <w:t>ک</w:t>
+      </w:r>
+      <w:r>
+        <w:rPr>
+          <w:rFonts w:cs="Calibri Light"/>
+          <w:rtl/>
+        </w:rPr>
+        <w:t xml:space="preserve"> حداقل مقدار</w:t>
+      </w:r>
+      <w:r>
+        <w:rPr>
+          <w:rFonts w:cs="Calibri Light" w:hint="cs"/>
+          <w:rtl/>
+        </w:rPr>
+        <w:t>ی</w:t>
+      </w:r>
+      <w:r>
+        <w:rPr>
+          <w:rFonts w:cs="Calibri Light"/>
+          <w:rtl/>
+        </w:rPr>
+        <w:t xml:space="preserve"> ( 0.01) برسد که حت</w:t>
+      </w:r>
+      <w:r>
+        <w:rPr>
+          <w:rFonts w:cs="Calibri Light" w:hint="cs"/>
+          <w:rtl/>
+        </w:rPr>
+        <w:t>ی</w:t>
+      </w:r>
+      <w:r>
+        <w:rPr>
+          <w:rFonts w:cs="Calibri Light"/>
+          <w:rtl/>
+        </w:rPr>
+        <w:t xml:space="preserve"> در مراحل پا</w:t>
+      </w:r>
+      <w:r>
+        <w:rPr>
+          <w:rFonts w:cs="Calibri Light" w:hint="cs"/>
+          <w:rtl/>
+        </w:rPr>
+        <w:t>ی</w:t>
+      </w:r>
+      <w:r>
+        <w:rPr>
+          <w:rFonts w:cs="Calibri Light" w:hint="eastAsia"/>
+          <w:rtl/>
+        </w:rPr>
+        <w:t>ان</w:t>
+      </w:r>
+      <w:r>
+        <w:rPr>
+          <w:rFonts w:cs="Calibri Light" w:hint="cs"/>
+          <w:rtl/>
+        </w:rPr>
+        <w:t>ی</w:t>
+      </w:r>
+      <w:r>
+        <w:rPr>
+          <w:rFonts w:cs="Calibri Light"/>
+          <w:rtl/>
+        </w:rPr>
+        <w:t xml:space="preserve"> </w:t>
+      </w:r>
+      <w:r>
+        <w:rPr>
+          <w:rFonts w:cs="Calibri Light" w:hint="cs"/>
+          <w:rtl/>
+        </w:rPr>
+        <w:t>ی</w:t>
+      </w:r>
+      <w:r>
+        <w:rPr>
+          <w:rFonts w:cs="Calibri Light" w:hint="eastAsia"/>
+          <w:rtl/>
+        </w:rPr>
+        <w:t>ادگ</w:t>
+      </w:r>
+      <w:r>
+        <w:rPr>
+          <w:rFonts w:cs="Calibri Light" w:hint="cs"/>
+          <w:rtl/>
+        </w:rPr>
+        <w:t>ی</w:t>
+      </w:r>
+      <w:r>
+        <w:rPr>
+          <w:rFonts w:cs="Calibri Light" w:hint="eastAsia"/>
+          <w:rtl/>
+        </w:rPr>
+        <w:t>ر</w:t>
+      </w:r>
+      <w:r>
+        <w:rPr>
+          <w:rFonts w:cs="Calibri Light" w:hint="cs"/>
+          <w:rtl/>
+        </w:rPr>
+        <w:t>ی</w:t>
+      </w:r>
+      <w:r>
+        <w:rPr>
+          <w:rFonts w:cs="Calibri Light"/>
+          <w:rtl/>
+        </w:rPr>
+        <w:t xml:space="preserve"> </w:t>
+      </w:r>
+      <w:r>
+        <w:rPr>
+          <w:rFonts w:cs="Calibri Light"/>
+          <w:rtl/>
+        </w:rPr>
+        <w:t>هم امکان اکتشاف جزئ</w:t>
+      </w:r>
+      <w:r>
+        <w:rPr>
+          <w:rFonts w:cs="Calibri Light" w:hint="cs"/>
+          <w:rtl/>
+        </w:rPr>
+        <w:t>ی</w:t>
+      </w:r>
+      <w:r>
+        <w:rPr>
+          <w:rFonts w:cs="Calibri Light"/>
+          <w:rtl/>
+        </w:rPr>
+        <w:t xml:space="preserve"> وجود داشته باشد</w:t>
+      </w:r>
+      <w:r>
+        <w:rPr>
+          <w:rFonts w:cs="Calibri Light" w:hint="cs"/>
+          <w:rtl/>
+        </w:rPr>
+        <w:t>.</w:t>
+      </w:r>
+    </w:p>
+    <w:p>
+      <w:pPr>
+        <w:pStyle w:val="Heading2"/>
+        <w:rPr>
+          <w:rtl/>
+        </w:rPr>
+      </w:pPr>
+      <w:bookmarkStart w:id="17" w:name="_Toc184599360"/>
+      <w:r>
+        <w:rPr>
+          <w:rFonts w:hint="cs"/>
+          <w:rtl/>
+        </w:rPr>
+        <w:t>ب)</w:t>
+      </w:r>
+      <w:bookmarkEnd w:id="17"/>
+    </w:p>
+    <w:p>
+      <w:pPr>
+        <w:rPr>
+          <w:rtl/>
+        </w:rPr>
+      </w:pPr>
+      <w:r>
+        <w:rPr>
+          <w:rFonts w:hint="cs"/>
+          <w:rtl/>
+        </w:rPr>
+        <w:t xml:space="preserve"> *** نمودارها در فایل نوتبوک قرار دارند.</w:t>
+      </w:r>
+    </w:p>
+    <w:p>
+      <w:pPr>
+        <w:rPr>
+          <w:rFonts w:cs="Calibri Light"/>
+          <w:rtl/>
+        </w:rPr>
+      </w:pPr>
+      <w:r>
+        <w:rPr>
+          <w:rFonts w:cs="Calibri Light" w:hint="cs"/>
+          <w:rtl/>
+        </w:rPr>
+        <w:t>همانطور انتظار میرفت</w:t>
+      </w:r>
+      <w:r>
+        <w:rPr>
+          <w:rFonts w:cs="Calibri Light"/>
+          <w:rtl/>
+        </w:rPr>
+        <w:t xml:space="preserve"> </w:t>
+      </w:r>
+      <w:r>
+        <w:t>SARSA</w:t>
+      </w:r>
+      <w:r>
+        <w:rPr>
+          <w:rFonts w:cs="Calibri Light"/>
+          <w:rtl/>
+        </w:rPr>
+        <w:t xml:space="preserve"> به عنوان </w:t>
+      </w:r>
+      <w:r>
+        <w:rPr>
+          <w:rFonts w:cs="Calibri Light" w:hint="cs"/>
+          <w:rtl/>
+        </w:rPr>
+        <w:t>ی</w:t>
+      </w:r>
+      <w:r>
+        <w:rPr>
+          <w:rFonts w:cs="Calibri Light" w:hint="eastAsia"/>
+          <w:rtl/>
+        </w:rPr>
+        <w:t>ک</w:t>
+      </w:r>
+      <w:r>
+        <w:rPr>
+          <w:rFonts w:cs="Calibri Light"/>
+          <w:rtl/>
+        </w:rPr>
+        <w:t xml:space="preserve"> روش </w:t>
+      </w:r>
+      <w:r>
+        <w:t>on-policy</w:t>
+      </w:r>
+      <w:r>
+        <w:rPr>
+          <w:rFonts w:cs="Calibri Light"/>
+          <w:rtl/>
+        </w:rPr>
+        <w:t xml:space="preserve"> در به‌روزرسان</w:t>
+      </w:r>
+      <w:r>
+        <w:rPr>
+          <w:rFonts w:cs="Calibri Light" w:hint="cs"/>
+          <w:rtl/>
+        </w:rPr>
+        <w:t>ی</w:t>
+      </w:r>
+      <w:r>
+        <w:rPr>
+          <w:rFonts w:cs="Calibri Light" w:hint="cs"/>
+          <w:rtl/>
+        </w:rPr>
+        <w:t xml:space="preserve"> </w:t>
+      </w:r>
+      <w:r>
+        <w:rPr>
+          <w:rFonts w:cs="Calibri Light" w:hint="cs"/>
+          <w:rtl/>
+        </w:rPr>
+        <w:t>‌</w:t>
+      </w:r>
+      <w:r>
+        <w:rPr>
+          <w:rFonts w:cs="Calibri Light" w:hint="eastAsia"/>
+          <w:rtl/>
+        </w:rPr>
+        <w:t>ها</w:t>
+      </w:r>
+      <w:r>
+        <w:rPr>
+          <w:rFonts w:cs="Calibri Light" w:hint="cs"/>
+          <w:rtl/>
+        </w:rPr>
+        <w:t>ی</w:t>
+      </w:r>
+      <w:r>
+        <w:rPr>
+          <w:rFonts w:cs="Calibri Light"/>
+          <w:rtl/>
+        </w:rPr>
+        <w:t xml:space="preserve"> خود محتاط است، </w:t>
+      </w:r>
+      <w:r>
+        <w:rPr>
+          <w:rFonts w:cs="Calibri Light" w:hint="cs"/>
+          <w:rtl/>
+        </w:rPr>
+        <w:t>ی</w:t>
+      </w:r>
+      <w:r>
+        <w:rPr>
+          <w:rFonts w:cs="Calibri Light" w:hint="eastAsia"/>
+          <w:rtl/>
+        </w:rPr>
+        <w:t>ادگ</w:t>
+      </w:r>
+      <w:r>
+        <w:rPr>
+          <w:rFonts w:cs="Calibri Light" w:hint="cs"/>
+          <w:rtl/>
+        </w:rPr>
+        <w:t>ی</w:t>
+      </w:r>
+      <w:r>
+        <w:rPr>
+          <w:rFonts w:cs="Calibri Light" w:hint="eastAsia"/>
+          <w:rtl/>
+        </w:rPr>
+        <w:t>ر</w:t>
+      </w:r>
+      <w:r>
+        <w:rPr>
+          <w:rFonts w:cs="Calibri Light" w:hint="cs"/>
+          <w:rtl/>
+        </w:rPr>
+        <w:t>ی</w:t>
+      </w:r>
+      <w:r>
+        <w:rPr>
+          <w:rFonts w:cs="Calibri Light"/>
+          <w:rtl/>
+        </w:rPr>
+        <w:t xml:space="preserve"> آهسته‌</w:t>
+      </w:r>
+      <w:r>
+        <w:rPr>
+          <w:rFonts w:cs="Calibri Light" w:hint="cs"/>
+          <w:rtl/>
+        </w:rPr>
+        <w:t xml:space="preserve"> </w:t>
+      </w:r>
+      <w:r>
+        <w:rPr>
+          <w:rFonts w:cs="Calibri Light"/>
+          <w:rtl/>
+        </w:rPr>
+        <w:t>تر</w:t>
+      </w:r>
+      <w:r>
+        <w:rPr>
+          <w:rFonts w:cs="Calibri Light" w:hint="cs"/>
+          <w:rtl/>
+        </w:rPr>
+        <w:t>ی</w:t>
+      </w:r>
+      <w:r>
+        <w:rPr>
+          <w:rFonts w:cs="Calibri Light"/>
+          <w:rtl/>
+        </w:rPr>
+        <w:t xml:space="preserve"> دارد</w:t>
+      </w:r>
+      <w:r>
+        <w:rPr>
+          <w:rFonts w:cs="Calibri Light" w:hint="cs"/>
+          <w:rtl/>
+        </w:rPr>
+        <w:t xml:space="preserve"> که باعث میشود در</w:t>
+      </w:r>
+      <w:r>
+        <w:rPr>
+          <w:rFonts w:cs="Calibri Light"/>
+          <w:rtl/>
+        </w:rPr>
+        <w:t xml:space="preserve"> مح</w:t>
+      </w:r>
+      <w:r>
+        <w:rPr>
+          <w:rFonts w:cs="Calibri Light" w:hint="cs"/>
+          <w:rtl/>
+        </w:rPr>
+        <w:t>ی</w:t>
+      </w:r>
+      <w:r>
+        <w:rPr>
+          <w:rFonts w:cs="Calibri Light" w:hint="eastAsia"/>
+          <w:rtl/>
+        </w:rPr>
+        <w:t>ط</w:t>
+      </w:r>
+      <w:r>
+        <w:rPr>
+          <w:rFonts w:cs="Calibri Light" w:hint="cs"/>
+          <w:rtl/>
+        </w:rPr>
+        <w:t xml:space="preserve"> </w:t>
+      </w:r>
+      <w:r>
+        <w:rPr>
+          <w:rFonts w:cs="Calibri Light" w:hint="eastAsia"/>
+          <w:rtl/>
+        </w:rPr>
+        <w:t>ها</w:t>
+      </w:r>
+      <w:r>
+        <w:rPr>
+          <w:rFonts w:cs="Calibri Light" w:hint="cs"/>
+          <w:rtl/>
+        </w:rPr>
+        <w:t>یی</w:t>
+      </w:r>
+      <w:r>
+        <w:rPr>
+          <w:rFonts w:cs="Calibri Light"/>
+          <w:rtl/>
+        </w:rPr>
+        <w:t xml:space="preserve"> که شامل جر</w:t>
+      </w:r>
+      <w:r>
+        <w:rPr>
+          <w:rFonts w:cs="Calibri Light" w:hint="cs"/>
+          <w:rtl/>
+        </w:rPr>
+        <w:t>ی</w:t>
+      </w:r>
+      <w:r>
+        <w:rPr>
+          <w:rFonts w:cs="Calibri Light" w:hint="eastAsia"/>
+          <w:rtl/>
+        </w:rPr>
+        <w:t>مه‌</w:t>
+      </w:r>
+      <w:r>
+        <w:rPr>
+          <w:rFonts w:cs="Calibri Light" w:hint="cs"/>
+          <w:rtl/>
+        </w:rPr>
+        <w:t xml:space="preserve"> </w:t>
+      </w:r>
+      <w:r>
+        <w:rPr>
+          <w:rFonts w:cs="Calibri Light" w:hint="eastAsia"/>
+          <w:rtl/>
+        </w:rPr>
+        <w:t>ها</w:t>
+      </w:r>
+      <w:r>
+        <w:rPr>
+          <w:rFonts w:cs="Calibri Light" w:hint="cs"/>
+          <w:rtl/>
+        </w:rPr>
+        <w:t>ی</w:t>
+      </w:r>
+      <w:r>
+        <w:rPr>
+          <w:rFonts w:cs="Calibri Light"/>
+          <w:rtl/>
+        </w:rPr>
+        <w:t xml:space="preserve"> سنگ</w:t>
+      </w:r>
+      <w:r>
+        <w:rPr>
+          <w:rFonts w:cs="Calibri Light" w:hint="cs"/>
+          <w:rtl/>
+        </w:rPr>
+        <w:t>ی</w:t>
+      </w:r>
+      <w:r>
+        <w:rPr>
+          <w:rFonts w:cs="Calibri Light" w:hint="eastAsia"/>
+          <w:rtl/>
+        </w:rPr>
+        <w:t>ن</w:t>
+      </w:r>
+      <w:r>
+        <w:rPr>
+          <w:rFonts w:cs="Calibri Light"/>
+          <w:rtl/>
+        </w:rPr>
+        <w:t xml:space="preserve"> هستند، عملکرد ا</w:t>
+      </w:r>
+      <w:r>
+        <w:rPr>
+          <w:rFonts w:cs="Calibri Light" w:hint="cs"/>
+          <w:rtl/>
+        </w:rPr>
+        <w:t>ی</w:t>
+      </w:r>
+      <w:r>
+        <w:rPr>
+          <w:rFonts w:cs="Calibri Light" w:hint="eastAsia"/>
+          <w:rtl/>
+        </w:rPr>
+        <w:t>منتر</w:t>
+      </w:r>
+      <w:r>
+        <w:rPr>
+          <w:rFonts w:cs="Calibri Light" w:hint="cs"/>
+          <w:rtl/>
+        </w:rPr>
+        <w:t>ی</w:t>
+      </w:r>
+      <w:r>
+        <w:rPr>
+          <w:rFonts w:cs="Calibri Light"/>
+          <w:rtl/>
+        </w:rPr>
+        <w:t xml:space="preserve"> ارائه </w:t>
+      </w:r>
+      <w:r>
+        <w:rPr>
+          <w:rFonts w:cs="Calibri Light" w:hint="cs"/>
+          <w:rtl/>
+        </w:rPr>
+        <w:t>‌</w:t>
+      </w:r>
+      <w:r>
+        <w:rPr>
+          <w:rFonts w:cs="Calibri Light" w:hint="eastAsia"/>
+          <w:rtl/>
+        </w:rPr>
+        <w:t>دهد</w:t>
+      </w:r>
+      <w:r>
+        <w:rPr>
+          <w:rFonts w:cs="Calibri Light" w:hint="cs"/>
+          <w:rtl/>
+        </w:rPr>
+        <w:t>.</w:t>
+      </w:r>
+    </w:p>
+    <w:p>
+      <w:pPr>
+        <w:rPr>
+          <w:rtl/>
+        </w:rPr>
+      </w:pPr>
+      <w:r>
+        <w:rPr>
+          <w:rFonts w:cs="Calibri Light" w:hint="cs"/>
+          <w:rtl/>
+        </w:rPr>
+        <w:t xml:space="preserve">پس </w:t>
+      </w:r>
+      <w:r>
+        <w:t>SARSA</w:t>
+      </w:r>
+      <w:r>
+        <w:rPr>
+          <w:rFonts w:cs="Calibri Light"/>
+          <w:rtl/>
+        </w:rPr>
+        <w:t xml:space="preserve"> سرعت همگرا</w:t>
+      </w:r>
+      <w:r>
+        <w:rPr>
+          <w:rFonts w:cs="Calibri Light" w:hint="cs"/>
+          <w:rtl/>
+        </w:rPr>
+        <w:t>یی</w:t>
+      </w:r>
+      <w:r>
+        <w:rPr>
+          <w:rFonts w:cs="Calibri Light"/>
+          <w:rtl/>
+        </w:rPr>
+        <w:t xml:space="preserve"> پا</w:t>
+      </w:r>
+      <w:r>
+        <w:rPr>
+          <w:rFonts w:cs="Calibri Light" w:hint="cs"/>
+          <w:rtl/>
+        </w:rPr>
+        <w:t>یی</w:t>
+      </w:r>
+      <w:r>
+        <w:rPr>
+          <w:rFonts w:cs="Calibri Light" w:hint="eastAsia"/>
+          <w:rtl/>
+        </w:rPr>
+        <w:t>نتر</w:t>
+      </w:r>
+      <w:r>
+        <w:rPr>
+          <w:rFonts w:cs="Calibri Light" w:hint="cs"/>
+          <w:rtl/>
+        </w:rPr>
+        <w:t>ی</w:t>
+      </w:r>
+      <w:r>
+        <w:rPr>
+          <w:rFonts w:cs="Calibri Light"/>
+          <w:rtl/>
+        </w:rPr>
+        <w:t xml:space="preserve"> د</w:t>
+      </w:r>
+      <w:r>
+        <w:rPr>
+          <w:rFonts w:cs="Calibri Light" w:hint="cs"/>
+          <w:rtl/>
+        </w:rPr>
+        <w:t>ارد</w:t>
+      </w:r>
+      <w:r>
+        <w:rPr>
+          <w:rFonts w:cs="Calibri Light"/>
+          <w:rtl/>
+        </w:rPr>
+        <w:t xml:space="preserve"> و حسرت کل</w:t>
+      </w:r>
+      <w:r>
+        <w:rPr>
+          <w:rFonts w:cs="Calibri Light" w:hint="cs"/>
+          <w:rtl/>
+        </w:rPr>
+        <w:t>ی</w:t>
+      </w:r>
+      <w:r>
+        <w:rPr>
+          <w:rFonts w:cs="Calibri Light"/>
+          <w:rtl/>
+        </w:rPr>
+        <w:t xml:space="preserve"> ب</w:t>
+      </w:r>
+      <w:r>
+        <w:rPr>
+          <w:rFonts w:cs="Calibri Light" w:hint="cs"/>
+          <w:rtl/>
+        </w:rPr>
+        <w:t>ی</w:t>
+      </w:r>
+      <w:r>
+        <w:rPr>
+          <w:rFonts w:cs="Calibri Light" w:hint="eastAsia"/>
+          <w:rtl/>
+        </w:rPr>
+        <w:t>شتر</w:t>
+      </w:r>
+      <w:r>
+        <w:rPr>
+          <w:rFonts w:cs="Calibri Light" w:hint="cs"/>
+          <w:rtl/>
+        </w:rPr>
+        <w:t>ی</w:t>
+      </w:r>
+      <w:r>
+        <w:rPr>
+          <w:rFonts w:cs="Calibri Light"/>
+          <w:rtl/>
+        </w:rPr>
+        <w:t xml:space="preserve"> نسبت به روشها</w:t>
+      </w:r>
+      <w:r>
+        <w:rPr>
+          <w:rFonts w:cs="Calibri Light" w:hint="cs"/>
+          <w:rtl/>
+        </w:rPr>
+        <w:t>ی</w:t>
+      </w:r>
+      <w:r>
+        <w:rPr>
+          <w:rFonts w:cs="Calibri Light"/>
+          <w:rtl/>
+        </w:rPr>
+        <w:t xml:space="preserve"> </w:t>
+      </w:r>
+      <w:r>
+        <w:t>Tree Backup</w:t>
+      </w:r>
+      <w:r>
+        <w:rPr>
+          <w:rFonts w:cs="Calibri Light"/>
+          <w:rtl/>
+        </w:rPr>
+        <w:t xml:space="preserve"> نشان داد</w:t>
+      </w:r>
+      <w:r>
+        <w:rPr>
+          <w:rFonts w:cs="Calibri Light" w:hint="cs"/>
+          <w:rtl/>
+        </w:rPr>
+        <w:t xml:space="preserve"> که </w:t>
+      </w:r>
+      <w:r>
+        <w:rPr>
+          <w:rFonts w:cs="Calibri Light" w:hint="eastAsia"/>
+          <w:rtl/>
+        </w:rPr>
+        <w:t>ا</w:t>
+      </w:r>
+      <w:r>
+        <w:rPr>
+          <w:rFonts w:cs="Calibri Light" w:hint="cs"/>
+          <w:rtl/>
+        </w:rPr>
+        <w:t>ی</w:t>
+      </w:r>
+      <w:r>
+        <w:rPr>
+          <w:rFonts w:cs="Calibri Light" w:hint="eastAsia"/>
+          <w:rtl/>
+        </w:rPr>
+        <w:t>ن</w:t>
+      </w:r>
+      <w:r>
+        <w:rPr>
+          <w:rFonts w:cs="Calibri Light"/>
+          <w:rtl/>
+        </w:rPr>
+        <w:t xml:space="preserve"> موضوع با ماه</w:t>
+      </w:r>
+      <w:r>
+        <w:rPr>
+          <w:rFonts w:cs="Calibri Light" w:hint="cs"/>
+          <w:rtl/>
+        </w:rPr>
+        <w:t>ی</w:t>
+      </w:r>
+      <w:r>
+        <w:rPr>
+          <w:rFonts w:cs="Calibri Light" w:hint="eastAsia"/>
+          <w:rtl/>
+        </w:rPr>
+        <w:t>ت</w:t>
+      </w:r>
+      <w:r>
+        <w:rPr>
+          <w:rFonts w:cs="Calibri Light"/>
+          <w:rtl/>
+        </w:rPr>
+        <w:t xml:space="preserve"> </w:t>
+      </w:r>
+      <w:r>
+        <w:t>on-policy</w:t>
+      </w:r>
+      <w:r>
+        <w:rPr>
+          <w:rFonts w:cs="Calibri Light"/>
+          <w:rtl/>
+        </w:rPr>
+        <w:t xml:space="preserve"> آن مطابقت دارد که به س</w:t>
+      </w:r>
+      <w:r>
+        <w:rPr>
+          <w:rFonts w:cs="Calibri Light" w:hint="cs"/>
+          <w:rtl/>
+        </w:rPr>
+        <w:t>ی</w:t>
+      </w:r>
+      <w:r>
+        <w:rPr>
+          <w:rFonts w:cs="Calibri Light" w:hint="eastAsia"/>
+          <w:rtl/>
+        </w:rPr>
+        <w:t>است</w:t>
+      </w:r>
+      <w:r>
+        <w:rPr>
+          <w:rFonts w:cs="Calibri Light"/>
+          <w:rtl/>
+        </w:rPr>
+        <w:t xml:space="preserve"> فعل</w:t>
+      </w:r>
+      <w:r>
+        <w:rPr>
+          <w:rFonts w:cs="Calibri Light" w:hint="cs"/>
+          <w:rtl/>
+        </w:rPr>
+        <w:t>ی</w:t>
+      </w:r>
+      <w:r>
+        <w:rPr>
+          <w:rFonts w:cs="Calibri Light"/>
+          <w:rtl/>
+        </w:rPr>
+        <w:t xml:space="preserve"> وابسته است و در صورت غ</w:t>
+      </w:r>
+      <w:r>
+        <w:rPr>
+          <w:rFonts w:cs="Calibri Light" w:hint="cs"/>
+          <w:rtl/>
+        </w:rPr>
+        <w:t>ی</w:t>
+      </w:r>
+      <w:r>
+        <w:rPr>
+          <w:rFonts w:cs="Calibri Light" w:hint="eastAsia"/>
+          <w:rtl/>
+        </w:rPr>
+        <w:t>ر</w:t>
+      </w:r>
+      <w:r>
+        <w:rPr>
+          <w:rFonts w:cs="Calibri Light"/>
+          <w:rtl/>
+        </w:rPr>
+        <w:t xml:space="preserve"> به</w:t>
+      </w:r>
+      <w:r>
+        <w:rPr>
+          <w:rFonts w:cs="Calibri Light" w:hint="cs"/>
+          <w:rtl/>
+        </w:rPr>
+        <w:t>ی</w:t>
+      </w:r>
+      <w:r>
+        <w:rPr>
+          <w:rFonts w:cs="Calibri Light" w:hint="eastAsia"/>
+          <w:rtl/>
+        </w:rPr>
+        <w:t>نه</w:t>
+      </w:r>
+      <w:r>
+        <w:rPr>
+          <w:rFonts w:cs="Calibri Light"/>
+          <w:rtl/>
+        </w:rPr>
+        <w:t xml:space="preserve"> بودن، باعث </w:t>
+      </w:r>
+      <w:r>
+        <w:rPr>
+          <w:rFonts w:cs="Calibri Light" w:hint="cs"/>
+          <w:rtl/>
+        </w:rPr>
+        <w:t>ی</w:t>
+      </w:r>
+      <w:r>
+        <w:rPr>
+          <w:rFonts w:cs="Calibri Light" w:hint="eastAsia"/>
+          <w:rtl/>
+        </w:rPr>
+        <w:t>ادگ</w:t>
+      </w:r>
+      <w:r>
+        <w:rPr>
+          <w:rFonts w:cs="Calibri Light" w:hint="cs"/>
+          <w:rtl/>
+        </w:rPr>
+        <w:t>ی</w:t>
+      </w:r>
+      <w:r>
+        <w:rPr>
+          <w:rFonts w:cs="Calibri Light" w:hint="eastAsia"/>
+          <w:rtl/>
+        </w:rPr>
+        <w:t>ر</w:t>
+      </w:r>
+      <w:r>
+        <w:rPr>
+          <w:rFonts w:cs="Calibri Light" w:hint="cs"/>
+          <w:rtl/>
+        </w:rPr>
+        <w:t>ی</w:t>
+      </w:r>
+      <w:r>
+        <w:rPr>
+          <w:rFonts w:cs="Calibri Light"/>
+          <w:rtl/>
+        </w:rPr>
+        <w:t xml:space="preserve"> کندتر و کمتر مؤثر م</w:t>
+      </w:r>
+      <w:r>
+        <w:rPr>
+          <w:rFonts w:cs="Calibri Light" w:hint="cs"/>
+          <w:rtl/>
+        </w:rPr>
+        <w:t>ی</w:t>
+      </w:r>
+      <w:r>
+        <w:rPr>
+          <w:rFonts w:cs="Calibri Light" w:hint="eastAsia"/>
+          <w:rtl/>
+        </w:rPr>
+        <w:t>شود</w:t>
+      </w:r>
+      <w:r>
+        <w:rPr>
+          <w:rFonts w:cs="Calibri Light"/>
+          <w:rtl/>
+        </w:rPr>
+        <w:t>.</w:t>
+      </w:r>
+    </w:p>
+    <w:p>
+      <w:pPr>
+        <w:rPr>
+          <w:rFonts w:cs="Calibri Light"/>
+          <w:rtl/>
+        </w:rPr>
+      </w:pPr>
+      <w:r>
+        <w:rPr>
+          <w:rFonts w:cs="Calibri Light" w:hint="eastAsia"/>
+          <w:rtl/>
+        </w:rPr>
+        <w:t>نتا</w:t>
+      </w:r>
+      <w:r>
+        <w:rPr>
+          <w:rFonts w:cs="Calibri Light" w:hint="cs"/>
+          <w:rtl/>
+        </w:rPr>
+        <w:t>ی</w:t>
+      </w:r>
+      <w:r>
+        <w:rPr>
+          <w:rFonts w:cs="Calibri Light" w:hint="eastAsia"/>
+          <w:rtl/>
+        </w:rPr>
+        <w:t>ج</w:t>
+      </w:r>
+      <w:r>
+        <w:rPr>
+          <w:rFonts w:cs="Calibri Light"/>
+          <w:rtl/>
+        </w:rPr>
+        <w:t xml:space="preserve"> تأ</w:t>
+      </w:r>
+      <w:r>
+        <w:rPr>
+          <w:rFonts w:cs="Calibri Light" w:hint="cs"/>
+          <w:rtl/>
+        </w:rPr>
+        <w:t>یی</w:t>
+      </w:r>
+      <w:r>
+        <w:rPr>
+          <w:rFonts w:cs="Calibri Light" w:hint="eastAsia"/>
+          <w:rtl/>
+        </w:rPr>
+        <w:t>د</w:t>
+      </w:r>
+      <w:r>
+        <w:rPr>
+          <w:rFonts w:cs="Calibri Light"/>
+          <w:rtl/>
+        </w:rPr>
+        <w:t xml:space="preserve"> م</w:t>
+      </w:r>
+      <w:r>
+        <w:rPr>
+          <w:rFonts w:cs="Calibri Light" w:hint="cs"/>
+          <w:rtl/>
+        </w:rPr>
+        <w:t>ی</w:t>
+      </w:r>
+      <w:r>
+        <w:rPr>
+          <w:rFonts w:cs="Calibri Light" w:hint="eastAsia"/>
+          <w:rtl/>
+        </w:rPr>
+        <w:t>کنند</w:t>
+      </w:r>
+      <w:r>
+        <w:rPr>
+          <w:rFonts w:cs="Calibri Light"/>
+          <w:rtl/>
+        </w:rPr>
+        <w:t xml:space="preserve"> که </w:t>
+      </w:r>
+      <w:r>
+        <w:t>SARSA</w:t>
+      </w:r>
+      <w:r>
+        <w:rPr>
+          <w:rFonts w:cs="Calibri Light"/>
+          <w:rtl/>
+        </w:rPr>
+        <w:t xml:space="preserve"> در مح</w:t>
+      </w:r>
+      <w:r>
+        <w:rPr>
+          <w:rFonts w:cs="Calibri Light" w:hint="cs"/>
+          <w:rtl/>
+        </w:rPr>
+        <w:t>ی</w:t>
+      </w:r>
+      <w:r>
+        <w:rPr>
+          <w:rFonts w:cs="Calibri Light" w:hint="eastAsia"/>
+          <w:rtl/>
+        </w:rPr>
+        <w:t>ط</w:t>
+      </w:r>
+      <w:r>
+        <w:rPr>
+          <w:rFonts w:cs="Calibri Light" w:hint="cs"/>
+          <w:rtl/>
+        </w:rPr>
+        <w:t xml:space="preserve"> </w:t>
+      </w:r>
+      <w:r>
+        <w:rPr>
+          <w:rFonts w:cs="Calibri Light" w:hint="eastAsia"/>
+          <w:rtl/>
+        </w:rPr>
+        <w:t>‌ها</w:t>
+      </w:r>
+      <w:r>
+        <w:rPr>
+          <w:rFonts w:cs="Calibri Light" w:hint="cs"/>
+          <w:rtl/>
+        </w:rPr>
+        <w:t>یی</w:t>
+      </w:r>
+      <w:r>
+        <w:rPr>
+          <w:rFonts w:cs="Calibri Light"/>
+          <w:rtl/>
+        </w:rPr>
+        <w:t xml:space="preserve"> مانند </w:t>
+      </w:r>
+      <w:r>
+        <w:t>Cliff Walking</w:t>
+      </w:r>
+      <w:r>
+        <w:rPr>
+          <w:rFonts w:cs="Calibri Light"/>
+          <w:rtl/>
+        </w:rPr>
+        <w:t xml:space="preserve"> که جر</w:t>
+      </w:r>
+      <w:r>
+        <w:rPr>
+          <w:rFonts w:cs="Calibri Light" w:hint="cs"/>
+          <w:rtl/>
+        </w:rPr>
+        <w:t>ی</w:t>
+      </w:r>
+      <w:r>
+        <w:rPr>
+          <w:rFonts w:cs="Calibri Light" w:hint="eastAsia"/>
+          <w:rtl/>
+        </w:rPr>
+        <w:t>مه‌</w:t>
+      </w:r>
+      <w:r>
+        <w:rPr>
+          <w:rFonts w:cs="Calibri Light" w:hint="cs"/>
+          <w:rtl/>
+        </w:rPr>
+        <w:t xml:space="preserve"> </w:t>
+      </w:r>
+      <w:r>
+        <w:rPr>
+          <w:rFonts w:cs="Calibri Light" w:hint="eastAsia"/>
+          <w:rtl/>
+        </w:rPr>
+        <w:t>ها</w:t>
+      </w:r>
+      <w:r>
+        <w:rPr>
+          <w:rFonts w:cs="Calibri Light" w:hint="cs"/>
+          <w:rtl/>
+        </w:rPr>
+        <w:t>ی</w:t>
+      </w:r>
+      <w:r>
+        <w:rPr>
+          <w:rFonts w:cs="Calibri Light"/>
+          <w:rtl/>
+        </w:rPr>
+        <w:t xml:space="preserve"> سنگ</w:t>
+      </w:r>
+      <w:r>
+        <w:rPr>
+          <w:rFonts w:cs="Calibri Light" w:hint="cs"/>
+          <w:rtl/>
+        </w:rPr>
+        <w:t>ی</w:t>
+      </w:r>
+      <w:r>
+        <w:rPr>
+          <w:rFonts w:cs="Calibri Light" w:hint="eastAsia"/>
+          <w:rtl/>
+        </w:rPr>
+        <w:t>ن</w:t>
+      </w:r>
+      <w:r>
+        <w:rPr>
+          <w:rFonts w:cs="Calibri Light"/>
+          <w:rtl/>
+        </w:rPr>
+        <w:t xml:space="preserve"> برا</w:t>
+      </w:r>
+      <w:r>
+        <w:rPr>
+          <w:rFonts w:cs="Calibri Light" w:hint="cs"/>
+          <w:rtl/>
+        </w:rPr>
+        <w:t>ی</w:t>
+      </w:r>
+      <w:r>
+        <w:rPr>
+          <w:rFonts w:cs="Calibri Light"/>
+          <w:rtl/>
+        </w:rPr>
+        <w:t xml:space="preserve"> رفتارها</w:t>
+      </w:r>
+      <w:r>
+        <w:rPr>
+          <w:rFonts w:cs="Calibri Light" w:hint="cs"/>
+          <w:rtl/>
+        </w:rPr>
+        <w:t>ی</w:t>
+      </w:r>
+      <w:r>
+        <w:rPr>
+          <w:rFonts w:cs="Calibri Light"/>
+          <w:rtl/>
+        </w:rPr>
+        <w:t xml:space="preserve"> غ</w:t>
+      </w:r>
+      <w:r>
+        <w:rPr>
+          <w:rFonts w:cs="Calibri Light" w:hint="cs"/>
+          <w:rtl/>
+        </w:rPr>
+        <w:t>ی</w:t>
+      </w:r>
+      <w:r>
+        <w:rPr>
+          <w:rFonts w:cs="Calibri Light" w:hint="eastAsia"/>
+          <w:rtl/>
+        </w:rPr>
+        <w:t>ر</w:t>
+      </w:r>
+      <w:r>
+        <w:rPr>
+          <w:rFonts w:cs="Calibri Light"/>
+          <w:rtl/>
+        </w:rPr>
+        <w:t xml:space="preserve"> به</w:t>
+      </w:r>
+      <w:r>
+        <w:rPr>
+          <w:rFonts w:cs="Calibri Light" w:hint="cs"/>
+          <w:rtl/>
+        </w:rPr>
+        <w:t>ی</w:t>
+      </w:r>
+      <w:r>
+        <w:rPr>
+          <w:rFonts w:cs="Calibri Light" w:hint="eastAsia"/>
+          <w:rtl/>
+        </w:rPr>
+        <w:t>نه</w:t>
+      </w:r>
+      <w:r>
+        <w:rPr>
+          <w:rFonts w:cs="Calibri Light"/>
+          <w:rtl/>
+        </w:rPr>
+        <w:t xml:space="preserve"> دارد</w:t>
+      </w:r>
+      <w:r>
+        <w:rPr>
+          <w:rFonts w:cs="Calibri Light" w:hint="cs"/>
+          <w:rtl/>
+        </w:rPr>
+        <w:t xml:space="preserve"> و یادگیری و گذر زمان هزینه دارد</w:t>
+      </w:r>
+      <w:r>
+        <w:rPr>
+          <w:rFonts w:cs="Calibri Light"/>
+          <w:rtl/>
+        </w:rPr>
+        <w:t>، عملکرد ضع</w:t>
+      </w:r>
+      <w:r>
+        <w:rPr>
+          <w:rFonts w:cs="Calibri Light" w:hint="cs"/>
+          <w:rtl/>
+        </w:rPr>
+        <w:t>ی</w:t>
+      </w:r>
+      <w:r>
+        <w:rPr>
+          <w:rFonts w:cs="Calibri Light" w:hint="eastAsia"/>
+          <w:rtl/>
+        </w:rPr>
+        <w:t>ف</w:t>
+      </w:r>
+      <w:r>
+        <w:rPr>
+          <w:rFonts w:cs="Calibri Light" w:hint="cs"/>
+          <w:rtl/>
+        </w:rPr>
+        <w:t>ی</w:t>
+      </w:r>
+      <w:r>
+        <w:rPr>
+          <w:rFonts w:cs="Calibri Light"/>
+          <w:rtl/>
+        </w:rPr>
+        <w:t xml:space="preserve"> دارد.</w:t>
+      </w:r>
+    </w:p>
+    <w:p>
+      <w:pPr>
+        <w:rPr>
+          <w:rFonts w:cs="Calibri Light"/>
+          <w:rtl/>
+        </w:rPr>
+      </w:pPr>
+    </w:p>
+    <w:p>
+      <w:r>
+        <w:rPr>
+          <w:rFonts w:cs="Calibri Light"/>
+          <w:rtl/>
+          <w:lang w:bidi="ar-SA"/>
+        </w:rPr>
+        <w:t>همانطور انتظار م</w:t>
+      </w:r>
+      <w:r>
+        <w:rPr>
+          <w:rFonts w:cs="Calibri Light" w:hint="cs"/>
+          <w:rtl/>
+          <w:lang w:bidi="ar-SA"/>
+        </w:rPr>
+        <w:t>ی</w:t>
+      </w:r>
+      <w:r>
+        <w:rPr>
+          <w:rFonts w:cs="Calibri Light" w:hint="eastAsia"/>
+          <w:rtl/>
+          <w:lang w:bidi="ar-SA"/>
+        </w:rPr>
+        <w:t>رفت</w:t>
+      </w:r>
+      <w:r>
+        <w:rPr>
+          <w:rFonts w:cs="Calibri Light"/>
+          <w:rtl/>
+          <w:lang w:bidi="ar-SA"/>
+        </w:rPr>
+        <w:t xml:space="preserve"> </w:t>
+      </w:r>
+      <w:r>
+        <w:rPr>
+          <w:rFonts w:cs="Calibri Light" w:hint="cs"/>
+          <w:rtl/>
+        </w:rPr>
+        <w:t xml:space="preserve">مقدار کمتر </w:t>
+      </w:r>
+      <w:r>
+        <w:rPr>
+          <w:rFonts w:cs="Calibri Light"/>
+        </w:rPr>
+        <w:t>n</w:t>
+      </w:r>
+      <w:r>
+        <w:rPr>
+          <w:rFonts w:cs="Calibri Light" w:hint="cs"/>
+          <w:rtl/>
+        </w:rPr>
+        <w:t xml:space="preserve"> روی پ</w:t>
+      </w:r>
+      <w:r>
+        <w:rPr>
+          <w:rtl/>
+          <w:lang w:bidi="ar-SA"/>
+        </w:rPr>
+        <w:t>اداشهای فوری ت</w:t>
+      </w:r>
+      <w:r>
+        <w:rPr>
+          <w:rFonts w:hint="cs"/>
+          <w:rtl/>
+          <w:lang w:bidi="ar-SA"/>
+        </w:rPr>
+        <w:t>ا</w:t>
+      </w:r>
+      <w:r>
+        <w:rPr>
+          <w:rtl/>
+          <w:lang w:bidi="ar-SA"/>
+        </w:rPr>
+        <w:t xml:space="preserve">کید دارند و منجر به یادگیری سریعتر اما </w:t>
+      </w:r>
+      <w:r>
+        <w:rPr>
+          <w:rFonts w:hint="cs"/>
+          <w:rtl/>
+          <w:lang w:bidi="ar-SA"/>
+        </w:rPr>
+        <w:t>با اگاهی کمتر</w:t>
+      </w:r>
+      <w:r>
+        <w:rPr>
+          <w:rtl/>
+          <w:lang w:bidi="ar-SA"/>
+        </w:rPr>
+        <w:t xml:space="preserve"> میشوند. این روش به دلیل ماهیت</w:t>
+      </w:r>
+      <w:r>
+        <w:t xml:space="preserve"> off-policy </w:t>
+      </w:r>
+      <w:r>
+        <w:rPr>
+          <w:rtl/>
+          <w:lang w:bidi="ar-SA"/>
+        </w:rPr>
+        <w:t>ممکن است کمی بهتر از</w:t>
+      </w:r>
+      <w:r>
+        <w:t xml:space="preserve"> SARSA </w:t>
+      </w:r>
+      <w:r>
+        <w:rPr>
+          <w:rtl/>
+          <w:lang w:bidi="ar-SA"/>
+        </w:rPr>
+        <w:t>عمل کند</w:t>
+      </w:r>
+      <w:r>
+        <w:t>.</w:t>
+      </w:r>
+    </w:p>
+    <w:p>
+      <w:pPr>
+        <w:pStyle w:val="ListParagraph"/>
+        <w:numPr>
+          <w:ilvl w:val="0"/>
+          <w:numId w:val="22"/>
+        </w:numPr>
+        <w:rPr>
+          <w:rtl/>
+        </w:rPr>
+      </w:pPr>
+      <w:r>
+        <w:t>n = 1</w:t>
+      </w:r>
+      <w:r>
+        <w:rPr>
+          <w:rFonts w:hint="cs"/>
+          <w:rtl/>
+        </w:rPr>
+        <w:t xml:space="preserve"> </w:t>
+      </w:r>
+      <w:r>
+        <w:rPr>
+          <w:rtl/>
+          <w:lang w:bidi="ar-SA"/>
+        </w:rPr>
+        <w:t>سریعترین همگرایی</w:t>
+      </w:r>
+      <w:r>
+        <w:rPr>
+          <w:rFonts w:hint="cs"/>
+          <w:rtl/>
+          <w:lang w:bidi="ar-SA"/>
+        </w:rPr>
+        <w:t xml:space="preserve"> دارد (با توجه به شیب و نه مقدار های </w:t>
+      </w:r>
+      <w:r>
+        <w:rPr>
+          <w:lang w:bidi="ar-SA"/>
+        </w:rPr>
+        <w:t>regret</w:t>
+      </w:r>
+      <w:r>
+        <w:rPr>
+          <w:rFonts w:hint="cs"/>
+          <w:rtl/>
+          <w:lang w:bidi="ar-SA"/>
+        </w:rPr>
+        <w:t>)</w:t>
+      </w:r>
+      <w:r>
+        <w:rPr>
+          <w:rtl/>
+          <w:lang w:bidi="ar-SA"/>
+        </w:rPr>
+        <w:t xml:space="preserve"> ، زیرا فقط بر پاداشهای فوری و حالت بعدی تکیه دار</w:t>
+      </w:r>
+      <w:r>
+        <w:rPr>
+          <w:rFonts w:hint="cs"/>
+          <w:rtl/>
+          <w:lang w:bidi="ar-SA"/>
+        </w:rPr>
+        <w:t>د</w:t>
+      </w:r>
+      <w:r>
+        <w:t>.</w:t>
+      </w:r>
+    </w:p>
+    <w:p>
+      <w:pPr>
+        <w:ind w:left="360"/>
+        <w:rPr>
+          <w:rtl/>
+        </w:rPr>
+      </w:pPr>
+      <w:r>
+        <w:rPr>
+          <w:rtl/>
+          <w:lang w:bidi="ar-SA"/>
+        </w:rPr>
+        <w:t>با این حال، حس</w:t>
+      </w:r>
+      <w:r>
+        <w:rPr>
+          <w:rFonts w:hint="cs"/>
+          <w:rtl/>
+          <w:lang w:bidi="ar-SA"/>
+        </w:rPr>
+        <w:t xml:space="preserve">رت کلی </w:t>
+      </w:r>
+      <w:r>
+        <w:rPr>
+          <w:lang w:bidi="ar-SA"/>
+        </w:rPr>
+        <w:t>n=1</w:t>
+      </w:r>
+      <w:r>
+        <w:rPr>
+          <w:rFonts w:hint="cs"/>
+          <w:rtl/>
+        </w:rPr>
+        <w:t xml:space="preserve"> از دو حالت دیگر بیشتر است</w:t>
+      </w:r>
+      <w:r>
+        <w:t>.</w:t>
+      </w:r>
+    </w:p>
+    <w:p>
+      <w:pPr>
+        <w:ind w:left="360"/>
+        <w:jc w:val="center"/>
+        <w:rPr>
+          <w:rtl/>
+        </w:rPr>
+      </w:pPr>
+      <w:r>
+        <w:rPr>
+          <w:noProof/>
+          <w14:ligatures w14:val="standardContextual"/>
+        </w:rPr>
+        <w:drawing>
+          <wp:inline distT="0" distB="0" distL="0" distR="0" wp14:anchorId="65EB44A6" wp14:editId="34EAB035">
+            <wp:extent cx="3312376" cy="3214468"/>
+            <wp:effectExtent l="0" t="0" r="2540" b="5080"/>
+            <wp:docPr id="1868940415" name="Picture 1"/>
+            <wp:cNvGraphicFramePr>
+              <a:graphicFrameLocks xmlns:a="http://schemas.openxmlformats.org/drawingml/2006/main" noChangeAspect="1"/>
+            </wp:cNvGraphicFramePr>
+            <a:graphic xmlns:a="http://schemas.openxmlformats.org/drawingml/2006/main">
+              <a:graphicData uri="http://schemas.openxmlformats.org/drawingml/2006/picture">
+                <pic:pic xmlns:pic="http://schemas.openxmlformats.org/drawingml/2006/picture">
+                  <pic:nvPicPr>
+                    <pic:cNvPr id="1868940415" name=""/>
+                    <pic:cNvPicPr/>
+                  </pic:nvPicPr>
+                  <pic:blipFill rotWithShape="1">
+                    <a:blip r:embed="rId22"/>
+                    <a:srcRect t="21338" b="5878"/>
+                    <a:stretch/>
+                  </pic:blipFill>
+                  <pic:spPr bwMode="auto">
+                    <a:xfrm>
+                      <a:off x="0" y="0"/>
+                      <a:ext cx="3316712" cy="3218676"/>
+                    </a:xfrm>
+                    <a:prstGeom prst="rect">
+                      <a:avLst/>
+                    </a:prstGeom>
+                    <a:ln>
+                      <a:noFill/>
+                    </a:ln>
+                    <a:extLst>
+                      <a:ext uri="{53640926-AAD7-44D8-BBD7-CCE9431645EC}">
+                        <a14:shadowObscured xmlns:a14="http://schemas.microsoft.com/office/drawing/2010/main"/>
+                      </a:ext>
+                    </a:extLst>
+                  </pic:spPr>
+                </pic:pic>
+              </a:graphicData>
+            </a:graphic>
+          </wp:inline>
+        </w:drawing>
+      </w:r>
+    </w:p>
+    <w:p>
+      <w:pPr>
+        <w:pStyle w:val="ListParagraph"/>
+        <w:numPr>
+          <w:ilvl w:val="0"/>
+          <w:numId w:val="22"/>
+        </w:numPr>
+      </w:pPr>
+      <w:r>
+        <w:t>n</w:t>
+      </w:r>
+      <w:r>
+        <w:t xml:space="preserve"> </w:t>
+      </w:r>
+      <w:r>
+        <w:t>=</w:t>
+      </w:r>
+      <w:r>
+        <w:t xml:space="preserve"> </w:t>
+      </w:r>
+      <w:r>
+        <w:t>3</w:t>
+      </w:r>
+      <w:r>
+        <w:rPr>
+          <w:rFonts w:hint="cs"/>
+          <w:rtl/>
+        </w:rPr>
+        <w:t xml:space="preserve"> </w:t>
+      </w:r>
+      <w:r>
+        <w:rPr>
+          <w:rtl/>
+        </w:rPr>
+        <w:t>بهترین</w:t>
+      </w:r>
+      <w:r>
+        <w:rPr>
+          <w:rtl/>
+        </w:rPr>
+        <w:t xml:space="preserve"> تعادل بین سرعت همگرایی و حسرت کلی را</w:t>
+      </w:r>
+      <w:r>
+        <w:t xml:space="preserve"> </w:t>
+      </w:r>
+      <w:r>
+        <w:rPr>
+          <w:rFonts w:hint="cs"/>
+          <w:rtl/>
+        </w:rPr>
+        <w:t>دار</w:t>
+      </w:r>
+      <w:r>
+        <w:rPr>
+          <w:rtl/>
+        </w:rPr>
+        <w:t xml:space="preserve">د و از هر دو مقدار </w:t>
+      </w:r>
+      <w:r>
+        <w:rPr>
+          <w:rFonts w:hint="cs"/>
+          <w:rtl/>
+        </w:rPr>
+        <w:t xml:space="preserve">عمکری </w:t>
+      </w:r>
+      <w:r>
+        <w:rPr>
+          <w:rtl/>
+        </w:rPr>
+        <w:t>بهتری د</w:t>
+      </w:r>
+      <w:r>
+        <w:rPr>
+          <w:rFonts w:hint="cs"/>
+          <w:rtl/>
+        </w:rPr>
+        <w:t>ارد</w:t>
+      </w:r>
+      <w:r>
+        <w:t>.</w:t>
+      </w:r>
+    </w:p>
+    <w:p>
+      <w:pPr>
+        <w:pStyle w:val="ListParagraph"/>
+        <w:numPr>
+          <w:ilvl w:val="0"/>
+          <w:numId w:val="22"/>
+        </w:numPr>
+      </w:pPr>
+      <w:r>
+        <w:t xml:space="preserve"> n = 5</w:t>
+      </w:r>
+      <w:r>
+        <w:rPr>
+          <w:rFonts w:hint="cs"/>
+          <w:rtl/>
+        </w:rPr>
+        <w:t xml:space="preserve"> </w:t>
+      </w:r>
+      <w:r>
+        <w:rPr>
+          <w:rFonts w:cs="Calibri Light" w:hint="cs"/>
+          <w:rtl/>
+        </w:rPr>
+        <w:t>پاداشهای</w:t>
+      </w:r>
+      <w:r>
+        <w:rPr>
+          <w:rFonts w:cs="Calibri Light"/>
+          <w:rtl/>
+        </w:rPr>
+        <w:t xml:space="preserve"> بلندمدت ب</w:t>
+      </w:r>
+      <w:r>
+        <w:rPr>
+          <w:rFonts w:cs="Calibri Light" w:hint="cs"/>
+          <w:rtl/>
+        </w:rPr>
+        <w:t>ی</w:t>
+      </w:r>
+      <w:r>
+        <w:rPr>
+          <w:rFonts w:cs="Calibri Light" w:hint="eastAsia"/>
+          <w:rtl/>
+        </w:rPr>
+        <w:t>شتر</w:t>
+      </w:r>
+      <w:r>
+        <w:rPr>
+          <w:rFonts w:cs="Calibri Light" w:hint="cs"/>
+          <w:rtl/>
+        </w:rPr>
+        <w:t>ی</w:t>
+      </w:r>
+      <w:r>
+        <w:rPr>
+          <w:rFonts w:cs="Calibri Light"/>
+          <w:rtl/>
+        </w:rPr>
+        <w:t xml:space="preserve"> را در نظر م</w:t>
+      </w:r>
+      <w:r>
+        <w:rPr>
+          <w:rFonts w:cs="Calibri Light" w:hint="cs"/>
+          <w:rtl/>
+        </w:rPr>
+        <w:t>ی</w:t>
+      </w:r>
+      <w:r>
+        <w:rPr>
+          <w:rFonts w:cs="Calibri Light" w:hint="eastAsia"/>
+          <w:rtl/>
+        </w:rPr>
+        <w:t>گ</w:t>
+      </w:r>
+      <w:r>
+        <w:rPr>
+          <w:rFonts w:cs="Calibri Light" w:hint="cs"/>
+          <w:rtl/>
+        </w:rPr>
+        <w:t>ی</w:t>
+      </w:r>
+      <w:r>
+        <w:rPr>
+          <w:rFonts w:cs="Calibri Light" w:hint="eastAsia"/>
+          <w:rtl/>
+        </w:rPr>
+        <w:t>ر</w:t>
+      </w:r>
+      <w:r>
+        <w:rPr>
+          <w:rFonts w:cs="Calibri Light" w:hint="cs"/>
+          <w:rtl/>
+        </w:rPr>
+        <w:t>د</w:t>
+      </w:r>
+      <w:r>
+        <w:rPr>
+          <w:rFonts w:cs="Calibri Light"/>
+          <w:rtl/>
+        </w:rPr>
+        <w:t xml:space="preserve"> </w:t>
+      </w:r>
+      <w:r>
+        <w:rPr>
+          <w:rFonts w:cs="Calibri Light" w:hint="cs"/>
+          <w:rtl/>
+        </w:rPr>
+        <w:t xml:space="preserve">تا بتواند </w:t>
+      </w:r>
+      <w:r>
+        <w:rPr>
+          <w:rFonts w:cs="Calibri Light"/>
+          <w:rtl/>
+        </w:rPr>
+        <w:t>به س</w:t>
+      </w:r>
+      <w:r>
+        <w:rPr>
+          <w:rFonts w:cs="Calibri Light" w:hint="cs"/>
+          <w:rtl/>
+        </w:rPr>
+        <w:t>ی</w:t>
+      </w:r>
+      <w:r>
+        <w:rPr>
+          <w:rFonts w:cs="Calibri Light" w:hint="eastAsia"/>
+          <w:rtl/>
+        </w:rPr>
+        <w:t>استها</w:t>
+      </w:r>
+      <w:r>
+        <w:rPr>
+          <w:rFonts w:cs="Calibri Light" w:hint="cs"/>
+          <w:rtl/>
+        </w:rPr>
+        <w:t>ی</w:t>
+      </w:r>
+      <w:r>
+        <w:rPr>
+          <w:rFonts w:cs="Calibri Light"/>
+          <w:rtl/>
+        </w:rPr>
+        <w:t xml:space="preserve"> نها</w:t>
+      </w:r>
+      <w:r>
+        <w:rPr>
+          <w:rFonts w:cs="Calibri Light" w:hint="cs"/>
+          <w:rtl/>
+        </w:rPr>
+        <w:t>یی</w:t>
+      </w:r>
+      <w:r>
+        <w:rPr>
+          <w:rFonts w:cs="Calibri Light"/>
+          <w:rtl/>
+        </w:rPr>
+        <w:t xml:space="preserve"> بهتر</w:t>
+      </w:r>
+      <w:r>
+        <w:rPr>
+          <w:rFonts w:cs="Calibri Light" w:hint="cs"/>
+          <w:rtl/>
+        </w:rPr>
+        <w:t>ی</w:t>
+      </w:r>
+      <w:r>
+        <w:rPr>
+          <w:rFonts w:cs="Calibri Light"/>
+          <w:rtl/>
+        </w:rPr>
+        <w:t xml:space="preserve"> </w:t>
+      </w:r>
+      <w:r>
+        <w:rPr>
+          <w:rFonts w:cs="Calibri Light" w:hint="cs"/>
+          <w:rtl/>
+        </w:rPr>
+        <w:t>بر</w:t>
+      </w:r>
+      <w:r>
+        <w:rPr>
+          <w:rFonts w:cs="Calibri Light" w:hint="eastAsia"/>
+          <w:rtl/>
+        </w:rPr>
+        <w:t>س</w:t>
+      </w:r>
+      <w:r>
+        <w:rPr>
+          <w:rFonts w:cs="Calibri Light" w:hint="cs"/>
+          <w:rtl/>
+        </w:rPr>
+        <w:t>د</w:t>
+      </w:r>
+      <w:r>
+        <w:rPr>
+          <w:rFonts w:cs="Calibri Light" w:hint="eastAsia"/>
+          <w:rtl/>
+        </w:rPr>
+        <w:t>،</w:t>
+      </w:r>
+      <w:r>
+        <w:rPr>
+          <w:rFonts w:cs="Calibri Light"/>
+          <w:rtl/>
+        </w:rPr>
+        <w:t xml:space="preserve"> اما سرعت همگرا</w:t>
+      </w:r>
+      <w:r>
+        <w:rPr>
+          <w:rFonts w:cs="Calibri Light" w:hint="cs"/>
+          <w:rtl/>
+        </w:rPr>
+        <w:t>یی</w:t>
+      </w:r>
+      <w:r>
+        <w:rPr>
+          <w:rFonts w:cs="Calibri Light"/>
+          <w:rtl/>
+        </w:rPr>
+        <w:t xml:space="preserve"> پا</w:t>
+      </w:r>
+      <w:r>
+        <w:rPr>
+          <w:rFonts w:cs="Calibri Light" w:hint="cs"/>
+          <w:rtl/>
+        </w:rPr>
+        <w:t>یی</w:t>
+      </w:r>
+      <w:r>
+        <w:rPr>
+          <w:rFonts w:cs="Calibri Light" w:hint="eastAsia"/>
+          <w:rtl/>
+        </w:rPr>
+        <w:t>نتر</w:t>
+      </w:r>
+      <w:r>
+        <w:rPr>
+          <w:rFonts w:cs="Calibri Light" w:hint="cs"/>
+          <w:rtl/>
+        </w:rPr>
+        <w:t>ی</w:t>
+      </w:r>
+      <w:r>
+        <w:rPr>
+          <w:rFonts w:cs="Calibri Light"/>
+          <w:rtl/>
+        </w:rPr>
+        <w:t xml:space="preserve"> دارد.</w:t>
+      </w:r>
+    </w:p>
+    <w:p>
+      <w:pPr>
+        <w:ind w:left="720"/>
+        <w:rPr>
+          <w:rtl/>
+        </w:rPr>
+      </w:pPr>
+    </w:p>
+    <w:p>
+      <w:pPr>
+        <w:pStyle w:val="Heading2"/>
+        <w:rPr>
+          <w:rtl/>
+        </w:rPr>
+      </w:pPr>
+      <w:bookmarkStart w:id="18" w:name="_Toc184599361"/>
+      <w:r>
+        <w:rPr>
+          <w:rFonts w:hint="cs"/>
+          <w:rtl/>
+        </w:rPr>
+        <w:lastRenderedPageBreak/>
+        <w:t>ج)</w:t>
+      </w:r>
+      <w:bookmarkEnd w:id="18"/>
+    </w:p>
+    <w:p>
+      <w:pPr>
+        <w:rPr>
+          <w:rtl/>
+        </w:rPr>
+      </w:pPr>
+      <w:r>
+        <w:rPr>
+          <w:rFonts w:hint="cs"/>
+          <w:rtl/>
+        </w:rPr>
+        <w:t xml:space="preserve">برای اپسیلون ثابت باتوجه به اینکه میتوانست در </w:t>
+      </w:r>
+      <w:r>
+        <w:t>loop</w:t>
+      </w:r>
+      <w:r>
+        <w:rPr>
+          <w:rFonts w:hint="cs"/>
+          <w:rtl/>
+        </w:rPr>
+        <w:t xml:space="preserve"> باقی بماند و به خانه نهایی نرسد، یک ورژن جدید از الگوریتم </w:t>
+      </w:r>
+      <w:r>
+        <w:t>Monte Carlo Off-Policy</w:t>
+      </w:r>
+      <w:r>
+        <w:rPr>
+          <w:rFonts w:hint="cs"/>
+          <w:rtl/>
+        </w:rPr>
+        <w:t xml:space="preserve"> نوشتم، با این تفاوت تا حداکثر 10000 بار حلقه اجرا شود، و سپس  درصورت نرسیدن به خانه هدف امتیاز -1000 بگیرد.</w:t>
+      </w:r>
+      <w:r>
+        <w:rPr>
+          <w:rtl/>
+        </w:rPr>
+        <w:br/>
+      </w:r>
+      <w:r>
+        <w:rPr>
+          <w:rFonts w:hint="cs"/>
+          <w:rtl/>
+        </w:rPr>
+        <w:t>درواقع برای اپسیلون ثابت هیچ تضمینی به همگرایی وجود ندارد و سرعت همگرایی و مقدار همگرایی را نمیتوان تعریف کرد.</w:t>
+      </w:r>
+    </w:p>
+    <w:p>
+      <w:pPr>
+        <w:rPr>
+          <w:rFonts w:cs="Calibri Light"/>
+          <w:rtl/>
+        </w:rPr>
+      </w:pPr>
+      <w:r>
+        <w:rPr>
+          <w:rFonts w:cs="Calibri Light" w:hint="cs"/>
+          <w:rtl/>
+        </w:rPr>
+        <w:t xml:space="preserve">در اخر میبینیم حتی با وجود این تغییر، الگوریتم </w:t>
+      </w:r>
+      <w:r>
+        <w:rPr>
+          <w:rFonts w:cs="Calibri Light"/>
+          <w:rtl/>
+        </w:rPr>
+        <w:t>با کاهش تدر</w:t>
+      </w:r>
+      <w:r>
+        <w:rPr>
+          <w:rFonts w:cs="Calibri Light" w:hint="cs"/>
+          <w:rtl/>
+        </w:rPr>
+        <w:t>ی</w:t>
+      </w:r>
+      <w:r>
+        <w:rPr>
+          <w:rFonts w:cs="Calibri Light" w:hint="eastAsia"/>
+          <w:rtl/>
+        </w:rPr>
+        <w:t>ج</w:t>
+      </w:r>
+      <w:r>
+        <w:rPr>
+          <w:rFonts w:cs="Calibri Light" w:hint="cs"/>
+          <w:rtl/>
+        </w:rPr>
+        <w:t>ی</w:t>
+      </w:r>
+      <w:r>
+        <w:rPr>
+          <w:rFonts w:cs="Calibri Light"/>
+          <w:rtl/>
+        </w:rPr>
+        <w:t xml:space="preserve"> اپس</w:t>
+      </w:r>
+      <w:r>
+        <w:rPr>
+          <w:rFonts w:cs="Calibri Light" w:hint="cs"/>
+          <w:rtl/>
+        </w:rPr>
+        <w:t>ی</w:t>
+      </w:r>
+      <w:r>
+        <w:rPr>
+          <w:rFonts w:cs="Calibri Light" w:hint="eastAsia"/>
+          <w:rtl/>
+        </w:rPr>
+        <w:t>لون</w:t>
+      </w:r>
+      <w:r>
+        <w:rPr>
+          <w:rFonts w:cs="Calibri Light"/>
+          <w:rtl/>
+        </w:rPr>
+        <w:t xml:space="preserve"> نسبت به اپس</w:t>
+      </w:r>
+      <w:r>
+        <w:rPr>
+          <w:rFonts w:cs="Calibri Light" w:hint="cs"/>
+          <w:rtl/>
+        </w:rPr>
+        <w:t>ی</w:t>
+      </w:r>
+      <w:r>
+        <w:rPr>
+          <w:rFonts w:cs="Calibri Light" w:hint="eastAsia"/>
+          <w:rtl/>
+        </w:rPr>
+        <w:t>لون</w:t>
+      </w:r>
+      <w:r>
+        <w:rPr>
+          <w:rFonts w:cs="Calibri Light"/>
+          <w:rtl/>
+        </w:rPr>
+        <w:t xml:space="preserve"> ثابت عملکرد بهتر</w:t>
+      </w:r>
+      <w:r>
+        <w:rPr>
+          <w:rFonts w:cs="Calibri Light" w:hint="cs"/>
+          <w:rtl/>
+        </w:rPr>
+        <w:t>ی</w:t>
+      </w:r>
+      <w:r>
+        <w:rPr>
+          <w:rFonts w:cs="Calibri Light"/>
+          <w:rtl/>
+        </w:rPr>
+        <w:t xml:space="preserve"> دارد،</w:t>
+      </w:r>
+      <w:r>
+        <w:rPr>
+          <w:rFonts w:cs="Calibri Light" w:hint="cs"/>
+          <w:rtl/>
+        </w:rPr>
+        <w:t xml:space="preserve"> (با همان نسخه اولیه به جواب بهینه همگراه میشود)، در این حالت</w:t>
+      </w:r>
+      <w:r>
+        <w:rPr>
+          <w:rFonts w:cs="Calibri Light"/>
+          <w:rtl/>
+        </w:rPr>
+        <w:t xml:space="preserve"> در ابتدا </w:t>
+      </w:r>
+      <w:r>
+        <w:rPr>
+          <w:rFonts w:cs="Calibri Light" w:hint="cs"/>
+          <w:rtl/>
+        </w:rPr>
+        <w:t>عامل برای کاوش شانس بیشتری دارد</w:t>
+      </w:r>
+      <w:r>
+        <w:rPr>
+          <w:rFonts w:cs="Calibri Light"/>
+          <w:rtl/>
+        </w:rPr>
+        <w:t xml:space="preserve"> و به سرعت </w:t>
+      </w:r>
+      <w:r>
+        <w:rPr>
+          <w:rFonts w:cs="Calibri Light" w:hint="cs"/>
+          <w:rtl/>
+        </w:rPr>
+        <w:t>عمل</w:t>
+      </w:r>
+      <w:r>
+        <w:rPr>
+          <w:rFonts w:cs="Calibri Light"/>
+          <w:rtl/>
+        </w:rPr>
+        <w:t xml:space="preserve"> به</w:t>
+      </w:r>
+      <w:r>
+        <w:rPr>
+          <w:rFonts w:cs="Calibri Light" w:hint="cs"/>
+          <w:rtl/>
+        </w:rPr>
+        <w:t>ی</w:t>
+      </w:r>
+      <w:r>
+        <w:rPr>
+          <w:rFonts w:cs="Calibri Light" w:hint="eastAsia"/>
+          <w:rtl/>
+        </w:rPr>
+        <w:t>نه</w:t>
+      </w:r>
+      <w:r>
+        <w:rPr>
+          <w:rFonts w:cs="Calibri Light"/>
+          <w:rtl/>
+        </w:rPr>
+        <w:t xml:space="preserve"> را شناسا</w:t>
+      </w:r>
+      <w:r>
+        <w:rPr>
+          <w:rFonts w:cs="Calibri Light" w:hint="cs"/>
+          <w:rtl/>
+        </w:rPr>
+        <w:t>یی</w:t>
+      </w:r>
+      <w:r>
+        <w:rPr>
+          <w:rFonts w:cs="Calibri Light"/>
+          <w:rtl/>
+        </w:rPr>
+        <w:t xml:space="preserve"> م</w:t>
+      </w:r>
+      <w:r>
+        <w:rPr>
+          <w:rFonts w:cs="Calibri Light" w:hint="cs"/>
+          <w:rtl/>
+        </w:rPr>
+        <w:t>ی</w:t>
+      </w:r>
+      <w:r>
+        <w:rPr>
+          <w:rFonts w:cs="Calibri Light" w:hint="eastAsia"/>
+          <w:rtl/>
+        </w:rPr>
+        <w:t>کند</w:t>
+      </w:r>
+      <w:r>
+        <w:rPr>
+          <w:rFonts w:cs="Calibri Light"/>
+          <w:rtl/>
+        </w:rPr>
+        <w:t>. ا</w:t>
+      </w:r>
+      <w:r>
+        <w:rPr>
+          <w:rFonts w:cs="Calibri Light" w:hint="cs"/>
+          <w:rtl/>
+        </w:rPr>
+        <w:t>ی</w:t>
+      </w:r>
+      <w:r>
+        <w:rPr>
+          <w:rFonts w:cs="Calibri Light" w:hint="eastAsia"/>
+          <w:rtl/>
+        </w:rPr>
+        <w:t>ن</w:t>
+      </w:r>
+      <w:r>
+        <w:rPr>
+          <w:rFonts w:cs="Calibri Light"/>
+          <w:rtl/>
+        </w:rPr>
+        <w:t xml:space="preserve"> امر باعث همگرا</w:t>
+      </w:r>
+      <w:r>
+        <w:rPr>
+          <w:rFonts w:cs="Calibri Light" w:hint="cs"/>
+          <w:rtl/>
+        </w:rPr>
+        <w:t>یی</w:t>
+      </w:r>
+      <w:r>
+        <w:rPr>
+          <w:rFonts w:cs="Calibri Light"/>
+          <w:rtl/>
+        </w:rPr>
+        <w:t xml:space="preserve"> سر</w:t>
+      </w:r>
+      <w:r>
+        <w:rPr>
+          <w:rFonts w:cs="Calibri Light" w:hint="cs"/>
+          <w:rtl/>
+        </w:rPr>
+        <w:t>ی</w:t>
+      </w:r>
+      <w:r>
+        <w:rPr>
+          <w:rFonts w:cs="Calibri Light" w:hint="eastAsia"/>
+          <w:rtl/>
+        </w:rPr>
+        <w:t>عتر</w:t>
+      </w:r>
+      <w:r>
+        <w:rPr>
+          <w:rFonts w:cs="Calibri Light"/>
+          <w:rtl/>
+        </w:rPr>
+        <w:t xml:space="preserve"> و حسرت کمتر م</w:t>
+      </w:r>
+      <w:r>
+        <w:rPr>
+          <w:rFonts w:cs="Calibri Light" w:hint="cs"/>
+          <w:rtl/>
+        </w:rPr>
+        <w:t>ی</w:t>
+      </w:r>
+      <w:r>
+        <w:rPr>
+          <w:rFonts w:cs="Calibri Light" w:hint="eastAsia"/>
+          <w:rtl/>
+        </w:rPr>
+        <w:t>شود</w:t>
+      </w:r>
+      <w:r>
+        <w:rPr>
+          <w:rFonts w:cs="Calibri Light" w:hint="cs"/>
+          <w:rtl/>
+        </w:rPr>
+        <w:t xml:space="preserve"> (حسرت رسم نشده اما  میتوان به صورت متقارن پاداش در نظرگرفته شود)</w:t>
+      </w:r>
+      <w:r>
+        <w:rPr>
+          <w:rFonts w:cs="Calibri Light" w:hint="eastAsia"/>
+          <w:rtl/>
+        </w:rPr>
+        <w:t>،</w:t>
+      </w:r>
+      <w:r>
+        <w:rPr>
+          <w:rFonts w:cs="Calibri Light"/>
+          <w:rtl/>
+        </w:rPr>
+        <w:t xml:space="preserve"> در حال</w:t>
+      </w:r>
+      <w:r>
+        <w:rPr>
+          <w:rFonts w:cs="Calibri Light" w:hint="cs"/>
+          <w:rtl/>
+        </w:rPr>
+        <w:t xml:space="preserve">تی که </w:t>
+      </w:r>
+      <w:r>
+        <w:rPr>
+          <w:rFonts w:cs="Calibri Light"/>
+          <w:rtl/>
+        </w:rPr>
+        <w:t>ا اپس</w:t>
+      </w:r>
+      <w:r>
+        <w:rPr>
+          <w:rFonts w:cs="Calibri Light" w:hint="cs"/>
+          <w:rtl/>
+        </w:rPr>
+        <w:t>ی</w:t>
+      </w:r>
+      <w:r>
+        <w:rPr>
+          <w:rFonts w:cs="Calibri Light" w:hint="eastAsia"/>
+          <w:rtl/>
+        </w:rPr>
+        <w:t>لون</w:t>
+      </w:r>
+      <w:r>
+        <w:rPr>
+          <w:rFonts w:cs="Calibri Light"/>
+          <w:rtl/>
+        </w:rPr>
+        <w:t xml:space="preserve"> ثابت </w:t>
+      </w:r>
+      <w:r>
+        <w:rPr>
+          <w:rFonts w:cs="Calibri Light" w:hint="cs"/>
+          <w:rtl/>
+        </w:rPr>
+        <w:t xml:space="preserve">است </w:t>
+      </w:r>
+      <w:r>
+        <w:rPr>
+          <w:rFonts w:cs="Calibri Light"/>
+          <w:rtl/>
+        </w:rPr>
+        <w:t>به دل</w:t>
+      </w:r>
+      <w:r>
+        <w:rPr>
+          <w:rFonts w:cs="Calibri Light" w:hint="cs"/>
+          <w:rtl/>
+        </w:rPr>
+        <w:t>ی</w:t>
+      </w:r>
+      <w:r>
+        <w:rPr>
+          <w:rFonts w:cs="Calibri Light" w:hint="eastAsia"/>
+          <w:rtl/>
+        </w:rPr>
+        <w:t>ل</w:t>
+      </w:r>
+      <w:r>
+        <w:rPr>
+          <w:rFonts w:cs="Calibri Light"/>
+          <w:rtl/>
+        </w:rPr>
+        <w:t xml:space="preserve"> عد</w:t>
+      </w:r>
+      <w:r>
+        <w:rPr>
+          <w:rFonts w:cs="Calibri Light" w:hint="cs"/>
+          <w:rtl/>
+        </w:rPr>
+        <w:t>م</w:t>
+      </w:r>
+      <w:r>
+        <w:rPr>
+          <w:rFonts w:cs="Calibri Light"/>
+          <w:rtl/>
+        </w:rPr>
+        <w:t xml:space="preserve"> تنظ</w:t>
+      </w:r>
+      <w:r>
+        <w:rPr>
+          <w:rFonts w:cs="Calibri Light" w:hint="cs"/>
+          <w:rtl/>
+        </w:rPr>
+        <w:t>ی</w:t>
+      </w:r>
+      <w:r>
+        <w:rPr>
+          <w:rFonts w:cs="Calibri Light" w:hint="eastAsia"/>
+          <w:rtl/>
+        </w:rPr>
+        <w:t>م</w:t>
+      </w:r>
+      <w:r>
+        <w:rPr>
+          <w:rFonts w:cs="Calibri Light"/>
+          <w:rtl/>
+        </w:rPr>
+        <w:t xml:space="preserve"> م</w:t>
+      </w:r>
+      <w:r>
+        <w:rPr>
+          <w:rFonts w:cs="Calibri Light" w:hint="cs"/>
+          <w:rtl/>
+        </w:rPr>
+        <w:t>ی</w:t>
+      </w:r>
+      <w:r>
+        <w:rPr>
+          <w:rFonts w:cs="Calibri Light" w:hint="eastAsia"/>
+          <w:rtl/>
+        </w:rPr>
+        <w:t>زان</w:t>
+      </w:r>
+      <w:r>
+        <w:rPr>
+          <w:rFonts w:cs="Calibri Light"/>
+          <w:rtl/>
+        </w:rPr>
+        <w:t xml:space="preserve"> کاو</w:t>
+      </w:r>
+      <w:r>
+        <w:rPr>
+          <w:rFonts w:cs="Calibri Light" w:hint="cs"/>
+          <w:rtl/>
+        </w:rPr>
+        <w:t>ش به درستی</w:t>
+      </w:r>
+      <w:r>
+        <w:rPr>
+          <w:rFonts w:cs="Calibri Light"/>
+          <w:rtl/>
+        </w:rPr>
+        <w:t>، همگرا</w:t>
+      </w:r>
+      <w:r>
+        <w:rPr>
+          <w:rFonts w:cs="Calibri Light" w:hint="cs"/>
+          <w:rtl/>
+        </w:rPr>
+        <w:t>یی</w:t>
+      </w:r>
+      <w:r>
+        <w:rPr>
+          <w:rFonts w:cs="Calibri Light"/>
+          <w:rtl/>
+        </w:rPr>
+        <w:t xml:space="preserve"> کندتر</w:t>
+      </w:r>
+      <w:r>
+        <w:rPr>
+          <w:rFonts w:cs="Calibri Light" w:hint="cs"/>
+          <w:rtl/>
+        </w:rPr>
+        <w:t>ی</w:t>
+      </w:r>
+      <w:r>
+        <w:rPr>
+          <w:rFonts w:cs="Calibri Light"/>
+          <w:rtl/>
+        </w:rPr>
+        <w:t xml:space="preserve"> دارد</w:t>
+      </w:r>
+      <w:r>
+        <w:rPr>
+          <w:rFonts w:cs="Calibri Light" w:hint="cs"/>
+          <w:rtl/>
+        </w:rPr>
+        <w:t xml:space="preserve"> (در ورژن دوم و در ورژن اصلی </w:t>
+      </w:r>
+      <w:r>
+        <w:rPr>
+          <w:rFonts w:cs="Calibri Light"/>
+        </w:rPr>
+        <w:t>Monte Carlo Off-Policy</w:t>
+      </w:r>
+      <w:r>
+        <w:rPr>
+          <w:rFonts w:cs="Calibri Light" w:hint="cs"/>
+          <w:rtl/>
+        </w:rPr>
+        <w:t xml:space="preserve"> اصلا همگرایی ندارد)</w:t>
+      </w:r>
+      <w:r>
+        <w:rPr>
+          <w:rFonts w:cs="Calibri Light"/>
+          <w:rtl/>
+        </w:rPr>
+        <w:t xml:space="preserve"> و حسرت ب</w:t>
+      </w:r>
+      <w:r>
+        <w:rPr>
+          <w:rFonts w:cs="Calibri Light" w:hint="cs"/>
+          <w:rtl/>
+        </w:rPr>
+        <w:t>ی</w:t>
+      </w:r>
+      <w:r>
+        <w:rPr>
+          <w:rFonts w:cs="Calibri Light" w:hint="eastAsia"/>
+          <w:rtl/>
+        </w:rPr>
+        <w:t>شتر</w:t>
+      </w:r>
+      <w:r>
+        <w:rPr>
+          <w:rFonts w:cs="Calibri Light" w:hint="cs"/>
+          <w:rtl/>
+        </w:rPr>
+        <w:t>ی</w:t>
+      </w:r>
+      <w:r>
+        <w:rPr>
+          <w:rFonts w:cs="Calibri Light"/>
+          <w:rtl/>
+        </w:rPr>
+        <w:t xml:space="preserve"> نشان م</w:t>
+      </w:r>
+      <w:r>
+        <w:rPr>
+          <w:rFonts w:cs="Calibri Light" w:hint="cs"/>
+          <w:rtl/>
+        </w:rPr>
+        <w:t>ی</w:t>
+      </w:r>
+      <w:r>
+        <w:rPr>
+          <w:rFonts w:cs="Calibri Light" w:hint="eastAsia"/>
+          <w:rtl/>
+        </w:rPr>
+        <w:t>دهد</w:t>
+      </w:r>
+      <w:r>
+        <w:rPr>
+          <w:rFonts w:cs="Calibri Light"/>
+          <w:rtl/>
+        </w:rPr>
+        <w:t>.</w:t>
+      </w:r>
+    </w:p>
+    <w:p>
+      <w:pPr>
+        <w:rPr>
+          <w:rFonts w:cs="Calibri Light"/>
+          <w:rtl/>
+        </w:rPr>
+      </w:pPr>
+      <w:r>
+        <w:rPr>
+          <w:rFonts w:cs="Calibri Light" w:hint="cs"/>
+          <w:rtl/>
+        </w:rPr>
+        <w:t>پس</w:t>
+      </w:r>
+      <w:r>
+        <w:rPr>
+          <w:rFonts w:cs="Calibri Light"/>
+          <w:rtl/>
+        </w:rPr>
+        <w:t xml:space="preserve"> </w:t>
+      </w:r>
+      <w:r>
+        <w:rPr>
+          <w:rFonts w:cs="Calibri Light" w:hint="eastAsia"/>
+          <w:rtl/>
+        </w:rPr>
+        <w:t>استفاده</w:t>
+      </w:r>
+      <w:r>
+        <w:rPr>
+          <w:rFonts w:cs="Calibri Light"/>
+          <w:rtl/>
+        </w:rPr>
+        <w:t xml:space="preserve"> از نسخه دوم الگور</w:t>
+      </w:r>
+      <w:r>
+        <w:rPr>
+          <w:rFonts w:cs="Calibri Light" w:hint="cs"/>
+          <w:rtl/>
+        </w:rPr>
+        <w:t>ی</w:t>
+      </w:r>
+      <w:r>
+        <w:rPr>
+          <w:rFonts w:cs="Calibri Light" w:hint="eastAsia"/>
+          <w:rtl/>
+        </w:rPr>
+        <w:t>تم</w:t>
+      </w:r>
+      <w:r>
+        <w:rPr>
+          <w:rFonts w:cs="Calibri Light"/>
+          <w:rtl/>
+        </w:rPr>
+        <w:t xml:space="preserve"> </w:t>
+      </w:r>
+      <w:r>
+        <w:t>MC</w:t>
+      </w:r>
+      <w:r>
+        <w:rPr>
+          <w:rFonts w:cs="Calibri Light"/>
+          <w:rtl/>
+        </w:rPr>
+        <w:t xml:space="preserve"> تضم</w:t>
+      </w:r>
+      <w:r>
+        <w:rPr>
+          <w:rFonts w:cs="Calibri Light" w:hint="cs"/>
+          <w:rtl/>
+        </w:rPr>
+        <w:t>ی</w:t>
+      </w:r>
+      <w:r>
+        <w:rPr>
+          <w:rFonts w:cs="Calibri Light" w:hint="eastAsia"/>
+          <w:rtl/>
+        </w:rPr>
+        <w:t>ن</w:t>
+      </w:r>
+      <w:r>
+        <w:rPr>
+          <w:rFonts w:cs="Calibri Light"/>
+          <w:rtl/>
+        </w:rPr>
+        <w:t xml:space="preserve"> </w:t>
+      </w:r>
+      <w:r>
+        <w:rPr>
+          <w:rFonts w:cs="Calibri Light" w:hint="cs"/>
+          <w:rtl/>
+        </w:rPr>
+        <w:t>میکند</w:t>
+      </w:r>
+      <w:r>
+        <w:rPr>
+          <w:rFonts w:cs="Calibri Light"/>
+          <w:rtl/>
+        </w:rPr>
+        <w:t xml:space="preserve"> که عامل از لحاظ کاوش و بهره‌</w:t>
+      </w:r>
+      <w:r>
+        <w:rPr>
+          <w:rFonts w:cs="Calibri Light" w:hint="cs"/>
+          <w:rtl/>
+        </w:rPr>
+        <w:t xml:space="preserve"> </w:t>
+      </w:r>
+      <w:r>
+        <w:rPr>
+          <w:rFonts w:cs="Calibri Light"/>
+          <w:rtl/>
+        </w:rPr>
+        <w:t>بردار</w:t>
+      </w:r>
+      <w:r>
+        <w:rPr>
+          <w:rFonts w:cs="Calibri Light" w:hint="cs"/>
+          <w:rtl/>
+        </w:rPr>
+        <w:t>ی</w:t>
+      </w:r>
+      <w:r>
+        <w:rPr>
+          <w:rFonts w:cs="Calibri Light"/>
+          <w:rtl/>
+        </w:rPr>
+        <w:t xml:space="preserve"> تعادل بهتر</w:t>
+      </w:r>
+      <w:r>
+        <w:rPr>
+          <w:rFonts w:cs="Calibri Light" w:hint="cs"/>
+          <w:rtl/>
+        </w:rPr>
+        <w:t>ی</w:t>
+      </w:r>
+      <w:r>
+        <w:rPr>
+          <w:rFonts w:cs="Calibri Light"/>
+          <w:rtl/>
+        </w:rPr>
+        <w:t xml:space="preserve"> پ</w:t>
+      </w:r>
+      <w:r>
+        <w:rPr>
+          <w:rFonts w:cs="Calibri Light" w:hint="cs"/>
+          <w:rtl/>
+        </w:rPr>
+        <w:t>ی</w:t>
+      </w:r>
+      <w:r>
+        <w:rPr>
+          <w:rFonts w:cs="Calibri Light" w:hint="eastAsia"/>
+          <w:rtl/>
+        </w:rPr>
+        <w:t>دا</w:t>
+      </w:r>
+      <w:r>
+        <w:rPr>
+          <w:rFonts w:cs="Calibri Light"/>
+          <w:rtl/>
+        </w:rPr>
+        <w:t xml:space="preserve"> کند و به حالت نها</w:t>
+      </w:r>
+      <w:r>
+        <w:rPr>
+          <w:rFonts w:cs="Calibri Light" w:hint="cs"/>
+          <w:rtl/>
+        </w:rPr>
+        <w:t>یی</w:t>
+      </w:r>
+      <w:r>
+        <w:rPr>
+          <w:rFonts w:cs="Calibri Light"/>
+          <w:rtl/>
+        </w:rPr>
+        <w:t xml:space="preserve"> برسد.</w:t>
+      </w:r>
+    </w:p>
+    <w:p>
+      <w:pPr>
+        <w:rPr>
+          <w:rFonts w:cs="Calibri Light"/>
+          <w:rtl/>
+        </w:rPr>
+      </w:pPr>
+    </w:p>
+    <w:p>
+      <w:pPr>
+        <w:bidi w:val="0"/>
+        <w:spacing w:before="100" w:beforeAutospacing="1" w:after="100" w:afterAutospacing="1" w:line="240" w:lineRule="auto"/>
+        <w:rPr>
+          <w:rFonts w:ascii="Times New Roman" w:eastAsia="Times New Roman" w:hAnsi="Times New Roman" w:cs="Times New Roman"/>
+          <w:lang w:bidi="ar-SA"/>
+        </w:rPr>
+      </w:pPr>
+      <w:r>
+        <w:rPr>
+          <w:rFonts w:ascii="Times New Roman" w:eastAsia="Times New Roman" w:hAnsi="Times New Roman" w:cs="Times New Roman"/>
+          <w:noProof/>
+          <w:lang w:bidi="ar-SA"/>
+        </w:rPr>
+        <w:drawing>
+          <wp:inline distT="0" distB="0" distL="0" distR="0" wp14:anchorId="71B720D3" wp14:editId="75958605">
+            <wp:extent cx="6858000" cy="1266190"/>
+            <wp:effectExtent l="0" t="0" r="0" b="0"/>
+            <wp:docPr id="1285880682" name="Picture 2"/>
+            <wp:cNvGraphicFramePr>
+              <a:graphicFrameLocks xmlns:a="http://schemas.openxmlformats.org/drawingml/2006/main" noChangeAspect="1"/>
+            </wp:cNvGraphicFramePr>
+            <a:graphic xmlns:a="http://schemas.openxmlformats.org/drawingml/2006/main">
+              <a:graphicData uri="http://schemas.openxmlformats.org/drawingml/2006/picture">
+                <pic:pic xmlns:pic="http://schemas.openxmlformats.org/drawingml/2006/picture">
+                  <pic:nvPicPr>
+                    <pic:cNvPr id="0" name="Picture 2"/>
+                    <pic:cNvPicPr>
+                      <a:picLocks noChangeAspect="1" noChangeArrowheads="1"/>
+                    </pic:cNvPicPr>
+                  </pic:nvPicPr>
+                  <pic:blipFill>
+                    <a:blip r:embed="rId23">
+                      <a:extLst>
+                        <a:ext uri="{28A0092B-C50C-407E-A947-70E740481C1C}">
+                          <a14:useLocalDpi xmlns:a14="http://schemas.microsoft.com/office/drawing/2010/main" val="0"/>
+                        </a:ext>
+                      </a:extLst>
+                    </a:blip>
+                    <a:srcRect/>
+                    <a:stretch>
+                      <a:fillRect/>
+                    </a:stretch>
+                  </pic:blipFill>
+                  <pic:spPr bwMode="auto">
+                    <a:xfrm>
+                      <a:off x="0" y="0"/>
+                      <a:ext cx="6858000" cy="1266190"/>
+                    </a:xfrm>
+                    <a:prstGeom prst="rect">
+                      <a:avLst/>
+                    </a:prstGeom>
+                    <a:noFill/>
+                    <a:ln>
+                      <a:noFill/>
+                    </a:ln>
+                  </pic:spPr>
+                </pic:pic>
+              </a:graphicData>
+            </a:graphic>
+          </wp:inline>
+        </w:drawing>
+      </w:r>
+    </w:p>
+    <w:p>
+      <w:pPr>
+        <w:rPr>
+          <w:rFonts w:cs="Calibri Light"/>
+          <w:rtl/>
+        </w:rPr>
+      </w:pPr>
+      <w:r>
+        <w:rPr>
+          <w:rFonts w:cs="Calibri Light" w:hint="cs"/>
+          <w:rtl/>
+        </w:rPr>
+        <w:t>در ورژن اولی میبنیم اجرا 11 دقیقه طول کشیده ولی به جوابی نرسیدیم که علت آن عدم تضمین همگرایی الگوریتم در این حالت است.</w:t>
+      </w:r>
+    </w:p>
+    <w:p>
+      <w:pPr>
+        <w:rPr>
+          <w:rFonts w:cs="Calibri Light"/>
+        </w:rPr>
+      </w:pPr>
+    </w:p>
+    <w:p>
+      <w:pPr>
+        <w:pStyle w:val="Heading1"/>
+      </w:pPr>
+      <w:r>
+        <w:rPr>
+          <w:rtl/>
+        </w:rPr>
+        <w:br w:type="column"/>
+      </w:r>
+      <w:bookmarkStart w:id="19" w:name="_Toc184599362"/>
+      <w:r>
+        <w:rPr>
+          <w:rFonts w:hint="cs"/>
+          <w:rtl/>
+        </w:rPr>
+        <w:lastRenderedPageBreak/>
+        <w:t>منابع:</w:t>
+      </w:r>
+      <w:bookmarkEnd w:id="19"/>
+    </w:p>
+    <w:p>
+      <w:pPr>
+        <w:pStyle w:val="Heading2"/>
+        <w:rPr>
+          <w:rtl/>
+        </w:rPr>
+      </w:pPr>
+      <w:bookmarkStart w:id="20" w:name="_Toc184599363"/>
+      <w:r>
+        <w:rPr>
+          <w:rFonts w:hint="cs"/>
+          <w:rtl/>
+        </w:rPr>
+        <w:t>سوال اول:</w:t>
+      </w:r>
+      <w:bookmarkEnd w:id="20"/>
+    </w:p>
+    <w:p>
+      <w:hyperlink r:id="rId24" w:history="1">
         <w:r>
           <w:rPr>
             <w:rStyle w:val="Hyperlink"/>
@@ -14511,7 +18915,7 @@
           <w:rtl/>
         </w:rPr>
       </w:pPr>
-      <w:hyperlink r:id="rId17" w:history="1">
+      <w:hyperlink r:id="rId25" w:history="1">
         <w:r>
           <w:rPr>
             <w:rStyle w:val="Hyperlink"/>
@@ -14535,7 +18939,7 @@
           <w:rtl/>
         </w:rPr>
       </w:pPr>
-      <w:bookmarkStart w:id="17" w:name="_Toc184552447"/>
+      <w:bookmarkStart w:id="21" w:name="_Toc184599364"/>
       <w:r>
         <w:rPr>
           <w:rFonts w:hint="cs"/>
@@ -14543,7 +18947,7 @@
         </w:rPr>
         <w:t>سوال دوم:</w:t>
       </w:r>
-      <w:bookmarkEnd w:id="17"/>
+      <w:bookmarkEnd w:id="21"/>
     </w:p>
     <w:p>
       <w:pPr>
@@ -14609,7 +19013,7 @@
           <w:rtl/>
         </w:rPr>
       </w:pPr>
-      <w:bookmarkStart w:id="18" w:name="_Toc184552448"/>
+      <w:bookmarkStart w:id="22" w:name="_Toc184599365"/>
       <w:r>
         <w:rPr>
           <w:rFonts w:hint="cs"/>
@@ -14617,10 +19021,10 @@
         </w:rPr>
         <w:t>سوال سوم:</w:t>
       </w:r>
-      <w:bookmarkEnd w:id="18"/>
+      <w:bookmarkEnd w:id="22"/>
     </w:p>
     <w:p>
-      <w:hyperlink r:id="rId18" w:history="1">
+      <w:hyperlink r:id="rId26" w:history="1">
         <w:r>
           <w:rPr>
             <w:rStyle w:val="Hyperlink"/>
@@ -14643,26 +19047,12 @@
           <w:rtl/>
         </w:rPr>
       </w:pPr>
-      <w:hyperlink r:id="rId19" w:history="1">
+      <w:hyperlink r:id="rId27" w:history="1">
         <w:r>
           <w:rPr>
             <w:rStyle w:val="Hyperlink"/>
           </w:rPr>
-          <w:t xml:space="preserve">Off-policy vs. On-policy Reinforcement Learning | </w:t>
-        </w:r>
-        <w:proofErr w:type="spellStart"/>
-        <w:r>
-          <w:rPr>
-            <w:rStyle w:val="Hyperlink"/>
-          </w:rPr>
-          <w:t>Baeldung</w:t>
-        </w:r>
-        <w:proofErr w:type="spellEnd"/>
-        <w:r>
-          <w:rPr>
-            <w:rStyle w:val="Hyperlink"/>
-          </w:rPr>
-          <w:t xml:space="preserve"> on Computer Science</w:t>
+          <w:t>Off-policy vs. On-policy Reinforcement Learning | Baeldung on Computer Science</w:t>
         </w:r>
       </w:hyperlink>
     </w:p>
@@ -14673,7 +19063,7 @@
           <w:rtl/>
         </w:rPr>
       </w:pPr>
-      <w:bookmarkStart w:id="19" w:name="_Toc184552449"/>
+      <w:bookmarkStart w:id="23" w:name="_Toc184599366"/>
       <w:r>
         <w:rPr>
           <w:rFonts w:hint="cs"/>
@@ -14681,7 +19071,7 @@
         </w:rPr>
         <w:t>سوال چهارم:</w:t>
       </w:r>
-      <w:bookmarkEnd w:id="19"/>
+      <w:bookmarkEnd w:id="23"/>
     </w:p>
     <w:p>
       <w:r>
@@ -14727,6 +19117,41 @@
           <w:rtl/>
         </w:rPr>
         <w:t>(روز اخر کار نکرد، نهایتا از لینکهای بالا برای سوالات استفاده شده است.)</w:t>
+      </w:r>
+    </w:p>
+    <w:p>
+      <w:pPr>
+        <w:rPr>
+          <w:rFonts w:hint="cs"/>
+          <w:rtl/>
+        </w:rPr>
+      </w:pPr>
+      <w:r>
+        <w:rPr>
+          <w:rFonts w:hint="cs"/>
+          <w:rtl/>
+        </w:rPr>
+        <w:t xml:space="preserve">(فایل </w:t>
+      </w:r>
+      <w:r>
+        <w:t>PDF</w:t>
+      </w:r>
+      <w:r>
+        <w:rPr>
+          <w:rFonts w:hint="cs"/>
+          <w:rtl/>
+        </w:rPr>
+        <w:t xml:space="preserve"> دانلود نمیشد، به صورت </w:t>
+      </w:r>
+      <w:r>
+        <w:t>txt</w:t>
+      </w:r>
+      <w:r>
+        <w:rPr>
+          <w:rFonts w:hint="cs"/>
+          <w:rtl/>
+        </w:rPr>
+        <w:t xml:space="preserve">  پیوست کرده ام.)</w:t>
       </w:r>
     </w:p>
     <w:sectPr>
@@ -14737,6 +19162,56 @@
     </w:sectPr>
   </w:body>
 </w:document>
+</file>
+
+<file path=word/endnotes.xml><?xml version="1.0" encoding="utf-8"?>
+<w:endnotes xmlns:wpc="http://schemas.microsoft.com/office/word/2010/wordprocessingCanvas" xmlns:cx="http://schemas.microsoft.com/office/drawing/2014/chartex" xmlns:cx1="http://schemas.microsoft.com/office/drawing/2015/9/8/chartex" xmlns:cx2="http://schemas.microsoft.com/office/drawing/2015/10/21/chartex" xmlns:cx3="http://schemas.microsoft.com/office/drawing/2016/5/9/chartex" xmlns:cx4="http://schemas.microsoft.com/office/drawing/2016/5/10/chartex" xmlns:cx5="http://schemas.microsoft.com/office/drawing/2016/5/11/chartex" xmlns:cx6="http://schemas.microsoft.com/office/drawing/2016/5/12/chartex" xmlns:cx7="http://schemas.microsoft.com/office/drawing/2016/5/13/chartex" xmlns:cx8="http://schemas.microsoft.com/office/drawing/2016/5/14/chartex" xmlns:mc="http://schemas.openxmlformats.org/markup-compatibility/2006" xmlns:aink="http://schemas.microsoft.com/office/drawing/2016/ink" xmlns:am3d="http://schemas.microsoft.com/office/drawing/2017/model3d" xmlns:o="urn:schemas-microsoft-com:office:office" xmlns:oel="http://schemas.microsoft.com/office/2019/extlst" xmlns:r="http://schemas.openxmlformats.org/officeDocument/2006/relationships" xmlns:m="http://schemas.openxmlformats.org/officeDocument/2006/math" xmlns:v="urn:schemas-microsoft-com:vml" xmlns:wp14="http://schemas.microsoft.com/office/word/2010/wordprocessingDrawing" xmlns:wp="http://schemas.openxmlformats.org/drawingml/2006/wordprocessingDrawing" xmlns:w10="urn:schemas-microsoft-com:office:word" xmlns:w="http://schemas.openxmlformats.org/wordprocessingml/2006/main" xmlns:w14="http://schemas.microsoft.com/office/word/2010/wordml" xmlns:w15="http://schemas.microsoft.com/office/word/2012/wordml" xmlns:w16cex="http://schemas.microsoft.com/office/word/2018/wordml/cex" xmlns:w16cid="http://schemas.microsoft.com/office/word/2016/wordml/cid" xmlns:w16="http://schemas.microsoft.com/office/word/2018/wordml" xmlns:w16du="http://schemas.microsoft.com/office/word/2023/wordml/word16du" xmlns:w16sdtdh="http://schemas.microsoft.com/office/word/2020/wordml/sdtdatahash" xmlns:w16se="http://schemas.microsoft.com/office/word/2015/wordml/symex" xmlns:wpg="http://schemas.microsoft.com/office/word/2010/wordprocessingGroup" xmlns:wpi="http://schemas.microsoft.com/office/word/2010/wordprocessingInk" xmlns:wne="http://schemas.microsoft.com/office/word/2006/wordml" xmlns:wps="http://schemas.microsoft.com/office/word/2010/wordprocessingShape" mc:Ignorable="w14 w15 w16se w16cid w16 w16cex w16sdtdh w16du wp14">
+  <w:endnote w:type="separator" w:id="-1">
+    <w:p>
+      <w:pPr>
+        <w:spacing w:after="0" w:line="240" w:lineRule="auto"/>
+      </w:pPr>
+      <w:r>
+        <w:separator/>
+      </w:r>
+    </w:p>
+  </w:endnote>
+  <w:endnote w:type="continuationSeparator" w:id="0">
+    <w:p>
+      <w:pPr>
+        <w:spacing w:after="0" w:line="240" w:lineRule="auto"/>
+      </w:pPr>
+      <w:r>
+        <w:continuationSeparator/>
+      </w:r>
+    </w:p>
+  </w:endnote>
+</w:endnotes>
+</file>
+
+<file path=word/footnotes.xml><?xml version="1.0" encoding="utf-8"?>
+<w:footnotes xmlns:wpc="http://schemas.microsoft.com/office/word/2010/wordprocessingCanvas" xmlns:cx="http://schemas.microsoft.com/office/drawing/2014/chartex" xmlns:cx1="http://schemas.microsoft.com/office/drawing/2015/9/8/chartex" xmlns:cx2="http://schemas.microsoft.com/office/drawing/2015/10/21/chartex" xmlns:cx3="http://schemas.microsoft.com/office/drawing/2016/5/9/chartex" xmlns:cx4="http://schemas.microsoft.com/office/drawing/2016/5/10/chartex" xmlns:cx5="http://schemas.microsoft.com/office/drawing/2016/5/11/chartex" xmlns:cx6="http://schemas.microsoft.com/office/drawing/2016/5/12/chartex" xmlns:cx7="http://schemas.microsoft.com/office/drawing/2016/5/13/chartex" xmlns:cx8="http://schemas.microsoft.com/office/drawing/2016/5/14/chartex" xmlns:mc="http://schemas.openxmlformats.org/markup-compatibility/2006" xmlns:aink="http://schemas.microsoft.com/office/drawing/2016/ink" xmlns:am3d="http://schemas.microsoft.com/office/drawing/2017/model3d" xmlns:o="urn:schemas-microsoft-com:office:office" xmlns:oel="http://schemas.microsoft.com/office/2019/extlst" xmlns:r="http://schemas.openxmlformats.org/officeDocument/2006/relationships" xmlns:m="http://schemas.openxmlformats.org/officeDocument/2006/math" xmlns:v="urn:schemas-microsoft-com:vml" xmlns:wp14="http://schemas.microsoft.com/office/word/2010/wordprocessingDrawing" xmlns:wp="http://schemas.openxmlformats.org/drawingml/2006/wordprocessingDrawing" xmlns:w10="urn:schemas-microsoft-com:office:word" xmlns:w="http://schemas.openxmlformats.org/wordprocessingml/2006/main" xmlns:w14="http://schemas.microsoft.com/office/word/2010/wordml" xmlns:w15="http://schemas.microsoft.com/office/word/2012/wordml" xmlns:w16cex="http://schemas.microsoft.com/office/word/2018/wordml/cex" xmlns:w16cid="http://schemas.microsoft.com/office/word/2016/wordml/cid" xmlns:w16="http://schemas.microsoft.com/office/word/2018/wordml" xmlns:w16du="http://schemas.microsoft.com/office/word/2023/wordml/word16du" xmlns:w16sdtdh="http://schemas.microsoft.com/office/word/2020/wordml/sdtdatahash" xmlns:w16se="http://schemas.microsoft.com/office/word/2015/wordml/symex" xmlns:wpg="http://schemas.microsoft.com/office/word/2010/wordprocessingGroup" xmlns:wpi="http://schemas.microsoft.com/office/word/2010/wordprocessingInk" xmlns:wne="http://schemas.microsoft.com/office/word/2006/wordml" xmlns:wps="http://schemas.microsoft.com/office/word/2010/wordprocessingShape" mc:Ignorable="w14 w15 w16se w16cid w16 w16cex w16sdtdh w16du wp14">
+  <w:footnote w:type="separator" w:id="-1">
+    <w:p>
+      <w:pPr>
+        <w:spacing w:after="0" w:line="240" w:lineRule="auto"/>
+      </w:pPr>
+      <w:r>
+        <w:separator/>
+      </w:r>
+    </w:p>
+  </w:footnote>
+  <w:footnote w:type="continuationSeparator" w:id="0">
+    <w:p>
+      <w:pPr>
+        <w:spacing w:after="0" w:line="240" w:lineRule="auto"/>
+      </w:pPr>
+      <w:r>
+        <w:continuationSeparator/>
+      </w:r>
+    </w:p>
+  </w:footnote>
+</w:footnotes>
 </file>
 
 <file path=word/numbering.xml><?xml version="1.0" encoding="utf-8"?>
@@ -15096,7 +19571,7 @@
   <w:abstractNum w:abstractNumId="3" w15:restartNumberingAfterBreak="0">
     <w:nsid w:val="09CB5EA2"/>
     <w:multiLevelType w:val="hybridMultilevel"/>
-    <w:tmpl w:val="CC36B244"/>
+    <w:tmpl w:val="778CC330"/>
     <w:lvl w:ilvl="0" w:tplc="70828AD0">
       <w:start w:val="1"/>
       <w:numFmt w:val="bullet"/>
@@ -16974,6 +21449,155 @@
     </w:lvl>
   </w:abstractNum>
   <w:abstractNum w:abstractNumId="21" w15:restartNumberingAfterBreak="0">
+    <w:nsid w:val="5E8564F6"/>
+    <w:multiLevelType w:val="multilevel"/>
+    <w:tmpl w:val="F6F00EDE"/>
+    <w:lvl w:ilvl="0">
+      <w:start w:val="1"/>
+      <w:numFmt w:val="bullet"/>
+      <w:lvlText w:val=""/>
+      <w:lvlJc w:val="left"/>
+      <w:pPr>
+        <w:tabs>
+          <w:tab w:val="num" w:pos="720"/>
+        </w:tabs>
+        <w:ind w:left="720" w:hanging="360"/>
+      </w:pPr>
+      <w:rPr>
+        <w:rFonts w:ascii="Symbol" w:hAnsi="Symbol" w:hint="default"/>
+        <w:sz w:val="20"/>
+      </w:rPr>
+    </w:lvl>
+    <w:lvl w:ilvl="1" w:tentative="1">
+      <w:start w:val="1"/>
+      <w:numFmt w:val="bullet"/>
+      <w:lvlText w:val="o"/>
+      <w:lvlJc w:val="left"/>
+      <w:pPr>
+        <w:tabs>
+          <w:tab w:val="num" w:pos="1440"/>
+        </w:tabs>
+        <w:ind w:left="1440" w:hanging="360"/>
+      </w:pPr>
+      <w:rPr>
+        <w:rFonts w:ascii="Courier New" w:hAnsi="Courier New" w:hint="default"/>
+        <w:sz w:val="20"/>
+      </w:rPr>
+    </w:lvl>
+    <w:lvl w:ilvl="2" w:tentative="1">
+      <w:start w:val="1"/>
+      <w:numFmt w:val="bullet"/>
+      <w:lvlText w:val=""/>
+      <w:lvlJc w:val="left"/>
+      <w:pPr>
+        <w:tabs>
+          <w:tab w:val="num" w:pos="2160"/>
+        </w:tabs>
+        <w:ind w:left="2160" w:hanging="360"/>
+      </w:pPr>
+      <w:rPr>
+        <w:rFonts w:ascii="Wingdings" w:hAnsi="Wingdings" w:hint="default"/>
+        <w:sz w:val="20"/>
+      </w:rPr>
+    </w:lvl>
+    <w:lvl w:ilvl="3" w:tentative="1">
+      <w:start w:val="1"/>
+      <w:numFmt w:val="bullet"/>
+      <w:lvlText w:val=""/>
+      <w:lvlJc w:val="left"/>
+      <w:pPr>
+        <w:tabs>
+          <w:tab w:val="num" w:pos="2880"/>
+        </w:tabs>
+        <w:ind w:left="2880" w:hanging="360"/>
+      </w:pPr>
+      <w:rPr>
+        <w:rFonts w:ascii="Wingdings" w:hAnsi="Wingdings" w:hint="default"/>
+        <w:sz w:val="20"/>
+      </w:rPr>
+    </w:lvl>
+    <w:lvl w:ilvl="4" w:tentative="1">
+      <w:start w:val="1"/>
+      <w:numFmt w:val="bullet"/>
+      <w:lvlText w:val=""/>
+      <w:lvlJc w:val="left"/>
+      <w:pPr>
+        <w:tabs>
+          <w:tab w:val="num" w:pos="3600"/>
+        </w:tabs>
+        <w:ind w:left="3600" w:hanging="360"/>
+      </w:pPr>
+      <w:rPr>
+        <w:rFonts w:ascii="Wingdings" w:hAnsi="Wingdings" w:hint="default"/>
+        <w:sz w:val="20"/>
+      </w:rPr>
+    </w:lvl>
+    <w:lvl w:ilvl="5" w:tentative="1">
+      <w:start w:val="1"/>
+      <w:numFmt w:val="bullet"/>
+      <w:lvlText w:val=""/>
+      <w:lvlJc w:val="left"/>
+      <w:pPr>
+        <w:tabs>
+          <w:tab w:val="num" w:pos="4320"/>
+        </w:tabs>
+        <w:ind w:left="4320" w:hanging="360"/>
+      </w:pPr>
+      <w:rPr>
+        <w:rFonts w:ascii="Wingdings" w:hAnsi="Wingdings" w:hint="default"/>
+        <w:sz w:val="20"/>
+      </w:rPr>
+    </w:lvl>
+    <w:lvl w:ilvl="6" w:tentative="1">
+      <w:start w:val="1"/>
+      <w:numFmt w:val="bullet"/>
+      <w:lvlText w:val=""/>
+      <w:lvlJc w:val="left"/>
+      <w:pPr>
+        <w:tabs>
+          <w:tab w:val="num" w:pos="5040"/>
+        </w:tabs>
+        <w:ind w:left="5040" w:hanging="360"/>
+      </w:pPr>
+      <w:rPr>
+        <w:rFonts w:ascii="Wingdings" w:hAnsi="Wingdings" w:hint="default"/>
+        <w:sz w:val="20"/>
+      </w:rPr>
+    </w:lvl>
+    <w:lvl w:ilvl="7" w:tentative="1">
+      <w:start w:val="1"/>
+      <w:numFmt w:val="bullet"/>
+      <w:lvlText w:val=""/>
+      <w:lvlJc w:val="left"/>
+      <w:pPr>
+        <w:tabs>
+          <w:tab w:val="num" w:pos="5760"/>
+        </w:tabs>
+        <w:ind w:left="5760" w:hanging="360"/>
+      </w:pPr>
+      <w:rPr>
+        <w:rFonts w:ascii="Wingdings" w:hAnsi="Wingdings" w:hint="default"/>
+        <w:sz w:val="20"/>
+      </w:rPr>
+    </w:lvl>
+    <w:lvl w:ilvl="8" w:tentative="1">
+      <w:start w:val="1"/>
+      <w:numFmt w:val="bullet"/>
+      <w:lvlText w:val=""/>
+      <w:lvlJc w:val="left"/>
+      <w:pPr>
+        <w:tabs>
+          <w:tab w:val="num" w:pos="6480"/>
+        </w:tabs>
+        <w:ind w:left="6480" w:hanging="360"/>
+      </w:pPr>
+      <w:rPr>
+        <w:rFonts w:ascii="Wingdings" w:hAnsi="Wingdings" w:hint="default"/>
+        <w:sz w:val="20"/>
+      </w:rPr>
+    </w:lvl>
+  </w:abstractNum>
+  <w:abstractNum w:abstractNumId="22" w15:restartNumberingAfterBreak="0">
     <w:nsid w:val="60AF5B36"/>
     <w:multiLevelType w:val="hybridMultilevel"/>
     <w:tmpl w:val="CC1852C8"/>
@@ -17062,7 +21686,7 @@
       </w:pPr>
     </w:lvl>
   </w:abstractNum>
-  <w:abstractNum w:abstractNumId="22" w15:restartNumberingAfterBreak="0">
+  <w:abstractNum w:abstractNumId="23" w15:restartNumberingAfterBreak="0">
     <w:nsid w:val="674C1595"/>
     <w:multiLevelType w:val="hybridMultilevel"/>
     <w:tmpl w:val="A390506E"/>
@@ -17154,7 +21778,7 @@
       </w:pPr>
     </w:lvl>
   </w:abstractNum>
-  <w:abstractNum w:abstractNumId="23" w15:restartNumberingAfterBreak="0">
+  <w:abstractNum w:abstractNumId="24" w15:restartNumberingAfterBreak="0">
     <w:nsid w:val="68B536EB"/>
     <w:multiLevelType w:val="hybridMultilevel"/>
     <w:tmpl w:val="E680390C"/>
@@ -17243,7 +21867,7 @@
       </w:pPr>
     </w:lvl>
   </w:abstractNum>
-  <w:abstractNum w:abstractNumId="24" w15:restartNumberingAfterBreak="0">
+  <w:abstractNum w:abstractNumId="25" w15:restartNumberingAfterBreak="0">
     <w:nsid w:val="6FEA3D0B"/>
     <w:multiLevelType w:val="hybridMultilevel"/>
     <w:tmpl w:val="9C260CC2"/>
@@ -17336,7 +21960,7 @@
     <w:abstractNumId w:val="13"/>
   </w:num>
   <w:num w:numId="2" w16cid:durableId="963652636">
-    <w:abstractNumId w:val="21"/>
+    <w:abstractNumId w:val="22"/>
   </w:num>
   <w:num w:numId="3" w16cid:durableId="645427619">
     <w:abstractNumId w:val="10"/>
@@ -17357,7 +21981,7 @@
     <w:abstractNumId w:val="4"/>
   </w:num>
   <w:num w:numId="9" w16cid:durableId="1112700047">
-    <w:abstractNumId w:val="23"/>
+    <w:abstractNumId w:val="24"/>
   </w:num>
   <w:num w:numId="10" w16cid:durableId="1397967721">
     <w:abstractNumId w:val="12"/>
@@ -17378,10 +22002,10 @@
     <w:abstractNumId w:val="16"/>
   </w:num>
   <w:num w:numId="16" w16cid:durableId="818230766">
-    <w:abstractNumId w:val="24"/>
+    <w:abstractNumId w:val="25"/>
   </w:num>
   <w:num w:numId="17" w16cid:durableId="884214574">
-    <w:abstractNumId w:val="22"/>
+    <w:abstractNumId w:val="23"/>
   </w:num>
   <w:num w:numId="18" w16cid:durableId="1521897168">
     <w:abstractNumId w:val="18"/>
@@ -17406,6 +22030,9 @@
   </w:num>
   <w:num w:numId="25" w16cid:durableId="1737318676">
     <w:abstractNumId w:val="19"/>
+  </w:num>
+  <w:num w:numId="26" w16cid:durableId="1883053685">
+    <w:abstractNumId w:val="21"/>
   </w:num>
 </w:numbering>
 </file>
@@ -17916,7 +22543,6 @@
   <w:style w:type="character" w:default="1" w:styleId="DefaultParagraphFont">
     <w:name w:val="Default Paragraph Font"/>
     <w:uiPriority w:val="1"/>
-    <w:semiHidden/>
     <w:unhideWhenUsed/>
   </w:style>
   <w:style w:type="table" w:default="1" w:styleId="TableNormal">
@@ -18316,6 +22942,66 @@
       <w14:ligatures w14:val="none"/>
     </w:rPr>
   </w:style>
+  <w:style w:type="paragraph" w:styleId="Header">
+    <w:name w:val="header"/>
+    <w:basedOn w:val="Normal"/>
+    <w:link w:val="HeaderChar"/>
+    <w:uiPriority w:val="99"/>
+    <w:unhideWhenUsed/>
+    <w:rsid w:val="00D37D82"/>
+    <w:pPr>
+      <w:tabs>
+        <w:tab w:val="center" w:pos="4680"/>
+        <w:tab w:val="right" w:pos="9360"/>
+      </w:tabs>
+      <w:spacing w:after="0" w:line="240" w:lineRule="auto"/>
+    </w:pPr>
+  </w:style>
+  <w:style w:type="character" w:customStyle="1" w:styleId="HeaderChar">
+    <w:name w:val="Header Char"/>
+    <w:basedOn w:val="DefaultParagraphFont"/>
+    <w:link w:val="Header"/>
+    <w:uiPriority w:val="99"/>
+    <w:rsid w:val="00D37D82"/>
+    <w:rPr>
+      <w:rFonts w:asciiTheme="majorHAnsi" w:eastAsiaTheme="majorEastAsia" w:hAnsiTheme="majorHAnsi" w:cstheme="majorHAnsi"/>
+      <w:kern w:val="0"/>
+      <w:sz w:val="24"/>
+      <w:szCs w:val="24"/>
+      <w:lang w:bidi="fa-IR"/>
+      <w14:ligatures w14:val="none"/>
+    </w:rPr>
+  </w:style>
+  <w:style w:type="paragraph" w:styleId="Footer">
+    <w:name w:val="footer"/>
+    <w:basedOn w:val="Normal"/>
+    <w:link w:val="FooterChar"/>
+    <w:uiPriority w:val="99"/>
+    <w:unhideWhenUsed/>
+    <w:rsid w:val="00D37D82"/>
+    <w:pPr>
+      <w:tabs>
+        <w:tab w:val="center" w:pos="4680"/>
+        <w:tab w:val="right" w:pos="9360"/>
+      </w:tabs>
+      <w:spacing w:after="0" w:line="240" w:lineRule="auto"/>
+    </w:pPr>
+  </w:style>
+  <w:style w:type="character" w:customStyle="1" w:styleId="FooterChar">
+    <w:name w:val="Footer Char"/>
+    <w:basedOn w:val="DefaultParagraphFont"/>
+    <w:link w:val="Footer"/>
+    <w:uiPriority w:val="99"/>
+    <w:rsid w:val="00D37D82"/>
+    <w:rPr>
+      <w:rFonts w:asciiTheme="majorHAnsi" w:eastAsiaTheme="majorEastAsia" w:hAnsiTheme="majorHAnsi" w:cstheme="majorHAnsi"/>
+      <w:kern w:val="0"/>
+      <w:sz w:val="24"/>
+      <w:szCs w:val="24"/>
+      <w:lang w:bidi="fa-IR"/>
+      <w14:ligatures w14:val="none"/>
+    </w:rPr>
+  </w:style>
 </w:styles>
 </file>
 
